--- a/Anleitung_V23.docx
+++ b/Anleitung_V23.docx
@@ -123,7 +123,7 @@
           <w:r>
             <w:fldChar w:fldCharType="separate"/>
           </w:r>
-          <w:hyperlink w:anchor="_Toc238251712" w:history="1">
+          <w:hyperlink w:anchor="_Toc238020849" w:history="1">
             <w:r>
               <w:rPr>
                 <w:rStyle w:val="Hyperlink"/>
@@ -151,7 +151,7 @@
                 <w:noProof/>
                 <w:webHidden/>
               </w:rPr>
-              <w:instrText xml:space="preserve"> PAGEREF _Toc238251712 \h </w:instrText>
+              <w:instrText xml:space="preserve"> PAGEREF _Toc238020849 \h </w:instrText>
             </w:r>
             <w:r>
               <w:rPr>
@@ -196,7 +196,7 @@
               <w14:ligatures w14:val="standardContextual"/>
             </w:rPr>
           </w:pPr>
-          <w:hyperlink w:anchor="_Toc238251713" w:history="1">
+          <w:hyperlink w:anchor="_Toc238020850" w:history="1">
             <w:r>
               <w:rPr>
                 <w:rStyle w:val="Hyperlink"/>
@@ -224,7 +224,7 @@
                 <w:noProof/>
                 <w:webHidden/>
               </w:rPr>
-              <w:instrText xml:space="preserve"> PAGEREF _Toc238251713 \h </w:instrText>
+              <w:instrText xml:space="preserve"> PAGEREF _Toc238020850 \h </w:instrText>
             </w:r>
             <w:r>
               <w:rPr>
@@ -269,7 +269,7 @@
               <w14:ligatures w14:val="standardContextual"/>
             </w:rPr>
           </w:pPr>
-          <w:hyperlink w:anchor="_Toc238251714" w:history="1">
+          <w:hyperlink w:anchor="_Toc238020851" w:history="1">
             <w:r>
               <w:rPr>
                 <w:rStyle w:val="Hyperlink"/>
@@ -297,7 +297,7 @@
                 <w:noProof/>
                 <w:webHidden/>
               </w:rPr>
-              <w:instrText xml:space="preserve"> PAGEREF _Toc238251714 \h </w:instrText>
+              <w:instrText xml:space="preserve"> PAGEREF _Toc238020851 \h </w:instrText>
             </w:r>
             <w:r>
               <w:rPr>
@@ -342,7 +342,7 @@
               <w14:ligatures w14:val="standardContextual"/>
             </w:rPr>
           </w:pPr>
-          <w:hyperlink w:anchor="_Toc238251715" w:history="1">
+          <w:hyperlink w:anchor="_Toc238020852" w:history="1">
             <w:r>
               <w:rPr>
                 <w:rStyle w:val="Hyperlink"/>
@@ -370,7 +370,7 @@
                 <w:noProof/>
                 <w:webHidden/>
               </w:rPr>
-              <w:instrText xml:space="preserve"> PAGEREF _Toc238251715 \h </w:instrText>
+              <w:instrText xml:space="preserve"> PAGEREF _Toc238020852 \h </w:instrText>
             </w:r>
             <w:r>
               <w:rPr>
@@ -415,7 +415,7 @@
               <w14:ligatures w14:val="standardContextual"/>
             </w:rPr>
           </w:pPr>
-          <w:hyperlink w:anchor="_Toc238251716" w:history="1">
+          <w:hyperlink w:anchor="_Toc238020853" w:history="1">
             <w:r>
               <w:rPr>
                 <w:rStyle w:val="Hyperlink"/>
@@ -443,7 +443,7 @@
                 <w:noProof/>
                 <w:webHidden/>
               </w:rPr>
-              <w:instrText xml:space="preserve"> PAGEREF _Toc238251716 \h </w:instrText>
+              <w:instrText xml:space="preserve"> PAGEREF _Toc238020853 \h </w:instrText>
             </w:r>
             <w:r>
               <w:rPr>
@@ -488,7 +488,7 @@
               <w14:ligatures w14:val="standardContextual"/>
             </w:rPr>
           </w:pPr>
-          <w:hyperlink w:anchor="_Toc238251717" w:history="1">
+          <w:hyperlink w:anchor="_Toc238020854" w:history="1">
             <w:r>
               <w:rPr>
                 <w:rStyle w:val="Hyperlink"/>
@@ -516,7 +516,7 @@
                 <w:noProof/>
                 <w:webHidden/>
               </w:rPr>
-              <w:instrText xml:space="preserve"> PAGEREF _Toc238251717 \h </w:instrText>
+              <w:instrText xml:space="preserve"> PAGEREF _Toc238020854 \h </w:instrText>
             </w:r>
             <w:r>
               <w:rPr>
@@ -561,7 +561,7 @@
               <w14:ligatures w14:val="standardContextual"/>
             </w:rPr>
           </w:pPr>
-          <w:hyperlink w:anchor="_Toc238251718" w:history="1">
+          <w:hyperlink w:anchor="_Toc238020855" w:history="1">
             <w:r>
               <w:rPr>
                 <w:rStyle w:val="Hyperlink"/>
@@ -589,7 +589,7 @@
                 <w:noProof/>
                 <w:webHidden/>
               </w:rPr>
-              <w:instrText xml:space="preserve"> PAGEREF _Toc238251718 \h </w:instrText>
+              <w:instrText xml:space="preserve"> PAGEREF _Toc238020855 \h </w:instrText>
             </w:r>
             <w:r>
               <w:rPr>
@@ -634,7 +634,7 @@
               <w14:ligatures w14:val="standardContextual"/>
             </w:rPr>
           </w:pPr>
-          <w:hyperlink w:anchor="_Toc238251719" w:history="1">
+          <w:hyperlink w:anchor="_Toc238020856" w:history="1">
             <w:r>
               <w:rPr>
                 <w:rStyle w:val="Hyperlink"/>
@@ -662,7 +662,7 @@
                 <w:noProof/>
                 <w:webHidden/>
               </w:rPr>
-              <w:instrText xml:space="preserve"> PAGEREF _Toc238251719 \h </w:instrText>
+              <w:instrText xml:space="preserve"> PAGEREF _Toc238020856 \h </w:instrText>
             </w:r>
             <w:r>
               <w:rPr>
@@ -707,7 +707,7 @@
               <w14:ligatures w14:val="standardContextual"/>
             </w:rPr>
           </w:pPr>
-          <w:hyperlink w:anchor="_Toc238251720" w:history="1">
+          <w:hyperlink w:anchor="_Toc238020857" w:history="1">
             <w:r>
               <w:rPr>
                 <w:rStyle w:val="Hyperlink"/>
@@ -735,7 +735,7 @@
                 <w:noProof/>
                 <w:webHidden/>
               </w:rPr>
-              <w:instrText xml:space="preserve"> PAGEREF _Toc238251720 \h </w:instrText>
+              <w:instrText xml:space="preserve"> PAGEREF _Toc238020857 \h </w:instrText>
             </w:r>
             <w:r>
               <w:rPr>
@@ -780,7 +780,7 @@
               <w14:ligatures w14:val="standardContextual"/>
             </w:rPr>
           </w:pPr>
-          <w:hyperlink w:anchor="_Toc238251721" w:history="1">
+          <w:hyperlink w:anchor="_Toc238020858" w:history="1">
             <w:r>
               <w:rPr>
                 <w:rStyle w:val="Hyperlink"/>
@@ -808,7 +808,7 @@
                 <w:noProof/>
                 <w:webHidden/>
               </w:rPr>
-              <w:instrText xml:space="preserve"> PAGEREF _Toc238251721 \h </w:instrText>
+              <w:instrText xml:space="preserve"> PAGEREF _Toc238020858 \h </w:instrText>
             </w:r>
             <w:r>
               <w:rPr>
@@ -853,7 +853,7 @@
               <w14:ligatures w14:val="standardContextual"/>
             </w:rPr>
           </w:pPr>
-          <w:hyperlink w:anchor="_Toc238251722" w:history="1">
+          <w:hyperlink w:anchor="_Toc238020859" w:history="1">
             <w:r>
               <w:rPr>
                 <w:rStyle w:val="Hyperlink"/>
@@ -881,7 +881,7 @@
                 <w:noProof/>
                 <w:webHidden/>
               </w:rPr>
-              <w:instrText xml:space="preserve"> PAGEREF _Toc238251722 \h </w:instrText>
+              <w:instrText xml:space="preserve"> PAGEREF _Toc238020859 \h </w:instrText>
             </w:r>
             <w:r>
               <w:rPr>
@@ -926,7 +926,7 @@
               <w14:ligatures w14:val="standardContextual"/>
             </w:rPr>
           </w:pPr>
-          <w:hyperlink w:anchor="_Toc238251723" w:history="1">
+          <w:hyperlink w:anchor="_Toc238020860" w:history="1">
             <w:r>
               <w:rPr>
                 <w:rStyle w:val="Hyperlink"/>
@@ -954,7 +954,7 @@
                 <w:noProof/>
                 <w:webHidden/>
               </w:rPr>
-              <w:instrText xml:space="preserve"> PAGEREF _Toc238251723 \h </w:instrText>
+              <w:instrText xml:space="preserve"> PAGEREF _Toc238020860 \h </w:instrText>
             </w:r>
             <w:r>
               <w:rPr>
@@ -999,7 +999,7 @@
               <w14:ligatures w14:val="standardContextual"/>
             </w:rPr>
           </w:pPr>
-          <w:hyperlink w:anchor="_Toc238251724" w:history="1">
+          <w:hyperlink w:anchor="_Toc238020861" w:history="1">
             <w:r>
               <w:rPr>
                 <w:rStyle w:val="Hyperlink"/>
@@ -1027,7 +1027,7 @@
                 <w:noProof/>
                 <w:webHidden/>
               </w:rPr>
-              <w:instrText xml:space="preserve"> PAGEREF _Toc238251724 \h </w:instrText>
+              <w:instrText xml:space="preserve"> PAGEREF _Toc238020861 \h </w:instrText>
             </w:r>
             <w:r>
               <w:rPr>
@@ -1072,7 +1072,7 @@
               <w14:ligatures w14:val="standardContextual"/>
             </w:rPr>
           </w:pPr>
-          <w:hyperlink w:anchor="_Toc238251725" w:history="1">
+          <w:hyperlink w:anchor="_Toc238020862" w:history="1">
             <w:r>
               <w:rPr>
                 <w:rStyle w:val="Hyperlink"/>
@@ -1100,7 +1100,7 @@
                 <w:noProof/>
                 <w:webHidden/>
               </w:rPr>
-              <w:instrText xml:space="preserve"> PAGEREF _Toc238251725 \h </w:instrText>
+              <w:instrText xml:space="preserve"> PAGEREF _Toc238020862 \h </w:instrText>
             </w:r>
             <w:r>
               <w:rPr>
@@ -1145,7 +1145,7 @@
               <w14:ligatures w14:val="standardContextual"/>
             </w:rPr>
           </w:pPr>
-          <w:hyperlink w:anchor="_Toc238251726" w:history="1">
+          <w:hyperlink w:anchor="_Toc238020863" w:history="1">
             <w:r>
               <w:rPr>
                 <w:rStyle w:val="Hyperlink"/>
@@ -1173,7 +1173,7 @@
                 <w:noProof/>
                 <w:webHidden/>
               </w:rPr>
-              <w:instrText xml:space="preserve"> PAGEREF _Toc238251726 \h </w:instrText>
+              <w:instrText xml:space="preserve"> PAGEREF _Toc238020863 \h </w:instrText>
             </w:r>
             <w:r>
               <w:rPr>
@@ -1218,7 +1218,7 @@
               <w14:ligatures w14:val="standardContextual"/>
             </w:rPr>
           </w:pPr>
-          <w:hyperlink w:anchor="_Toc238251727" w:history="1">
+          <w:hyperlink w:anchor="_Toc238020864" w:history="1">
             <w:r>
               <w:rPr>
                 <w:rStyle w:val="Hyperlink"/>
@@ -1246,7 +1246,7 @@
                 <w:noProof/>
                 <w:webHidden/>
               </w:rPr>
-              <w:instrText xml:space="preserve"> PAGEREF _Toc238251727 \h </w:instrText>
+              <w:instrText xml:space="preserve"> PAGEREF _Toc238020864 \h </w:instrText>
             </w:r>
             <w:r>
               <w:rPr>
@@ -1291,7 +1291,7 @@
               <w14:ligatures w14:val="standardContextual"/>
             </w:rPr>
           </w:pPr>
-          <w:hyperlink w:anchor="_Toc238251728" w:history="1">
+          <w:hyperlink w:anchor="_Toc238020865" w:history="1">
             <w:r>
               <w:rPr>
                 <w:rStyle w:val="Hyperlink"/>
@@ -1319,7 +1319,7 @@
                 <w:noProof/>
                 <w:webHidden/>
               </w:rPr>
-              <w:instrText xml:space="preserve"> PAGEREF _Toc238251728 \h </w:instrText>
+              <w:instrText xml:space="preserve"> PAGEREF _Toc238020865 \h </w:instrText>
             </w:r>
             <w:r>
               <w:rPr>
@@ -1364,7 +1364,7 @@
               <w14:ligatures w14:val="standardContextual"/>
             </w:rPr>
           </w:pPr>
-          <w:hyperlink w:anchor="_Toc238251729" w:history="1">
+          <w:hyperlink w:anchor="_Toc238020866" w:history="1">
             <w:r>
               <w:rPr>
                 <w:rStyle w:val="Hyperlink"/>
@@ -1392,7 +1392,7 @@
                 <w:noProof/>
                 <w:webHidden/>
               </w:rPr>
-              <w:instrText xml:space="preserve"> PAGEREF _Toc238251729 \h </w:instrText>
+              <w:instrText xml:space="preserve"> PAGEREF _Toc238020866 \h </w:instrText>
             </w:r>
             <w:r>
               <w:rPr>
@@ -1437,7 +1437,7 @@
               <w14:ligatures w14:val="standardContextual"/>
             </w:rPr>
           </w:pPr>
-          <w:hyperlink w:anchor="_Toc238251730" w:history="1">
+          <w:hyperlink w:anchor="_Toc238020867" w:history="1">
             <w:r>
               <w:rPr>
                 <w:rStyle w:val="Hyperlink"/>
@@ -1465,7 +1465,7 @@
                 <w:noProof/>
                 <w:webHidden/>
               </w:rPr>
-              <w:instrText xml:space="preserve"> PAGEREF _Toc238251730 \h </w:instrText>
+              <w:instrText xml:space="preserve"> PAGEREF _Toc238020867 \h </w:instrText>
             </w:r>
             <w:r>
               <w:rPr>
@@ -1510,7 +1510,7 @@
               <w14:ligatures w14:val="standardContextual"/>
             </w:rPr>
           </w:pPr>
-          <w:hyperlink w:anchor="_Toc238251731" w:history="1">
+          <w:hyperlink w:anchor="_Toc238020868" w:history="1">
             <w:r>
               <w:rPr>
                 <w:rStyle w:val="Hyperlink"/>
@@ -1538,7 +1538,7 @@
                 <w:noProof/>
                 <w:webHidden/>
               </w:rPr>
-              <w:instrText xml:space="preserve"> PAGEREF _Toc238251731 \h </w:instrText>
+              <w:instrText xml:space="preserve"> PAGEREF _Toc238020868 \h </w:instrText>
             </w:r>
             <w:r>
               <w:rPr>
@@ -1583,7 +1583,7 @@
               <w14:ligatures w14:val="standardContextual"/>
             </w:rPr>
           </w:pPr>
-          <w:hyperlink w:anchor="_Toc238251732" w:history="1">
+          <w:hyperlink w:anchor="_Toc238020869" w:history="1">
             <w:r>
               <w:rPr>
                 <w:rStyle w:val="Hyperlink"/>
@@ -1611,7 +1611,7 @@
                 <w:noProof/>
                 <w:webHidden/>
               </w:rPr>
-              <w:instrText xml:space="preserve"> PAGEREF _Toc238251732 \h </w:instrText>
+              <w:instrText xml:space="preserve"> PAGEREF _Toc238020869 \h </w:instrText>
             </w:r>
             <w:r>
               <w:rPr>
@@ -1656,7 +1656,7 @@
               <w14:ligatures w14:val="standardContextual"/>
             </w:rPr>
           </w:pPr>
-          <w:hyperlink w:anchor="_Toc238251733" w:history="1">
+          <w:hyperlink w:anchor="_Toc238020870" w:history="1">
             <w:r>
               <w:rPr>
                 <w:rStyle w:val="Hyperlink"/>
@@ -1684,7 +1684,7 @@
                 <w:noProof/>
                 <w:webHidden/>
               </w:rPr>
-              <w:instrText xml:space="preserve"> PAGEREF _Toc238251733 \h </w:instrText>
+              <w:instrText xml:space="preserve"> PAGEREF _Toc238020870 \h </w:instrText>
             </w:r>
             <w:r>
               <w:rPr>
@@ -1729,7 +1729,7 @@
               <w14:ligatures w14:val="standardContextual"/>
             </w:rPr>
           </w:pPr>
-          <w:hyperlink w:anchor="_Toc238251734" w:history="1">
+          <w:hyperlink w:anchor="_Toc238020871" w:history="1">
             <w:r>
               <w:rPr>
                 <w:rStyle w:val="Hyperlink"/>
@@ -1757,7 +1757,7 @@
                 <w:noProof/>
                 <w:webHidden/>
               </w:rPr>
-              <w:instrText xml:space="preserve"> PAGEREF _Toc238251734 \h </w:instrText>
+              <w:instrText xml:space="preserve"> PAGEREF _Toc238020871 \h </w:instrText>
             </w:r>
             <w:r>
               <w:rPr>
@@ -1802,7 +1802,7 @@
               <w14:ligatures w14:val="standardContextual"/>
             </w:rPr>
           </w:pPr>
-          <w:hyperlink w:anchor="_Toc238251735" w:history="1">
+          <w:hyperlink w:anchor="_Toc238020872" w:history="1">
             <w:r>
               <w:rPr>
                 <w:rStyle w:val="Hyperlink"/>
@@ -1830,7 +1830,7 @@
                 <w:noProof/>
                 <w:webHidden/>
               </w:rPr>
-              <w:instrText xml:space="preserve"> PAGEREF _Toc238251735 \h </w:instrText>
+              <w:instrText xml:space="preserve"> PAGEREF _Toc238020872 \h </w:instrText>
             </w:r>
             <w:r>
               <w:rPr>
@@ -1875,7 +1875,7 @@
               <w14:ligatures w14:val="standardContextual"/>
             </w:rPr>
           </w:pPr>
-          <w:hyperlink w:anchor="_Toc238251736" w:history="1">
+          <w:hyperlink w:anchor="_Toc238020873" w:history="1">
             <w:r>
               <w:rPr>
                 <w:rStyle w:val="Hyperlink"/>
@@ -1903,7 +1903,7 @@
                 <w:noProof/>
                 <w:webHidden/>
               </w:rPr>
-              <w:instrText xml:space="preserve"> PAGEREF _Toc238251736 \h </w:instrText>
+              <w:instrText xml:space="preserve"> PAGEREF _Toc238020873 \h </w:instrText>
             </w:r>
             <w:r>
               <w:rPr>
@@ -1948,7 +1948,7 @@
               <w14:ligatures w14:val="standardContextual"/>
             </w:rPr>
           </w:pPr>
-          <w:hyperlink w:anchor="_Toc238251737" w:history="1">
+          <w:hyperlink w:anchor="_Toc238020874" w:history="1">
             <w:r>
               <w:rPr>
                 <w:rStyle w:val="Hyperlink"/>
@@ -1976,7 +1976,7 @@
                 <w:noProof/>
                 <w:webHidden/>
               </w:rPr>
-              <w:instrText xml:space="preserve"> PAGEREF _Toc238251737 \h </w:instrText>
+              <w:instrText xml:space="preserve"> PAGEREF _Toc238020874 \h </w:instrText>
             </w:r>
             <w:r>
               <w:rPr>
@@ -2021,7 +2021,7 @@
               <w14:ligatures w14:val="standardContextual"/>
             </w:rPr>
           </w:pPr>
-          <w:hyperlink w:anchor="_Toc238251738" w:history="1">
+          <w:hyperlink w:anchor="_Toc238020875" w:history="1">
             <w:r>
               <w:rPr>
                 <w:rStyle w:val="Hyperlink"/>
@@ -2049,7 +2049,7 @@
                 <w:noProof/>
                 <w:webHidden/>
               </w:rPr>
-              <w:instrText xml:space="preserve"> PAGEREF _Toc238251738 \h </w:instrText>
+              <w:instrText xml:space="preserve"> PAGEREF _Toc238020875 \h </w:instrText>
             </w:r>
             <w:r>
               <w:rPr>
@@ -2094,7 +2094,7 @@
               <w14:ligatures w14:val="standardContextual"/>
             </w:rPr>
           </w:pPr>
-          <w:hyperlink w:anchor="_Toc238251739" w:history="1">
+          <w:hyperlink w:anchor="_Toc238020876" w:history="1">
             <w:r>
               <w:rPr>
                 <w:rStyle w:val="Hyperlink"/>
@@ -2122,7 +2122,7 @@
                 <w:noProof/>
                 <w:webHidden/>
               </w:rPr>
-              <w:instrText xml:space="preserve"> PAGEREF _Toc238251739 \h </w:instrText>
+              <w:instrText xml:space="preserve"> PAGEREF _Toc238020876 \h </w:instrText>
             </w:r>
             <w:r>
               <w:rPr>
@@ -2167,7 +2167,7 @@
               <w14:ligatures w14:val="standardContextual"/>
             </w:rPr>
           </w:pPr>
-          <w:hyperlink w:anchor="_Toc238251740" w:history="1">
+          <w:hyperlink w:anchor="_Toc238020877" w:history="1">
             <w:r>
               <w:rPr>
                 <w:rStyle w:val="Hyperlink"/>
@@ -2195,7 +2195,7 @@
                 <w:noProof/>
                 <w:webHidden/>
               </w:rPr>
-              <w:instrText xml:space="preserve"> PAGEREF _Toc238251740 \h </w:instrText>
+              <w:instrText xml:space="preserve"> PAGEREF _Toc238020877 \h </w:instrText>
             </w:r>
             <w:r>
               <w:rPr>
@@ -2240,7 +2240,7 @@
               <w14:ligatures w14:val="standardContextual"/>
             </w:rPr>
           </w:pPr>
-          <w:hyperlink w:anchor="_Toc238251741" w:history="1">
+          <w:hyperlink w:anchor="_Toc238020878" w:history="1">
             <w:r>
               <w:rPr>
                 <w:rStyle w:val="Hyperlink"/>
@@ -2268,7 +2268,7 @@
                 <w:noProof/>
                 <w:webHidden/>
               </w:rPr>
-              <w:instrText xml:space="preserve"> PAGEREF _Toc238251741 \h </w:instrText>
+              <w:instrText xml:space="preserve"> PAGEREF _Toc238020878 \h </w:instrText>
             </w:r>
             <w:r>
               <w:rPr>
@@ -2313,7 +2313,7 @@
               <w14:ligatures w14:val="standardContextual"/>
             </w:rPr>
           </w:pPr>
-          <w:hyperlink w:anchor="_Toc238251742" w:history="1">
+          <w:hyperlink w:anchor="_Toc238020879" w:history="1">
             <w:r>
               <w:rPr>
                 <w:rStyle w:val="Hyperlink"/>
@@ -2341,7 +2341,7 @@
                 <w:noProof/>
                 <w:webHidden/>
               </w:rPr>
-              <w:instrText xml:space="preserve"> PAGEREF _Toc238251742 \h </w:instrText>
+              <w:instrText xml:space="preserve"> PAGEREF _Toc238020879 \h </w:instrText>
             </w:r>
             <w:r>
               <w:rPr>
@@ -2386,7 +2386,7 @@
               <w14:ligatures w14:val="standardContextual"/>
             </w:rPr>
           </w:pPr>
-          <w:hyperlink w:anchor="_Toc238251743" w:history="1">
+          <w:hyperlink w:anchor="_Toc238020880" w:history="1">
             <w:r>
               <w:rPr>
                 <w:rStyle w:val="Hyperlink"/>
@@ -2414,7 +2414,7 @@
                 <w:noProof/>
                 <w:webHidden/>
               </w:rPr>
-              <w:instrText xml:space="preserve"> PAGEREF _Toc238251743 \h </w:instrText>
+              <w:instrText xml:space="preserve"> PAGEREF _Toc238020880 \h </w:instrText>
             </w:r>
             <w:r>
               <w:rPr>
@@ -2459,7 +2459,7 @@
               <w14:ligatures w14:val="standardContextual"/>
             </w:rPr>
           </w:pPr>
-          <w:hyperlink w:anchor="_Toc238251744" w:history="1">
+          <w:hyperlink w:anchor="_Toc238020881" w:history="1">
             <w:r>
               <w:rPr>
                 <w:rStyle w:val="Hyperlink"/>
@@ -2487,7 +2487,7 @@
                 <w:noProof/>
                 <w:webHidden/>
               </w:rPr>
-              <w:instrText xml:space="preserve"> PAGEREF _Toc238251744 \h </w:instrText>
+              <w:instrText xml:space="preserve"> PAGEREF _Toc238020881 \h </w:instrText>
             </w:r>
             <w:r>
               <w:rPr>
@@ -2532,7 +2532,7 @@
               <w14:ligatures w14:val="standardContextual"/>
             </w:rPr>
           </w:pPr>
-          <w:hyperlink w:anchor="_Toc238251745" w:history="1">
+          <w:hyperlink w:anchor="_Toc238020882" w:history="1">
             <w:r>
               <w:rPr>
                 <w:rStyle w:val="Hyperlink"/>
@@ -2560,7 +2560,7 @@
                 <w:noProof/>
                 <w:webHidden/>
               </w:rPr>
-              <w:instrText xml:space="preserve"> PAGEREF _Toc238251745 \h </w:instrText>
+              <w:instrText xml:space="preserve"> PAGEREF _Toc238020882 \h </w:instrText>
             </w:r>
             <w:r>
               <w:rPr>
@@ -2605,7 +2605,7 @@
               <w14:ligatures w14:val="standardContextual"/>
             </w:rPr>
           </w:pPr>
-          <w:hyperlink w:anchor="_Toc238251746" w:history="1">
+          <w:hyperlink w:anchor="_Toc238020883" w:history="1">
             <w:r>
               <w:rPr>
                 <w:rStyle w:val="Hyperlink"/>
@@ -2633,7 +2633,7 @@
                 <w:noProof/>
                 <w:webHidden/>
               </w:rPr>
-              <w:instrText xml:space="preserve"> PAGEREF _Toc238251746 \h </w:instrText>
+              <w:instrText xml:space="preserve"> PAGEREF _Toc238020883 \h </w:instrText>
             </w:r>
             <w:r>
               <w:rPr>
@@ -2678,7 +2678,7 @@
               <w14:ligatures w14:val="standardContextual"/>
             </w:rPr>
           </w:pPr>
-          <w:hyperlink w:anchor="_Toc238251747" w:history="1">
+          <w:hyperlink w:anchor="_Toc238020884" w:history="1">
             <w:r>
               <w:rPr>
                 <w:rStyle w:val="Hyperlink"/>
@@ -2706,7 +2706,7 @@
                 <w:noProof/>
                 <w:webHidden/>
               </w:rPr>
-              <w:instrText xml:space="preserve"> PAGEREF _Toc238251747 \h </w:instrText>
+              <w:instrText xml:space="preserve"> PAGEREF _Toc238020884 \h </w:instrText>
             </w:r>
             <w:r>
               <w:rPr>
@@ -2751,7 +2751,7 @@
               <w14:ligatures w14:val="standardContextual"/>
             </w:rPr>
           </w:pPr>
-          <w:hyperlink w:anchor="_Toc238251748" w:history="1">
+          <w:hyperlink w:anchor="_Toc238020885" w:history="1">
             <w:r>
               <w:rPr>
                 <w:rStyle w:val="Hyperlink"/>
@@ -2779,7 +2779,7 @@
                 <w:noProof/>
                 <w:webHidden/>
               </w:rPr>
-              <w:instrText xml:space="preserve"> PAGEREF _Toc238251748 \h </w:instrText>
+              <w:instrText xml:space="preserve"> PAGEREF _Toc238020885 \h </w:instrText>
             </w:r>
             <w:r>
               <w:rPr>
@@ -2824,7 +2824,7 @@
               <w14:ligatures w14:val="standardContextual"/>
             </w:rPr>
           </w:pPr>
-          <w:hyperlink w:anchor="_Toc238251749" w:history="1">
+          <w:hyperlink w:anchor="_Toc238020886" w:history="1">
             <w:r>
               <w:rPr>
                 <w:rStyle w:val="Hyperlink"/>
@@ -2852,7 +2852,7 @@
                 <w:noProof/>
                 <w:webHidden/>
               </w:rPr>
-              <w:instrText xml:space="preserve"> PAGEREF _Toc238251749 \h </w:instrText>
+              <w:instrText xml:space="preserve"> PAGEREF _Toc238020886 \h </w:instrText>
             </w:r>
             <w:r>
               <w:rPr>
@@ -2897,7 +2897,7 @@
               <w14:ligatures w14:val="standardContextual"/>
             </w:rPr>
           </w:pPr>
-          <w:hyperlink w:anchor="_Toc238251750" w:history="1">
+          <w:hyperlink w:anchor="_Toc238020887" w:history="1">
             <w:r>
               <w:rPr>
                 <w:rStyle w:val="Hyperlink"/>
@@ -2925,7 +2925,7 @@
                 <w:noProof/>
                 <w:webHidden/>
               </w:rPr>
-              <w:instrText xml:space="preserve"> PAGEREF _Toc238251750 \h </w:instrText>
+              <w:instrText xml:space="preserve"> PAGEREF _Toc238020887 \h </w:instrText>
             </w:r>
             <w:r>
               <w:rPr>
@@ -2970,7 +2970,7 @@
               <w14:ligatures w14:val="standardContextual"/>
             </w:rPr>
           </w:pPr>
-          <w:hyperlink w:anchor="_Toc238251751" w:history="1">
+          <w:hyperlink w:anchor="_Toc238020888" w:history="1">
             <w:r>
               <w:rPr>
                 <w:rStyle w:val="Hyperlink"/>
@@ -2998,7 +2998,7 @@
                 <w:noProof/>
                 <w:webHidden/>
               </w:rPr>
-              <w:instrText xml:space="preserve"> PAGEREF _Toc238251751 \h </w:instrText>
+              <w:instrText xml:space="preserve"> PAGEREF _Toc238020888 \h </w:instrText>
             </w:r>
             <w:r>
               <w:rPr>
@@ -3043,7 +3043,7 @@
               <w14:ligatures w14:val="standardContextual"/>
             </w:rPr>
           </w:pPr>
-          <w:hyperlink w:anchor="_Toc238251752" w:history="1">
+          <w:hyperlink w:anchor="_Toc238020889" w:history="1">
             <w:r>
               <w:rPr>
                 <w:rStyle w:val="Hyperlink"/>
@@ -3071,7 +3071,7 @@
                 <w:noProof/>
                 <w:webHidden/>
               </w:rPr>
-              <w:instrText xml:space="preserve"> PAGEREF _Toc238251752 \h </w:instrText>
+              <w:instrText xml:space="preserve"> PAGEREF _Toc238020889 \h </w:instrText>
             </w:r>
             <w:r>
               <w:rPr>
@@ -3116,7 +3116,7 @@
               <w14:ligatures w14:val="standardContextual"/>
             </w:rPr>
           </w:pPr>
-          <w:hyperlink w:anchor="_Toc238251753" w:history="1">
+          <w:hyperlink w:anchor="_Toc238020890" w:history="1">
             <w:r>
               <w:rPr>
                 <w:rStyle w:val="Hyperlink"/>
@@ -3144,7 +3144,7 @@
                 <w:noProof/>
                 <w:webHidden/>
               </w:rPr>
-              <w:instrText xml:space="preserve"> PAGEREF _Toc238251753 \h </w:instrText>
+              <w:instrText xml:space="preserve"> PAGEREF _Toc238020890 \h </w:instrText>
             </w:r>
             <w:r>
               <w:rPr>
@@ -3189,7 +3189,7 @@
               <w14:ligatures w14:val="standardContextual"/>
             </w:rPr>
           </w:pPr>
-          <w:hyperlink w:anchor="_Toc238251754" w:history="1">
+          <w:hyperlink w:anchor="_Toc238020891" w:history="1">
             <w:r>
               <w:rPr>
                 <w:rStyle w:val="Hyperlink"/>
@@ -3217,7 +3217,7 @@
                 <w:noProof/>
                 <w:webHidden/>
               </w:rPr>
-              <w:instrText xml:space="preserve"> PAGEREF _Toc238251754 \h </w:instrText>
+              <w:instrText xml:space="preserve"> PAGEREF _Toc238020891 \h </w:instrText>
             </w:r>
             <w:r>
               <w:rPr>
@@ -3262,7 +3262,7 @@
               <w14:ligatures w14:val="standardContextual"/>
             </w:rPr>
           </w:pPr>
-          <w:hyperlink w:anchor="_Toc238251755" w:history="1">
+          <w:hyperlink w:anchor="_Toc238020892" w:history="1">
             <w:r>
               <w:rPr>
                 <w:rStyle w:val="Hyperlink"/>
@@ -3290,7 +3290,7 @@
                 <w:noProof/>
                 <w:webHidden/>
               </w:rPr>
-              <w:instrText xml:space="preserve"> PAGEREF _Toc238251755 \h </w:instrText>
+              <w:instrText xml:space="preserve"> PAGEREF _Toc238020892 \h </w:instrText>
             </w:r>
             <w:r>
               <w:rPr>
@@ -3335,7 +3335,7 @@
               <w14:ligatures w14:val="standardContextual"/>
             </w:rPr>
           </w:pPr>
-          <w:hyperlink w:anchor="_Toc238251756" w:history="1">
+          <w:hyperlink w:anchor="_Toc238020893" w:history="1">
             <w:r>
               <w:rPr>
                 <w:rStyle w:val="Hyperlink"/>
@@ -3363,7 +3363,7 @@
                 <w:noProof/>
                 <w:webHidden/>
               </w:rPr>
-              <w:instrText xml:space="preserve"> PAGEREF _Toc238251756 \h </w:instrText>
+              <w:instrText xml:space="preserve"> PAGEREF _Toc238020893 \h </w:instrText>
             </w:r>
             <w:r>
               <w:rPr>
@@ -3408,7 +3408,7 @@
               <w14:ligatures w14:val="standardContextual"/>
             </w:rPr>
           </w:pPr>
-          <w:hyperlink w:anchor="_Toc238251757" w:history="1">
+          <w:hyperlink w:anchor="_Toc238020894" w:history="1">
             <w:r>
               <w:rPr>
                 <w:rStyle w:val="Hyperlink"/>
@@ -3436,7 +3436,7 @@
                 <w:noProof/>
                 <w:webHidden/>
               </w:rPr>
-              <w:instrText xml:space="preserve"> PAGEREF _Toc238251757 \h </w:instrText>
+              <w:instrText xml:space="preserve"> PAGEREF _Toc238020894 \h </w:instrText>
             </w:r>
             <w:r>
               <w:rPr>
@@ -3481,7 +3481,7 @@
               <w14:ligatures w14:val="standardContextual"/>
             </w:rPr>
           </w:pPr>
-          <w:hyperlink w:anchor="_Toc238251758" w:history="1">
+          <w:hyperlink w:anchor="_Toc238020895" w:history="1">
             <w:r>
               <w:rPr>
                 <w:rStyle w:val="Hyperlink"/>
@@ -3509,7 +3509,7 @@
                 <w:noProof/>
                 <w:webHidden/>
               </w:rPr>
-              <w:instrText xml:space="preserve"> PAGEREF _Toc238251758 \h </w:instrText>
+              <w:instrText xml:space="preserve"> PAGEREF _Toc238020895 \h </w:instrText>
             </w:r>
             <w:r>
               <w:rPr>
@@ -3554,7 +3554,7 @@
               <w14:ligatures w14:val="standardContextual"/>
             </w:rPr>
           </w:pPr>
-          <w:hyperlink w:anchor="_Toc238251759" w:history="1">
+          <w:hyperlink w:anchor="_Toc238020896" w:history="1">
             <w:r>
               <w:rPr>
                 <w:rStyle w:val="Hyperlink"/>
@@ -3582,7 +3582,7 @@
                 <w:noProof/>
                 <w:webHidden/>
               </w:rPr>
-              <w:instrText xml:space="preserve"> PAGEREF _Toc238251759 \h </w:instrText>
+              <w:instrText xml:space="preserve"> PAGEREF _Toc238020896 \h </w:instrText>
             </w:r>
             <w:r>
               <w:rPr>
@@ -3627,7 +3627,7 @@
               <w14:ligatures w14:val="standardContextual"/>
             </w:rPr>
           </w:pPr>
-          <w:hyperlink w:anchor="_Toc238251760" w:history="1">
+          <w:hyperlink w:anchor="_Toc238020897" w:history="1">
             <w:r>
               <w:rPr>
                 <w:rStyle w:val="Hyperlink"/>
@@ -3655,7 +3655,7 @@
                 <w:noProof/>
                 <w:webHidden/>
               </w:rPr>
-              <w:instrText xml:space="preserve"> PAGEREF _Toc238251760 \h </w:instrText>
+              <w:instrText xml:space="preserve"> PAGEREF _Toc238020897 \h </w:instrText>
             </w:r>
             <w:r>
               <w:rPr>
@@ -3700,7 +3700,7 @@
               <w14:ligatures w14:val="standardContextual"/>
             </w:rPr>
           </w:pPr>
-          <w:hyperlink w:anchor="_Toc238251761" w:history="1">
+          <w:hyperlink w:anchor="_Toc238020898" w:history="1">
             <w:r>
               <w:rPr>
                 <w:rStyle w:val="Hyperlink"/>
@@ -3728,7 +3728,7 @@
                 <w:noProof/>
                 <w:webHidden/>
               </w:rPr>
-              <w:instrText xml:space="preserve"> PAGEREF _Toc238251761 \h </w:instrText>
+              <w:instrText xml:space="preserve"> PAGEREF _Toc238020898 \h </w:instrText>
             </w:r>
             <w:r>
               <w:rPr>
@@ -3773,7 +3773,7 @@
               <w14:ligatures w14:val="standardContextual"/>
             </w:rPr>
           </w:pPr>
-          <w:hyperlink w:anchor="_Toc238251762" w:history="1">
+          <w:hyperlink w:anchor="_Toc238020899" w:history="1">
             <w:r>
               <w:rPr>
                 <w:rStyle w:val="Hyperlink"/>
@@ -3800,7 +3800,7 @@
                 <w:noProof/>
                 <w:webHidden/>
               </w:rPr>
-              <w:instrText xml:space="preserve"> PAGEREF _Toc238251762 \h </w:instrText>
+              <w:instrText xml:space="preserve"> PAGEREF _Toc238020899 \h </w:instrText>
             </w:r>
             <w:r>
               <w:rPr>
@@ -3845,7 +3845,7 @@
               <w14:ligatures w14:val="standardContextual"/>
             </w:rPr>
           </w:pPr>
-          <w:hyperlink w:anchor="_Toc238251763" w:history="1">
+          <w:hyperlink w:anchor="_Toc238020900" w:history="1">
             <w:r>
               <w:rPr>
                 <w:rStyle w:val="Hyperlink"/>
@@ -3873,7 +3873,7 @@
                 <w:noProof/>
                 <w:webHidden/>
               </w:rPr>
-              <w:instrText xml:space="preserve"> PAGEREF _Toc238251763 \h </w:instrText>
+              <w:instrText xml:space="preserve"> PAGEREF _Toc238020900 \h </w:instrText>
             </w:r>
             <w:r>
               <w:rPr>
@@ -3918,7 +3918,7 @@
               <w14:ligatures w14:val="standardContextual"/>
             </w:rPr>
           </w:pPr>
-          <w:hyperlink w:anchor="_Toc238251764" w:history="1">
+          <w:hyperlink w:anchor="_Toc238020901" w:history="1">
             <w:r>
               <w:rPr>
                 <w:rStyle w:val="Hyperlink"/>
@@ -3946,7 +3946,7 @@
                 <w:noProof/>
                 <w:webHidden/>
               </w:rPr>
-              <w:instrText xml:space="preserve"> PAGEREF _Toc238251764 \h </w:instrText>
+              <w:instrText xml:space="preserve"> PAGEREF _Toc238020901 \h </w:instrText>
             </w:r>
             <w:r>
               <w:rPr>
@@ -3991,7 +3991,7 @@
               <w14:ligatures w14:val="standardContextual"/>
             </w:rPr>
           </w:pPr>
-          <w:hyperlink w:anchor="_Toc238251765" w:history="1">
+          <w:hyperlink w:anchor="_Toc238020902" w:history="1">
             <w:r>
               <w:rPr>
                 <w:rStyle w:val="Hyperlink"/>
@@ -4019,7 +4019,7 @@
                 <w:noProof/>
                 <w:webHidden/>
               </w:rPr>
-              <w:instrText xml:space="preserve"> PAGEREF _Toc238251765 \h </w:instrText>
+              <w:instrText xml:space="preserve"> PAGEREF _Toc238020902 \h </w:instrText>
             </w:r>
             <w:r>
               <w:rPr>
@@ -4064,7 +4064,7 @@
               <w14:ligatures w14:val="standardContextual"/>
             </w:rPr>
           </w:pPr>
-          <w:hyperlink w:anchor="_Toc238251766" w:history="1">
+          <w:hyperlink w:anchor="_Toc238020903" w:history="1">
             <w:r>
               <w:rPr>
                 <w:rStyle w:val="Hyperlink"/>
@@ -4092,7 +4092,7 @@
                 <w:noProof/>
                 <w:webHidden/>
               </w:rPr>
-              <w:instrText xml:space="preserve"> PAGEREF _Toc238251766 \h </w:instrText>
+              <w:instrText xml:space="preserve"> PAGEREF _Toc238020903 \h </w:instrText>
             </w:r>
             <w:r>
               <w:rPr>
@@ -4137,7 +4137,7 @@
               <w14:ligatures w14:val="standardContextual"/>
             </w:rPr>
           </w:pPr>
-          <w:hyperlink w:anchor="_Toc238251767" w:history="1">
+          <w:hyperlink w:anchor="_Toc238020904" w:history="1">
             <w:r>
               <w:rPr>
                 <w:rStyle w:val="Hyperlink"/>
@@ -4165,7 +4165,7 @@
                 <w:noProof/>
                 <w:webHidden/>
               </w:rPr>
-              <w:instrText xml:space="preserve"> PAGEREF _Toc238251767 \h </w:instrText>
+              <w:instrText xml:space="preserve"> PAGEREF _Toc238020904 \h </w:instrText>
             </w:r>
             <w:r>
               <w:rPr>
@@ -4210,7 +4210,7 @@
               <w14:ligatures w14:val="standardContextual"/>
             </w:rPr>
           </w:pPr>
-          <w:hyperlink w:anchor="_Toc238251768" w:history="1">
+          <w:hyperlink w:anchor="_Toc238020905" w:history="1">
             <w:r>
               <w:rPr>
                 <w:rStyle w:val="Hyperlink"/>
@@ -4238,7 +4238,7 @@
                 <w:noProof/>
                 <w:webHidden/>
               </w:rPr>
-              <w:instrText xml:space="preserve"> PAGEREF _Toc238251768 \h </w:instrText>
+              <w:instrText xml:space="preserve"> PAGEREF _Toc238020905 \h </w:instrText>
             </w:r>
             <w:r>
               <w:rPr>
@@ -4283,7 +4283,7 @@
               <w14:ligatures w14:val="standardContextual"/>
             </w:rPr>
           </w:pPr>
-          <w:hyperlink w:anchor="_Toc238251769" w:history="1">
+          <w:hyperlink w:anchor="_Toc238020906" w:history="1">
             <w:r>
               <w:rPr>
                 <w:rStyle w:val="Hyperlink"/>
@@ -4310,7 +4310,7 @@
                 <w:noProof/>
                 <w:webHidden/>
               </w:rPr>
-              <w:instrText xml:space="preserve"> PAGEREF _Toc238251769 \h </w:instrText>
+              <w:instrText xml:space="preserve"> PAGEREF _Toc238020906 \h </w:instrText>
             </w:r>
             <w:r>
               <w:rPr>
@@ -4355,7 +4355,7 @@
               <w14:ligatures w14:val="standardContextual"/>
             </w:rPr>
           </w:pPr>
-          <w:hyperlink w:anchor="_Toc238251770" w:history="1">
+          <w:hyperlink w:anchor="_Toc238020907" w:history="1">
             <w:r>
               <w:rPr>
                 <w:rStyle w:val="Hyperlink"/>
@@ -4383,7 +4383,7 @@
                 <w:noProof/>
                 <w:webHidden/>
               </w:rPr>
-              <w:instrText xml:space="preserve"> PAGEREF _Toc238251770 \h </w:instrText>
+              <w:instrText xml:space="preserve"> PAGEREF _Toc238020907 \h </w:instrText>
             </w:r>
             <w:r>
               <w:rPr>
@@ -4428,7 +4428,7 @@
               <w14:ligatures w14:val="standardContextual"/>
             </w:rPr>
           </w:pPr>
-          <w:hyperlink w:anchor="_Toc238251771" w:history="1">
+          <w:hyperlink w:anchor="_Toc238020908" w:history="1">
             <w:r>
               <w:rPr>
                 <w:rStyle w:val="Hyperlink"/>
@@ -4455,7 +4455,7 @@
                 <w:noProof/>
                 <w:webHidden/>
               </w:rPr>
-              <w:instrText xml:space="preserve"> PAGEREF _Toc238251771 \h </w:instrText>
+              <w:instrText xml:space="preserve"> PAGEREF _Toc238020908 \h </w:instrText>
             </w:r>
             <w:r>
               <w:rPr>
@@ -4500,7 +4500,7 @@
               <w14:ligatures w14:val="standardContextual"/>
             </w:rPr>
           </w:pPr>
-          <w:hyperlink w:anchor="_Toc238251772" w:history="1">
+          <w:hyperlink w:anchor="_Toc238020909" w:history="1">
             <w:r>
               <w:rPr>
                 <w:rStyle w:val="Hyperlink"/>
@@ -4528,7 +4528,7 @@
                 <w:noProof/>
                 <w:webHidden/>
               </w:rPr>
-              <w:instrText xml:space="preserve"> PAGEREF _Toc238251772 \h </w:instrText>
+              <w:instrText xml:space="preserve"> PAGEREF _Toc238020909 \h </w:instrText>
             </w:r>
             <w:r>
               <w:rPr>
@@ -4573,7 +4573,7 @@
               <w14:ligatures w14:val="standardContextual"/>
             </w:rPr>
           </w:pPr>
-          <w:hyperlink w:anchor="_Toc238251773" w:history="1">
+          <w:hyperlink w:anchor="_Toc238020910" w:history="1">
             <w:r>
               <w:rPr>
                 <w:rStyle w:val="Hyperlink"/>
@@ -4601,7 +4601,7 @@
                 <w:noProof/>
                 <w:webHidden/>
               </w:rPr>
-              <w:instrText xml:space="preserve"> PAGEREF _Toc238251773 \h </w:instrText>
+              <w:instrText xml:space="preserve"> PAGEREF _Toc238020910 \h </w:instrText>
             </w:r>
             <w:r>
               <w:rPr>
@@ -4646,7 +4646,7 @@
               <w14:ligatures w14:val="standardContextual"/>
             </w:rPr>
           </w:pPr>
-          <w:hyperlink w:anchor="_Toc238251774" w:history="1">
+          <w:hyperlink w:anchor="_Toc238020911" w:history="1">
             <w:r>
               <w:rPr>
                 <w:rStyle w:val="Hyperlink"/>
@@ -4674,7 +4674,7 @@
                 <w:noProof/>
                 <w:webHidden/>
               </w:rPr>
-              <w:instrText xml:space="preserve"> PAGEREF _Toc238251774 \h </w:instrText>
+              <w:instrText xml:space="preserve"> PAGEREF _Toc238020911 \h </w:instrText>
             </w:r>
             <w:r>
               <w:rPr>
@@ -4719,7 +4719,7 @@
               <w14:ligatures w14:val="standardContextual"/>
             </w:rPr>
           </w:pPr>
-          <w:hyperlink w:anchor="_Toc238251775" w:history="1">
+          <w:hyperlink w:anchor="_Toc238020912" w:history="1">
             <w:r>
               <w:rPr>
                 <w:rStyle w:val="Hyperlink"/>
@@ -4747,7 +4747,7 @@
                 <w:noProof/>
                 <w:webHidden/>
               </w:rPr>
-              <w:instrText xml:space="preserve"> PAGEREF _Toc238251775 \h </w:instrText>
+              <w:instrText xml:space="preserve"> PAGEREF _Toc238020912 \h </w:instrText>
             </w:r>
             <w:r>
               <w:rPr>
@@ -4792,7 +4792,7 @@
               <w14:ligatures w14:val="standardContextual"/>
             </w:rPr>
           </w:pPr>
-          <w:hyperlink w:anchor="_Toc238251776" w:history="1">
+          <w:hyperlink w:anchor="_Toc238020913" w:history="1">
             <w:r>
               <w:rPr>
                 <w:rStyle w:val="Hyperlink"/>
@@ -4820,7 +4820,7 @@
                 <w:noProof/>
                 <w:webHidden/>
               </w:rPr>
-              <w:instrText xml:space="preserve"> PAGEREF _Toc238251776 \h </w:instrText>
+              <w:instrText xml:space="preserve"> PAGEREF _Toc238020913 \h </w:instrText>
             </w:r>
             <w:r>
               <w:rPr>
@@ -4865,7 +4865,7 @@
               <w14:ligatures w14:val="standardContextual"/>
             </w:rPr>
           </w:pPr>
-          <w:hyperlink w:anchor="_Toc238251777" w:history="1">
+          <w:hyperlink w:anchor="_Toc238020914" w:history="1">
             <w:r>
               <w:rPr>
                 <w:rStyle w:val="Hyperlink"/>
@@ -4893,7 +4893,7 @@
                 <w:noProof/>
                 <w:webHidden/>
               </w:rPr>
-              <w:instrText xml:space="preserve"> PAGEREF _Toc238251777 \h </w:instrText>
+              <w:instrText xml:space="preserve"> PAGEREF _Toc238020914 \h </w:instrText>
             </w:r>
             <w:r>
               <w:rPr>
@@ -4938,14 +4938,14 @@
               <w14:ligatures w14:val="standardContextual"/>
             </w:rPr>
           </w:pPr>
-          <w:hyperlink w:anchor="_Toc238251778" w:history="1">
+          <w:hyperlink w:anchor="_Toc238020915" w:history="1">
             <w:r>
               <w:rPr>
                 <w:rStyle w:val="Hyperlink"/>
                 <w:noProof/>
                 <w:lang w:val="de-DE"/>
               </w:rPr>
-              <w:t>Ziehen auf ein verbotenes oder kollidierendes Feld</w:t>
+              <w:t>Vergleichspläne und Pfeile</w:t>
             </w:r>
             <w:r>
               <w:rPr>
@@ -4966,7 +4966,7 @@
                 <w:noProof/>
                 <w:webHidden/>
               </w:rPr>
-              <w:instrText xml:space="preserve"> PAGEREF _Toc238251778 \h </w:instrText>
+              <w:instrText xml:space="preserve"> PAGEREF _Toc238020915 \h </w:instrText>
             </w:r>
             <w:r>
               <w:rPr>
@@ -5011,14 +5011,14 @@
               <w14:ligatures w14:val="standardContextual"/>
             </w:rPr>
           </w:pPr>
-          <w:hyperlink w:anchor="_Toc238251779" w:history="1">
+          <w:hyperlink w:anchor="_Toc238020916" w:history="1">
             <w:r>
               <w:rPr>
                 <w:rStyle w:val="Hyperlink"/>
                 <w:noProof/>
                 <w:lang w:val="de-DE"/>
               </w:rPr>
-              <w:t>Vergleichspläne und Pfeile</w:t>
+              <w:t>Vergleichsmodus (zwei Lösungen nebeneinander)</w:t>
             </w:r>
             <w:r>
               <w:rPr>
@@ -5039,7 +5039,7 @@
                 <w:noProof/>
                 <w:webHidden/>
               </w:rPr>
-              <w:instrText xml:space="preserve"> PAGEREF _Toc238251779 \h </w:instrText>
+              <w:instrText xml:space="preserve"> PAGEREF _Toc238020916 \h </w:instrText>
             </w:r>
             <w:r>
               <w:rPr>
@@ -5059,7 +5059,7 @@
                 <w:noProof/>
                 <w:webHidden/>
               </w:rPr>
-              <w:t>35</w:t>
+              <w:t>36</w:t>
             </w:r>
             <w:r>
               <w:rPr>
@@ -5084,14 +5084,14 @@
               <w14:ligatures w14:val="standardContextual"/>
             </w:rPr>
           </w:pPr>
-          <w:hyperlink w:anchor="_Toc238251780" w:history="1">
+          <w:hyperlink w:anchor="_Toc238020917" w:history="1">
             <w:r>
               <w:rPr>
                 <w:rStyle w:val="Hyperlink"/>
                 <w:noProof/>
                 <w:lang w:val="de-DE"/>
               </w:rPr>
-              <w:t>Vergleichsmodus (zwei Lösungen nebeneinander)</w:t>
+              <w:t>Diagnose-Panel (rechte Spalte im Detailbereich)</w:t>
             </w:r>
             <w:r>
               <w:rPr>
@@ -5112,7 +5112,7 @@
                 <w:noProof/>
                 <w:webHidden/>
               </w:rPr>
-              <w:instrText xml:space="preserve"> PAGEREF _Toc238251780 \h </w:instrText>
+              <w:instrText xml:space="preserve"> PAGEREF _Toc238020917 \h </w:instrText>
             </w:r>
             <w:r>
               <w:rPr>
@@ -5157,14 +5157,14 @@
               <w14:ligatures w14:val="standardContextual"/>
             </w:rPr>
           </w:pPr>
-          <w:hyperlink w:anchor="_Toc238251781" w:history="1">
+          <w:hyperlink w:anchor="_Toc238020918" w:history="1">
             <w:r>
               <w:rPr>
                 <w:rStyle w:val="Hyperlink"/>
                 <w:noProof/>
                 <w:lang w:val="de-DE"/>
               </w:rPr>
-              <w:t>Diagnose-Panel (rechte Spalte im Detailbereich)</w:t>
+              <w:t>Gewichtungszahl der Zeitwünsche</w:t>
             </w:r>
             <w:r>
               <w:rPr>
@@ -5185,7 +5185,7 @@
                 <w:noProof/>
                 <w:webHidden/>
               </w:rPr>
-              <w:instrText xml:space="preserve"> PAGEREF _Toc238251781 \h </w:instrText>
+              <w:instrText xml:space="preserve"> PAGEREF _Toc238020918 \h </w:instrText>
             </w:r>
             <w:r>
               <w:rPr>
@@ -5230,14 +5230,13 @@
               <w14:ligatures w14:val="standardContextual"/>
             </w:rPr>
           </w:pPr>
-          <w:hyperlink w:anchor="_Toc238251782" w:history="1">
+          <w:hyperlink w:anchor="_Toc238020919" w:history="1">
             <w:r>
               <w:rPr>
                 <w:rStyle w:val="Hyperlink"/>
                 <w:noProof/>
-                <w:lang w:val="de-DE"/>
-              </w:rPr>
-              <w:t>Gewichtungszahl der Zeitwünsche</w:t>
+              </w:rPr>
+              <w:t>Schaltflächen im Plan-Editor</w:t>
             </w:r>
             <w:r>
               <w:rPr>
@@ -5258,7 +5257,7 @@
                 <w:noProof/>
                 <w:webHidden/>
               </w:rPr>
-              <w:instrText xml:space="preserve"> PAGEREF _Toc238251782 \h </w:instrText>
+              <w:instrText xml:space="preserve"> PAGEREF _Toc238020919 \h </w:instrText>
             </w:r>
             <w:r>
               <w:rPr>
@@ -5303,13 +5302,14 @@
               <w14:ligatures w14:val="standardContextual"/>
             </w:rPr>
           </w:pPr>
-          <w:hyperlink w:anchor="_Toc238251783" w:history="1">
+          <w:hyperlink w:anchor="_Toc238020920" w:history="1">
             <w:r>
               <w:rPr>
                 <w:rStyle w:val="Hyperlink"/>
                 <w:noProof/>
-              </w:rPr>
-              <w:t>Schaltflächen im Plan-Editor</w:t>
+                <w:lang w:val="de-DE"/>
+              </w:rPr>
+              <w:t>Harte Konfliktsperren</w:t>
             </w:r>
             <w:r>
               <w:rPr>
@@ -5330,7 +5330,7 @@
                 <w:noProof/>
                 <w:webHidden/>
               </w:rPr>
-              <w:instrText xml:space="preserve"> PAGEREF _Toc238251783 \h </w:instrText>
+              <w:instrText xml:space="preserve"> PAGEREF _Toc238020920 \h </w:instrText>
             </w:r>
             <w:r>
               <w:rPr>
@@ -5350,7 +5350,7 @@
                 <w:noProof/>
                 <w:webHidden/>
               </w:rPr>
-              <w:t>36</w:t>
+              <w:t>37</w:t>
             </w:r>
             <w:r>
               <w:rPr>
@@ -5375,14 +5375,14 @@
               <w14:ligatures w14:val="standardContextual"/>
             </w:rPr>
           </w:pPr>
-          <w:hyperlink w:anchor="_Toc238251784" w:history="1">
+          <w:hyperlink w:anchor="_Toc238020921" w:history="1">
             <w:r>
               <w:rPr>
                 <w:rStyle w:val="Hyperlink"/>
                 <w:noProof/>
                 <w:lang w:val="de-DE"/>
               </w:rPr>
-              <w:t>Harte Konfliktsperren</w:t>
+              <w:t>Gespeicherte Ansichtseinstellungen (Sheet EdCfg)</w:t>
             </w:r>
             <w:r>
               <w:rPr>
@@ -5403,7 +5403,7 @@
                 <w:noProof/>
                 <w:webHidden/>
               </w:rPr>
-              <w:instrText xml:space="preserve"> PAGEREF _Toc238251784 \h </w:instrText>
+              <w:instrText xml:space="preserve"> PAGEREF _Toc238020921 \h </w:instrText>
             </w:r>
             <w:r>
               <w:rPr>
@@ -5424,6 +5424,152 @@
                 <w:webHidden/>
               </w:rPr>
               <w:t>37</w:t>
+            </w:r>
+            <w:r>
+              <w:rPr>
+                <w:noProof/>
+                <w:webHidden/>
+              </w:rPr>
+              <w:fldChar w:fldCharType="end"/>
+            </w:r>
+          </w:hyperlink>
+        </w:p>
+        <w:p>
+          <w:pPr>
+            <w:pStyle w:val="Verzeichnis1"/>
+            <w:tabs>
+              <w:tab w:val="right" w:leader="dot" w:pos="9396"/>
+            </w:tabs>
+            <w:rPr>
+              <w:rFonts w:eastAsiaTheme="minorEastAsia"/>
+              <w:noProof/>
+              <w:kern w:val="2"/>
+              <w:lang w:val="de-DE" w:eastAsia="de-DE" w:bidi="he-IL"/>
+              <w14:ligatures w14:val="standardContextual"/>
+            </w:rPr>
+          </w:pPr>
+          <w:hyperlink w:anchor="_Toc238020922" w:history="1">
+            <w:r>
+              <w:rPr>
+                <w:rStyle w:val="Hyperlink"/>
+                <w:noProof/>
+                <w:lang w:val="de-DE"/>
+              </w:rPr>
+              <w:t>4c. Live-Zwischenstände während des Solverlaufs</w:t>
+            </w:r>
+            <w:r>
+              <w:rPr>
+                <w:noProof/>
+                <w:webHidden/>
+              </w:rPr>
+              <w:tab/>
+            </w:r>
+            <w:r>
+              <w:rPr>
+                <w:noProof/>
+                <w:webHidden/>
+              </w:rPr>
+              <w:fldChar w:fldCharType="begin"/>
+            </w:r>
+            <w:r>
+              <w:rPr>
+                <w:noProof/>
+                <w:webHidden/>
+              </w:rPr>
+              <w:instrText xml:space="preserve"> PAGEREF _Toc238020922 \h </w:instrText>
+            </w:r>
+            <w:r>
+              <w:rPr>
+                <w:noProof/>
+                <w:webHidden/>
+              </w:rPr>
+            </w:r>
+            <w:r>
+              <w:rPr>
+                <w:noProof/>
+                <w:webHidden/>
+              </w:rPr>
+              <w:fldChar w:fldCharType="separate"/>
+            </w:r>
+            <w:r>
+              <w:rPr>
+                <w:noProof/>
+                <w:webHidden/>
+              </w:rPr>
+              <w:t>38</w:t>
+            </w:r>
+            <w:r>
+              <w:rPr>
+                <w:noProof/>
+                <w:webHidden/>
+              </w:rPr>
+              <w:fldChar w:fldCharType="end"/>
+            </w:r>
+          </w:hyperlink>
+        </w:p>
+        <w:p>
+          <w:pPr>
+            <w:pStyle w:val="Verzeichnis1"/>
+            <w:tabs>
+              <w:tab w:val="right" w:leader="dot" w:pos="9396"/>
+            </w:tabs>
+            <w:rPr>
+              <w:rFonts w:eastAsiaTheme="minorEastAsia"/>
+              <w:noProof/>
+              <w:kern w:val="2"/>
+              <w:lang w:val="de-DE" w:eastAsia="de-DE" w:bidi="he-IL"/>
+              <w14:ligatures w14:val="standardContextual"/>
+            </w:rPr>
+          </w:pPr>
+          <w:hyperlink w:anchor="_Toc238020923" w:history="1">
+            <w:r>
+              <w:rPr>
+                <w:rStyle w:val="Hyperlink"/>
+                <w:noProof/>
+                <w:lang w:val="de-DE"/>
+              </w:rPr>
+              <w:t>5. Die PM-Tabelle und die Qualitätsfunktion</w:t>
+            </w:r>
+            <w:r>
+              <w:rPr>
+                <w:noProof/>
+                <w:webHidden/>
+              </w:rPr>
+              <w:tab/>
+            </w:r>
+            <w:r>
+              <w:rPr>
+                <w:noProof/>
+                <w:webHidden/>
+              </w:rPr>
+              <w:fldChar w:fldCharType="begin"/>
+            </w:r>
+            <w:r>
+              <w:rPr>
+                <w:noProof/>
+                <w:webHidden/>
+              </w:rPr>
+              <w:instrText xml:space="preserve"> PAGEREF _Toc238020923 \h </w:instrText>
+            </w:r>
+            <w:r>
+              <w:rPr>
+                <w:noProof/>
+                <w:webHidden/>
+              </w:rPr>
+            </w:r>
+            <w:r>
+              <w:rPr>
+                <w:noProof/>
+                <w:webHidden/>
+              </w:rPr>
+              <w:fldChar w:fldCharType="separate"/>
+            </w:r>
+            <w:r>
+              <w:rPr>
+                <w:noProof/>
+                <w:webHidden/>
+              </w:rPr>
+              <w:t>38</w:t>
             </w:r>
             <w:r>
               <w:rPr>
@@ -5448,14 +5594,14 @@
               <w14:ligatures w14:val="standardContextual"/>
             </w:rPr>
           </w:pPr>
-          <w:hyperlink w:anchor="_Toc238251785" w:history="1">
+          <w:hyperlink w:anchor="_Toc238020924" w:history="1">
             <w:r>
               <w:rPr>
                 <w:rStyle w:val="Hyperlink"/>
                 <w:noProof/>
                 <w:lang w:val="de-DE"/>
               </w:rPr>
-              <w:t>Gespeicherte Ansichtseinstellungen (Sheet EdCfg)</w:t>
+              <w:t>5.1 Rolle der PM-Tabelle</w:t>
             </w:r>
             <w:r>
               <w:rPr>
@@ -5476,7 +5622,7 @@
                 <w:noProof/>
                 <w:webHidden/>
               </w:rPr>
-              <w:instrText xml:space="preserve"> PAGEREF _Toc238251785 \h </w:instrText>
+              <w:instrText xml:space="preserve"> PAGEREF _Toc238020924 \h </w:instrText>
             </w:r>
             <w:r>
               <w:rPr>
@@ -5496,7 +5642,588 @@
                 <w:noProof/>
                 <w:webHidden/>
               </w:rPr>
-              <w:t>37</w:t>
+              <w:t>38</w:t>
+            </w:r>
+            <w:r>
+              <w:rPr>
+                <w:noProof/>
+                <w:webHidden/>
+              </w:rPr>
+              <w:fldChar w:fldCharType="end"/>
+            </w:r>
+          </w:hyperlink>
+        </w:p>
+        <w:p>
+          <w:pPr>
+            <w:pStyle w:val="Verzeichnis2"/>
+            <w:tabs>
+              <w:tab w:val="right" w:leader="dot" w:pos="9396"/>
+            </w:tabs>
+            <w:rPr>
+              <w:rFonts w:eastAsiaTheme="minorEastAsia"/>
+              <w:noProof/>
+              <w:kern w:val="2"/>
+              <w:lang w:val="de-DE" w:eastAsia="de-DE" w:bidi="he-IL"/>
+              <w14:ligatures w14:val="standardContextual"/>
+            </w:rPr>
+          </w:pPr>
+          <w:hyperlink w:anchor="_Toc238020925" w:history="1">
+            <w:r>
+              <w:rPr>
+                <w:rStyle w:val="Hyperlink"/>
+                <w:noProof/>
+              </w:rPr>
+              <w:t>5.2 Parameter nach Funktion</w:t>
+            </w:r>
+            <w:r>
+              <w:rPr>
+                <w:noProof/>
+                <w:webHidden/>
+              </w:rPr>
+              <w:tab/>
+            </w:r>
+            <w:r>
+              <w:rPr>
+                <w:noProof/>
+                <w:webHidden/>
+              </w:rPr>
+              <w:fldChar w:fldCharType="begin"/>
+            </w:r>
+            <w:r>
+              <w:rPr>
+                <w:noProof/>
+                <w:webHidden/>
+              </w:rPr>
+              <w:instrText xml:space="preserve"> PAGEREF _Toc238020925 \h </w:instrText>
+            </w:r>
+            <w:r>
+              <w:rPr>
+                <w:noProof/>
+                <w:webHidden/>
+              </w:rPr>
+            </w:r>
+            <w:r>
+              <w:rPr>
+                <w:noProof/>
+                <w:webHidden/>
+              </w:rPr>
+              <w:fldChar w:fldCharType="separate"/>
+            </w:r>
+            <w:r>
+              <w:rPr>
+                <w:noProof/>
+                <w:webHidden/>
+              </w:rPr>
+              <w:t>39</w:t>
+            </w:r>
+            <w:r>
+              <w:rPr>
+                <w:noProof/>
+                <w:webHidden/>
+              </w:rPr>
+              <w:fldChar w:fldCharType="end"/>
+            </w:r>
+          </w:hyperlink>
+        </w:p>
+        <w:p>
+          <w:pPr>
+            <w:pStyle w:val="Verzeichnis3"/>
+            <w:tabs>
+              <w:tab w:val="right" w:leader="dot" w:pos="9396"/>
+            </w:tabs>
+            <w:rPr>
+              <w:rFonts w:eastAsiaTheme="minorEastAsia"/>
+              <w:noProof/>
+              <w:kern w:val="2"/>
+              <w:lang w:val="de-DE" w:eastAsia="de-DE" w:bidi="he-IL"/>
+              <w14:ligatures w14:val="standardContextual"/>
+            </w:rPr>
+          </w:pPr>
+          <w:hyperlink w:anchor="_Toc238020926" w:history="1">
+            <w:r>
+              <w:rPr>
+                <w:rStyle w:val="Hyperlink"/>
+                <w:noProof/>
+              </w:rPr>
+              <w:t>Laufzeit / Lösungsmenge</w:t>
+            </w:r>
+            <w:r>
+              <w:rPr>
+                <w:noProof/>
+                <w:webHidden/>
+              </w:rPr>
+              <w:tab/>
+            </w:r>
+            <w:r>
+              <w:rPr>
+                <w:noProof/>
+                <w:webHidden/>
+              </w:rPr>
+              <w:fldChar w:fldCharType="begin"/>
+            </w:r>
+            <w:r>
+              <w:rPr>
+                <w:noProof/>
+                <w:webHidden/>
+              </w:rPr>
+              <w:instrText xml:space="preserve"> PAGEREF _Toc238020926 \h </w:instrText>
+            </w:r>
+            <w:r>
+              <w:rPr>
+                <w:noProof/>
+                <w:webHidden/>
+              </w:rPr>
+            </w:r>
+            <w:r>
+              <w:rPr>
+                <w:noProof/>
+                <w:webHidden/>
+              </w:rPr>
+              <w:fldChar w:fldCharType="separate"/>
+            </w:r>
+            <w:r>
+              <w:rPr>
+                <w:noProof/>
+                <w:webHidden/>
+              </w:rPr>
+              <w:t>39</w:t>
+            </w:r>
+            <w:r>
+              <w:rPr>
+                <w:noProof/>
+                <w:webHidden/>
+              </w:rPr>
+              <w:fldChar w:fldCharType="end"/>
+            </w:r>
+          </w:hyperlink>
+        </w:p>
+        <w:p>
+          <w:pPr>
+            <w:pStyle w:val="Verzeichnis3"/>
+            <w:tabs>
+              <w:tab w:val="right" w:leader="dot" w:pos="9396"/>
+            </w:tabs>
+            <w:rPr>
+              <w:rFonts w:eastAsiaTheme="minorEastAsia"/>
+              <w:noProof/>
+              <w:kern w:val="2"/>
+              <w:lang w:val="de-DE" w:eastAsia="de-DE" w:bidi="he-IL"/>
+              <w14:ligatures w14:val="standardContextual"/>
+            </w:rPr>
+          </w:pPr>
+          <w:hyperlink w:anchor="_Toc238020927" w:history="1">
+            <w:r>
+              <w:rPr>
+                <w:rStyle w:val="Hyperlink"/>
+                <w:noProof/>
+                <w:lang w:val="de-DE"/>
+              </w:rPr>
+              <w:t>Zielgewichte und Strafen (fließen in die angezeigte Qualität ein)</w:t>
+            </w:r>
+            <w:r>
+              <w:rPr>
+                <w:noProof/>
+                <w:webHidden/>
+              </w:rPr>
+              <w:tab/>
+            </w:r>
+            <w:r>
+              <w:rPr>
+                <w:noProof/>
+                <w:webHidden/>
+              </w:rPr>
+              <w:fldChar w:fldCharType="begin"/>
+            </w:r>
+            <w:r>
+              <w:rPr>
+                <w:noProof/>
+                <w:webHidden/>
+              </w:rPr>
+              <w:instrText xml:space="preserve"> PAGEREF _Toc238020927 \h </w:instrText>
+            </w:r>
+            <w:r>
+              <w:rPr>
+                <w:noProof/>
+                <w:webHidden/>
+              </w:rPr>
+            </w:r>
+            <w:r>
+              <w:rPr>
+                <w:noProof/>
+                <w:webHidden/>
+              </w:rPr>
+              <w:fldChar w:fldCharType="separate"/>
+            </w:r>
+            <w:r>
+              <w:rPr>
+                <w:noProof/>
+                <w:webHidden/>
+              </w:rPr>
+              <w:t>39</w:t>
+            </w:r>
+            <w:r>
+              <w:rPr>
+                <w:noProof/>
+                <w:webHidden/>
+              </w:rPr>
+              <w:fldChar w:fldCharType="end"/>
+            </w:r>
+          </w:hyperlink>
+        </w:p>
+        <w:p>
+          <w:pPr>
+            <w:pStyle w:val="Verzeichnis3"/>
+            <w:tabs>
+              <w:tab w:val="right" w:leader="dot" w:pos="9396"/>
+            </w:tabs>
+            <w:rPr>
+              <w:rFonts w:eastAsiaTheme="minorEastAsia"/>
+              <w:noProof/>
+              <w:kern w:val="2"/>
+              <w:lang w:val="de-DE" w:eastAsia="de-DE" w:bidi="he-IL"/>
+              <w14:ligatures w14:val="standardContextual"/>
+            </w:rPr>
+          </w:pPr>
+          <w:hyperlink w:anchor="_Toc238020928" w:history="1">
+            <w:r>
+              <w:rPr>
+                <w:rStyle w:val="Hyperlink"/>
+                <w:noProof/>
+                <w:lang w:val="de-DE"/>
+              </w:rPr>
+              <w:t>Nur im Solver-Ziel (nicht in der angezeigten Qualität – siehe 5.4)</w:t>
+            </w:r>
+            <w:r>
+              <w:rPr>
+                <w:noProof/>
+                <w:webHidden/>
+              </w:rPr>
+              <w:tab/>
+            </w:r>
+            <w:r>
+              <w:rPr>
+                <w:noProof/>
+                <w:webHidden/>
+              </w:rPr>
+              <w:fldChar w:fldCharType="begin"/>
+            </w:r>
+            <w:r>
+              <w:rPr>
+                <w:noProof/>
+                <w:webHidden/>
+              </w:rPr>
+              <w:instrText xml:space="preserve"> PAGEREF _Toc238020928 \h </w:instrText>
+            </w:r>
+            <w:r>
+              <w:rPr>
+                <w:noProof/>
+                <w:webHidden/>
+              </w:rPr>
+            </w:r>
+            <w:r>
+              <w:rPr>
+                <w:noProof/>
+                <w:webHidden/>
+              </w:rPr>
+              <w:fldChar w:fldCharType="separate"/>
+            </w:r>
+            <w:r>
+              <w:rPr>
+                <w:noProof/>
+                <w:webHidden/>
+              </w:rPr>
+              <w:t>40</w:t>
+            </w:r>
+            <w:r>
+              <w:rPr>
+                <w:noProof/>
+                <w:webHidden/>
+              </w:rPr>
+              <w:fldChar w:fldCharType="end"/>
+            </w:r>
+          </w:hyperlink>
+        </w:p>
+        <w:p>
+          <w:pPr>
+            <w:pStyle w:val="Verzeichnis3"/>
+            <w:tabs>
+              <w:tab w:val="right" w:leader="dot" w:pos="9396"/>
+            </w:tabs>
+            <w:rPr>
+              <w:rFonts w:eastAsiaTheme="minorEastAsia"/>
+              <w:noProof/>
+              <w:kern w:val="2"/>
+              <w:lang w:val="de-DE" w:eastAsia="de-DE" w:bidi="he-IL"/>
+              <w14:ligatures w14:val="standardContextual"/>
+            </w:rPr>
+          </w:pPr>
+          <w:hyperlink w:anchor="_Toc238020929" w:history="1">
+            <w:r>
+              <w:rPr>
+                <w:rStyle w:val="Hyperlink"/>
+                <w:noProof/>
+              </w:rPr>
+              <w:t>Harte Constraints / Sonstiges</w:t>
+            </w:r>
+            <w:r>
+              <w:rPr>
+                <w:noProof/>
+                <w:webHidden/>
+              </w:rPr>
+              <w:tab/>
+            </w:r>
+            <w:r>
+              <w:rPr>
+                <w:noProof/>
+                <w:webHidden/>
+              </w:rPr>
+              <w:fldChar w:fldCharType="begin"/>
+            </w:r>
+            <w:r>
+              <w:rPr>
+                <w:noProof/>
+                <w:webHidden/>
+              </w:rPr>
+              <w:instrText xml:space="preserve"> PAGEREF _Toc238020929 \h </w:instrText>
+            </w:r>
+            <w:r>
+              <w:rPr>
+                <w:noProof/>
+                <w:webHidden/>
+              </w:rPr>
+            </w:r>
+            <w:r>
+              <w:rPr>
+                <w:noProof/>
+                <w:webHidden/>
+              </w:rPr>
+              <w:fldChar w:fldCharType="separate"/>
+            </w:r>
+            <w:r>
+              <w:rPr>
+                <w:noProof/>
+                <w:webHidden/>
+              </w:rPr>
+              <w:t>41</w:t>
+            </w:r>
+            <w:r>
+              <w:rPr>
+                <w:noProof/>
+                <w:webHidden/>
+              </w:rPr>
+              <w:fldChar w:fldCharType="end"/>
+            </w:r>
+          </w:hyperlink>
+        </w:p>
+        <w:p>
+          <w:pPr>
+            <w:pStyle w:val="Verzeichnis2"/>
+            <w:tabs>
+              <w:tab w:val="right" w:leader="dot" w:pos="9396"/>
+            </w:tabs>
+            <w:rPr>
+              <w:rFonts w:eastAsiaTheme="minorEastAsia"/>
+              <w:noProof/>
+              <w:kern w:val="2"/>
+              <w:lang w:val="de-DE" w:eastAsia="de-DE" w:bidi="he-IL"/>
+              <w14:ligatures w14:val="standardContextual"/>
+            </w:rPr>
+          </w:pPr>
+          <w:hyperlink w:anchor="_Toc238020930" w:history="1">
+            <w:r>
+              <w:rPr>
+                <w:rStyle w:val="Hyperlink"/>
+                <w:noProof/>
+                <w:lang w:val="de-DE"/>
+              </w:rPr>
+              <w:t>5.3 Formel der Qualitätsfunktion</w:t>
+            </w:r>
+            <w:r>
+              <w:rPr>
+                <w:noProof/>
+                <w:webHidden/>
+              </w:rPr>
+              <w:tab/>
+            </w:r>
+            <w:r>
+              <w:rPr>
+                <w:noProof/>
+                <w:webHidden/>
+              </w:rPr>
+              <w:fldChar w:fldCharType="begin"/>
+            </w:r>
+            <w:r>
+              <w:rPr>
+                <w:noProof/>
+                <w:webHidden/>
+              </w:rPr>
+              <w:instrText xml:space="preserve"> PAGEREF _Toc238020930 \h </w:instrText>
+            </w:r>
+            <w:r>
+              <w:rPr>
+                <w:noProof/>
+                <w:webHidden/>
+              </w:rPr>
+            </w:r>
+            <w:r>
+              <w:rPr>
+                <w:noProof/>
+                <w:webHidden/>
+              </w:rPr>
+              <w:fldChar w:fldCharType="separate"/>
+            </w:r>
+            <w:r>
+              <w:rPr>
+                <w:noProof/>
+                <w:webHidden/>
+              </w:rPr>
+              <w:t>42</w:t>
+            </w:r>
+            <w:r>
+              <w:rPr>
+                <w:noProof/>
+                <w:webHidden/>
+              </w:rPr>
+              <w:fldChar w:fldCharType="end"/>
+            </w:r>
+          </w:hyperlink>
+        </w:p>
+        <w:p>
+          <w:pPr>
+            <w:pStyle w:val="Verzeichnis2"/>
+            <w:tabs>
+              <w:tab w:val="right" w:leader="dot" w:pos="9396"/>
+            </w:tabs>
+            <w:rPr>
+              <w:rFonts w:eastAsiaTheme="minorEastAsia"/>
+              <w:noProof/>
+              <w:kern w:val="2"/>
+              <w:lang w:val="de-DE" w:eastAsia="de-DE" w:bidi="he-IL"/>
+              <w14:ligatures w14:val="standardContextual"/>
+            </w:rPr>
+          </w:pPr>
+          <w:hyperlink w:anchor="_Toc238020931" w:history="1">
+            <w:r>
+              <w:rPr>
+                <w:rStyle w:val="Hyperlink"/>
+                <w:noProof/>
+                <w:lang w:val="de-DE"/>
+              </w:rPr>
+              <w:t>5.4 Unterschied: Solver-Ziel vs. angezeigte Qualität</w:t>
+            </w:r>
+            <w:r>
+              <w:rPr>
+                <w:noProof/>
+                <w:webHidden/>
+              </w:rPr>
+              <w:tab/>
+            </w:r>
+            <w:r>
+              <w:rPr>
+                <w:noProof/>
+                <w:webHidden/>
+              </w:rPr>
+              <w:fldChar w:fldCharType="begin"/>
+            </w:r>
+            <w:r>
+              <w:rPr>
+                <w:noProof/>
+                <w:webHidden/>
+              </w:rPr>
+              <w:instrText xml:space="preserve"> PAGEREF _Toc238020931 \h </w:instrText>
+            </w:r>
+            <w:r>
+              <w:rPr>
+                <w:noProof/>
+                <w:webHidden/>
+              </w:rPr>
+            </w:r>
+            <w:r>
+              <w:rPr>
+                <w:noProof/>
+                <w:webHidden/>
+              </w:rPr>
+              <w:fldChar w:fldCharType="separate"/>
+            </w:r>
+            <w:r>
+              <w:rPr>
+                <w:noProof/>
+                <w:webHidden/>
+              </w:rPr>
+              <w:t>42</w:t>
+            </w:r>
+            <w:r>
+              <w:rPr>
+                <w:noProof/>
+                <w:webHidden/>
+              </w:rPr>
+              <w:fldChar w:fldCharType="end"/>
+            </w:r>
+          </w:hyperlink>
+        </w:p>
+        <w:p>
+          <w:pPr>
+            <w:pStyle w:val="Verzeichnis2"/>
+            <w:tabs>
+              <w:tab w:val="right" w:leader="dot" w:pos="9396"/>
+            </w:tabs>
+            <w:rPr>
+              <w:rFonts w:eastAsiaTheme="minorEastAsia"/>
+              <w:noProof/>
+              <w:kern w:val="2"/>
+              <w:lang w:val="de-DE" w:eastAsia="de-DE" w:bidi="he-IL"/>
+              <w14:ligatures w14:val="standardContextual"/>
+            </w:rPr>
+          </w:pPr>
+          <w:hyperlink w:anchor="_Toc238020932" w:history="1">
+            <w:r>
+              <w:rPr>
+                <w:rStyle w:val="Hyperlink"/>
+                <w:noProof/>
+                <w:lang w:val="de-DE"/>
+              </w:rPr>
+              <w:t>5.6 Parameterwahl für die lokale Verbesserung (Button 14)</w:t>
+            </w:r>
+            <w:r>
+              <w:rPr>
+                <w:noProof/>
+                <w:webHidden/>
+              </w:rPr>
+              <w:tab/>
+            </w:r>
+            <w:r>
+              <w:rPr>
+                <w:noProof/>
+                <w:webHidden/>
+              </w:rPr>
+              <w:fldChar w:fldCharType="begin"/>
+            </w:r>
+            <w:r>
+              <w:rPr>
+                <w:noProof/>
+                <w:webHidden/>
+              </w:rPr>
+              <w:instrText xml:space="preserve"> PAGEREF _Toc238020932 \h </w:instrText>
+            </w:r>
+            <w:r>
+              <w:rPr>
+                <w:noProof/>
+                <w:webHidden/>
+              </w:rPr>
+            </w:r>
+            <w:r>
+              <w:rPr>
+                <w:noProof/>
+                <w:webHidden/>
+              </w:rPr>
+              <w:fldChar w:fldCharType="separate"/>
+            </w:r>
+            <w:r>
+              <w:rPr>
+                <w:noProof/>
+                <w:webHidden/>
+              </w:rPr>
+              <w:t>43</w:t>
             </w:r>
             <w:r>
               <w:rPr>
@@ -5521,14 +6248,14 @@
               <w14:ligatures w14:val="standardContextual"/>
             </w:rPr>
           </w:pPr>
-          <w:hyperlink w:anchor="_Toc238251786" w:history="1">
+          <w:hyperlink w:anchor="_Toc238020933" w:history="1">
             <w:r>
               <w:rPr>
                 <w:rStyle w:val="Hyperlink"/>
                 <w:noProof/>
                 <w:lang w:val="de-DE"/>
               </w:rPr>
-              <w:t>4c. Live-Zwischenstände während des Solverlaufs</w:t>
+              <w:t>6. Empfohlener Arbeitsablauf</w:t>
             </w:r>
             <w:r>
               <w:rPr>
@@ -5549,7 +6276,7 @@
                 <w:noProof/>
                 <w:webHidden/>
               </w:rPr>
-              <w:instrText xml:space="preserve"> PAGEREF _Toc238251786 \h </w:instrText>
+              <w:instrText xml:space="preserve"> PAGEREF _Toc238020933 \h </w:instrText>
             </w:r>
             <w:r>
               <w:rPr>
@@ -5569,7 +6296,7 @@
                 <w:noProof/>
                 <w:webHidden/>
               </w:rPr>
-              <w:t>38</w:t>
+              <w:t>44</w:t>
             </w:r>
             <w:r>
               <w:rPr>
@@ -5594,14 +6321,14 @@
               <w14:ligatures w14:val="standardContextual"/>
             </w:rPr>
           </w:pPr>
-          <w:hyperlink w:anchor="_Toc238251787" w:history="1">
+          <w:hyperlink w:anchor="_Toc238020934" w:history="1">
             <w:r>
               <w:rPr>
                 <w:rStyle w:val="Hyperlink"/>
                 <w:noProof/>
                 <w:lang w:val="de-DE"/>
               </w:rPr>
-              <w:t>5. Die PM-Tabelle und die Qualitätsfunktion</w:t>
+              <w:t>7. Hinweise und Fehlerbehebung</w:t>
             </w:r>
             <w:r>
               <w:rPr>
@@ -5622,7 +6349,7 @@
                 <w:noProof/>
                 <w:webHidden/>
               </w:rPr>
-              <w:instrText xml:space="preserve"> PAGEREF _Toc238251787 \h </w:instrText>
+              <w:instrText xml:space="preserve"> PAGEREF _Toc238020934 \h </w:instrText>
             </w:r>
             <w:r>
               <w:rPr>
@@ -5642,7 +6369,7 @@
                 <w:noProof/>
                 <w:webHidden/>
               </w:rPr>
-              <w:t>38</w:t>
+              <w:t>45</w:t>
             </w:r>
             <w:r>
               <w:rPr>
@@ -5667,14 +6394,14 @@
               <w14:ligatures w14:val="standardContextual"/>
             </w:rPr>
           </w:pPr>
-          <w:hyperlink w:anchor="_Toc238251788" w:history="1">
+          <w:hyperlink w:anchor="_Toc238020935" w:history="1">
             <w:r>
               <w:rPr>
                 <w:rStyle w:val="Hyperlink"/>
                 <w:noProof/>
                 <w:lang w:val="de-DE"/>
               </w:rPr>
-              <w:t>5.1 Rolle der PM-Tabelle</w:t>
+              <w:t>Fehlermeldungen und ihre Bedeutung</w:t>
             </w:r>
             <w:r>
               <w:rPr>
@@ -5695,7 +6422,7 @@
                 <w:noProof/>
                 <w:webHidden/>
               </w:rPr>
-              <w:instrText xml:space="preserve"> PAGEREF _Toc238251788 \h </w:instrText>
+              <w:instrText xml:space="preserve"> PAGEREF _Toc238020935 \h </w:instrText>
             </w:r>
             <w:r>
               <w:rPr>
@@ -5715,7 +6442,7 @@
                 <w:noProof/>
                 <w:webHidden/>
               </w:rPr>
-              <w:t>38</w:t>
+              <w:t>45</w:t>
             </w:r>
             <w:r>
               <w:rPr>
@@ -5740,13 +6467,14 @@
               <w14:ligatures w14:val="standardContextual"/>
             </w:rPr>
           </w:pPr>
-          <w:hyperlink w:anchor="_Toc238251789" w:history="1">
+          <w:hyperlink w:anchor="_Toc238020936" w:history="1">
             <w:r>
               <w:rPr>
                 <w:rStyle w:val="Hyperlink"/>
                 <w:noProof/>
-              </w:rPr>
-              <w:t>5.2 Parameter nach Funktion</w:t>
+                <w:lang w:val="de-DE"/>
+              </w:rPr>
+              <w:t>Checkliste: Fehlerursache bei Infeasibility („unlösbar“) finden</w:t>
             </w:r>
             <w:r>
               <w:rPr>
@@ -5767,7 +6495,7 @@
                 <w:noProof/>
                 <w:webHidden/>
               </w:rPr>
-              <w:instrText xml:space="preserve"> PAGEREF _Toc238251789 \h </w:instrText>
+              <w:instrText xml:space="preserve"> PAGEREF _Toc238020936 \h </w:instrText>
             </w:r>
             <w:r>
               <w:rPr>
@@ -5787,297 +6515,7 @@
                 <w:noProof/>
                 <w:webHidden/>
               </w:rPr>
-              <w:t>39</w:t>
-            </w:r>
-            <w:r>
-              <w:rPr>
-                <w:noProof/>
-                <w:webHidden/>
-              </w:rPr>
-              <w:fldChar w:fldCharType="end"/>
-            </w:r>
-          </w:hyperlink>
-        </w:p>
-        <w:p>
-          <w:pPr>
-            <w:pStyle w:val="Verzeichnis3"/>
-            <w:tabs>
-              <w:tab w:val="right" w:leader="dot" w:pos="9396"/>
-            </w:tabs>
-            <w:rPr>
-              <w:rFonts w:eastAsiaTheme="minorEastAsia"/>
-              <w:noProof/>
-              <w:kern w:val="2"/>
-              <w:lang w:val="de-DE" w:eastAsia="de-DE" w:bidi="he-IL"/>
-              <w14:ligatures w14:val="standardContextual"/>
-            </w:rPr>
-          </w:pPr>
-          <w:hyperlink w:anchor="_Toc238251790" w:history="1">
-            <w:r>
-              <w:rPr>
-                <w:rStyle w:val="Hyperlink"/>
-                <w:noProof/>
-              </w:rPr>
-              <w:t>Laufzeit / Lösungsmenge</w:t>
-            </w:r>
-            <w:r>
-              <w:rPr>
-                <w:noProof/>
-                <w:webHidden/>
-              </w:rPr>
-              <w:tab/>
-            </w:r>
-            <w:r>
-              <w:rPr>
-                <w:noProof/>
-                <w:webHidden/>
-              </w:rPr>
-              <w:fldChar w:fldCharType="begin"/>
-            </w:r>
-            <w:r>
-              <w:rPr>
-                <w:noProof/>
-                <w:webHidden/>
-              </w:rPr>
-              <w:instrText xml:space="preserve"> PAGEREF _Toc238251790 \h </w:instrText>
-            </w:r>
-            <w:r>
-              <w:rPr>
-                <w:noProof/>
-                <w:webHidden/>
-              </w:rPr>
-            </w:r>
-            <w:r>
-              <w:rPr>
-                <w:noProof/>
-                <w:webHidden/>
-              </w:rPr>
-              <w:fldChar w:fldCharType="separate"/>
-            </w:r>
-            <w:r>
-              <w:rPr>
-                <w:noProof/>
-                <w:webHidden/>
-              </w:rPr>
-              <w:t>39</w:t>
-            </w:r>
-            <w:r>
-              <w:rPr>
-                <w:noProof/>
-                <w:webHidden/>
-              </w:rPr>
-              <w:fldChar w:fldCharType="end"/>
-            </w:r>
-          </w:hyperlink>
-        </w:p>
-        <w:p>
-          <w:pPr>
-            <w:pStyle w:val="Verzeichnis3"/>
-            <w:tabs>
-              <w:tab w:val="right" w:leader="dot" w:pos="9396"/>
-            </w:tabs>
-            <w:rPr>
-              <w:rFonts w:eastAsiaTheme="minorEastAsia"/>
-              <w:noProof/>
-              <w:kern w:val="2"/>
-              <w:lang w:val="de-DE" w:eastAsia="de-DE" w:bidi="he-IL"/>
-              <w14:ligatures w14:val="standardContextual"/>
-            </w:rPr>
-          </w:pPr>
-          <w:hyperlink w:anchor="_Toc238251791" w:history="1">
-            <w:r>
-              <w:rPr>
-                <w:rStyle w:val="Hyperlink"/>
-                <w:noProof/>
-                <w:lang w:val="de-DE"/>
-              </w:rPr>
-              <w:t>Zielgewichte und Strafen (fließen in die angezeigte Qualität ein)</w:t>
-            </w:r>
-            <w:r>
-              <w:rPr>
-                <w:noProof/>
-                <w:webHidden/>
-              </w:rPr>
-              <w:tab/>
-            </w:r>
-            <w:r>
-              <w:rPr>
-                <w:noProof/>
-                <w:webHidden/>
-              </w:rPr>
-              <w:fldChar w:fldCharType="begin"/>
-            </w:r>
-            <w:r>
-              <w:rPr>
-                <w:noProof/>
-                <w:webHidden/>
-              </w:rPr>
-              <w:instrText xml:space="preserve"> PAGEREF _Toc238251791 \h </w:instrText>
-            </w:r>
-            <w:r>
-              <w:rPr>
-                <w:noProof/>
-                <w:webHidden/>
-              </w:rPr>
-            </w:r>
-            <w:r>
-              <w:rPr>
-                <w:noProof/>
-                <w:webHidden/>
-              </w:rPr>
-              <w:fldChar w:fldCharType="separate"/>
-            </w:r>
-            <w:r>
-              <w:rPr>
-                <w:noProof/>
-                <w:webHidden/>
-              </w:rPr>
-              <w:t>39</w:t>
-            </w:r>
-            <w:r>
-              <w:rPr>
-                <w:noProof/>
-                <w:webHidden/>
-              </w:rPr>
-              <w:fldChar w:fldCharType="end"/>
-            </w:r>
-          </w:hyperlink>
-        </w:p>
-        <w:p>
-          <w:pPr>
-            <w:pStyle w:val="Verzeichnis3"/>
-            <w:tabs>
-              <w:tab w:val="right" w:leader="dot" w:pos="9396"/>
-            </w:tabs>
-            <w:rPr>
-              <w:rFonts w:eastAsiaTheme="minorEastAsia"/>
-              <w:noProof/>
-              <w:kern w:val="2"/>
-              <w:lang w:val="de-DE" w:eastAsia="de-DE" w:bidi="he-IL"/>
-              <w14:ligatures w14:val="standardContextual"/>
-            </w:rPr>
-          </w:pPr>
-          <w:hyperlink w:anchor="_Toc238251792" w:history="1">
-            <w:r>
-              <w:rPr>
-                <w:rStyle w:val="Hyperlink"/>
-                <w:noProof/>
-                <w:lang w:val="de-DE"/>
-              </w:rPr>
-              <w:t>Nur im Solver-Ziel (nicht in der angezeigten Qualität – siehe 5.4)</w:t>
-            </w:r>
-            <w:r>
-              <w:rPr>
-                <w:noProof/>
-                <w:webHidden/>
-              </w:rPr>
-              <w:tab/>
-            </w:r>
-            <w:r>
-              <w:rPr>
-                <w:noProof/>
-                <w:webHidden/>
-              </w:rPr>
-              <w:fldChar w:fldCharType="begin"/>
-            </w:r>
-            <w:r>
-              <w:rPr>
-                <w:noProof/>
-                <w:webHidden/>
-              </w:rPr>
-              <w:instrText xml:space="preserve"> PAGEREF _Toc238251792 \h </w:instrText>
-            </w:r>
-            <w:r>
-              <w:rPr>
-                <w:noProof/>
-                <w:webHidden/>
-              </w:rPr>
-            </w:r>
-            <w:r>
-              <w:rPr>
-                <w:noProof/>
-                <w:webHidden/>
-              </w:rPr>
-              <w:fldChar w:fldCharType="separate"/>
-            </w:r>
-            <w:r>
-              <w:rPr>
-                <w:noProof/>
-                <w:webHidden/>
-              </w:rPr>
-              <w:t>40</w:t>
-            </w:r>
-            <w:r>
-              <w:rPr>
-                <w:noProof/>
-                <w:webHidden/>
-              </w:rPr>
-              <w:fldChar w:fldCharType="end"/>
-            </w:r>
-          </w:hyperlink>
-        </w:p>
-        <w:p>
-          <w:pPr>
-            <w:pStyle w:val="Verzeichnis3"/>
-            <w:tabs>
-              <w:tab w:val="right" w:leader="dot" w:pos="9396"/>
-            </w:tabs>
-            <w:rPr>
-              <w:rFonts w:eastAsiaTheme="minorEastAsia"/>
-              <w:noProof/>
-              <w:kern w:val="2"/>
-              <w:lang w:val="de-DE" w:eastAsia="de-DE" w:bidi="he-IL"/>
-              <w14:ligatures w14:val="standardContextual"/>
-            </w:rPr>
-          </w:pPr>
-          <w:hyperlink w:anchor="_Toc238251793" w:history="1">
-            <w:r>
-              <w:rPr>
-                <w:rStyle w:val="Hyperlink"/>
-                <w:noProof/>
-              </w:rPr>
-              <w:t>Harte Constraints / Sonstiges</w:t>
-            </w:r>
-            <w:r>
-              <w:rPr>
-                <w:noProof/>
-                <w:webHidden/>
-              </w:rPr>
-              <w:tab/>
-            </w:r>
-            <w:r>
-              <w:rPr>
-                <w:noProof/>
-                <w:webHidden/>
-              </w:rPr>
-              <w:fldChar w:fldCharType="begin"/>
-            </w:r>
-            <w:r>
-              <w:rPr>
-                <w:noProof/>
-                <w:webHidden/>
-              </w:rPr>
-              <w:instrText xml:space="preserve"> PAGEREF _Toc238251793 \h </w:instrText>
-            </w:r>
-            <w:r>
-              <w:rPr>
-                <w:noProof/>
-                <w:webHidden/>
-              </w:rPr>
-            </w:r>
-            <w:r>
-              <w:rPr>
-                <w:noProof/>
-                <w:webHidden/>
-              </w:rPr>
-              <w:fldChar w:fldCharType="separate"/>
-            </w:r>
-            <w:r>
-              <w:rPr>
-                <w:noProof/>
-                <w:webHidden/>
-              </w:rPr>
-              <w:t>41</w:t>
+              <w:t>45</w:t>
             </w:r>
             <w:r>
               <w:rPr>
@@ -6102,14 +6540,13 @@
               <w14:ligatures w14:val="standardContextual"/>
             </w:rPr>
           </w:pPr>
-          <w:hyperlink w:anchor="_Toc238251794" w:history="1">
+          <w:hyperlink w:anchor="_Toc238020937" w:history="1">
             <w:r>
               <w:rPr>
                 <w:rStyle w:val="Hyperlink"/>
                 <w:noProof/>
-                <w:lang w:val="de-DE"/>
-              </w:rPr>
-              <w:t>5.3 Formel der Qualitätsfunktion</w:t>
+              </w:rPr>
+              <w:t>Allgemeine Hinweise</w:t>
             </w:r>
             <w:r>
               <w:rPr>
@@ -6130,7 +6567,7 @@
                 <w:noProof/>
                 <w:webHidden/>
               </w:rPr>
-              <w:instrText xml:space="preserve"> PAGEREF _Toc238251794 \h </w:instrText>
+              <w:instrText xml:space="preserve"> PAGEREF _Toc238020937 \h </w:instrText>
             </w:r>
             <w:r>
               <w:rPr>
@@ -6150,7 +6587,80 @@
                 <w:noProof/>
                 <w:webHidden/>
               </w:rPr>
-              <w:t>41</w:t>
+              <w:t>46</w:t>
+            </w:r>
+            <w:r>
+              <w:rPr>
+                <w:noProof/>
+                <w:webHidden/>
+              </w:rPr>
+              <w:fldChar w:fldCharType="end"/>
+            </w:r>
+          </w:hyperlink>
+        </w:p>
+        <w:p>
+          <w:pPr>
+            <w:pStyle w:val="Verzeichnis1"/>
+            <w:tabs>
+              <w:tab w:val="right" w:leader="dot" w:pos="9396"/>
+            </w:tabs>
+            <w:rPr>
+              <w:rFonts w:eastAsiaTheme="minorEastAsia"/>
+              <w:noProof/>
+              <w:kern w:val="2"/>
+              <w:lang w:val="de-DE" w:eastAsia="de-DE" w:bidi="he-IL"/>
+              <w14:ligatures w14:val="standardContextual"/>
+            </w:rPr>
+          </w:pPr>
+          <w:hyperlink w:anchor="_Toc238020938" w:history="1">
+            <w:r>
+              <w:rPr>
+                <w:rStyle w:val="Hyperlink"/>
+                <w:noProof/>
+                <w:lang w:val="de-DE"/>
+              </w:rPr>
+              <w:t>8. Nutzbare Hohlstunden (NuHo)</w:t>
+            </w:r>
+            <w:r>
+              <w:rPr>
+                <w:noProof/>
+                <w:webHidden/>
+              </w:rPr>
+              <w:tab/>
+            </w:r>
+            <w:r>
+              <w:rPr>
+                <w:noProof/>
+                <w:webHidden/>
+              </w:rPr>
+              <w:fldChar w:fldCharType="begin"/>
+            </w:r>
+            <w:r>
+              <w:rPr>
+                <w:noProof/>
+                <w:webHidden/>
+              </w:rPr>
+              <w:instrText xml:space="preserve"> PAGEREF _Toc238020938 \h </w:instrText>
+            </w:r>
+            <w:r>
+              <w:rPr>
+                <w:noProof/>
+                <w:webHidden/>
+              </w:rPr>
+            </w:r>
+            <w:r>
+              <w:rPr>
+                <w:noProof/>
+                <w:webHidden/>
+              </w:rPr>
+              <w:fldChar w:fldCharType="separate"/>
+            </w:r>
+            <w:r>
+              <w:rPr>
+                <w:noProof/>
+                <w:webHidden/>
+              </w:rPr>
+              <w:t>47</w:t>
             </w:r>
             <w:r>
               <w:rPr>
@@ -6175,14 +6685,14 @@
               <w14:ligatures w14:val="standardContextual"/>
             </w:rPr>
           </w:pPr>
-          <w:hyperlink w:anchor="_Toc238251795" w:history="1">
+          <w:hyperlink w:anchor="_Toc238020939" w:history="1">
             <w:r>
               <w:rPr>
                 <w:rStyle w:val="Hyperlink"/>
                 <w:noProof/>
                 <w:lang w:val="de-DE"/>
               </w:rPr>
-              <w:t>5.4 Unterschied: Solver-Ziel vs. angezeigte Qualität</w:t>
+              <w:t>8.1 Was ist eine NuHo?</w:t>
             </w:r>
             <w:r>
               <w:rPr>
@@ -6203,7 +6713,7 @@
                 <w:noProof/>
                 <w:webHidden/>
               </w:rPr>
-              <w:instrText xml:space="preserve"> PAGEREF _Toc238251795 \h </w:instrText>
+              <w:instrText xml:space="preserve"> PAGEREF _Toc238020939 \h </w:instrText>
             </w:r>
             <w:r>
               <w:rPr>
@@ -6223,7 +6733,7 @@
                 <w:noProof/>
                 <w:webHidden/>
               </w:rPr>
-              <w:t>42</w:t>
+              <w:t>47</w:t>
             </w:r>
             <w:r>
               <w:rPr>
@@ -6248,14 +6758,14 @@
               <w14:ligatures w14:val="standardContextual"/>
             </w:rPr>
           </w:pPr>
-          <w:hyperlink w:anchor="_Toc238251796" w:history="1">
+          <w:hyperlink w:anchor="_Toc238020940" w:history="1">
             <w:r>
               <w:rPr>
                 <w:rStyle w:val="Hyperlink"/>
                 <w:noProof/>
                 <w:lang w:val="de-DE"/>
               </w:rPr>
-              <w:t>5.6 Parameterwahl für die lokale Verbesserung (Button 14)</w:t>
+              <w:t>8.2 Voraussetzung: Vertretungsbereitschaft (Vber Wstd)</w:t>
             </w:r>
             <w:r>
               <w:rPr>
@@ -6276,7 +6786,7 @@
                 <w:noProof/>
                 <w:webHidden/>
               </w:rPr>
-              <w:instrText xml:space="preserve"> PAGEREF _Toc238251796 \h </w:instrText>
+              <w:instrText xml:space="preserve"> PAGEREF _Toc238020940 \h </w:instrText>
             </w:r>
             <w:r>
               <w:rPr>
@@ -6296,7 +6806,226 @@
                 <w:noProof/>
                 <w:webHidden/>
               </w:rPr>
-              <w:t>43</w:t>
+              <w:t>47</w:t>
+            </w:r>
+            <w:r>
+              <w:rPr>
+                <w:noProof/>
+                <w:webHidden/>
+              </w:rPr>
+              <w:fldChar w:fldCharType="end"/>
+            </w:r>
+          </w:hyperlink>
+        </w:p>
+        <w:p>
+          <w:pPr>
+            <w:pStyle w:val="Verzeichnis2"/>
+            <w:tabs>
+              <w:tab w:val="right" w:leader="dot" w:pos="9396"/>
+            </w:tabs>
+            <w:rPr>
+              <w:rFonts w:eastAsiaTheme="minorEastAsia"/>
+              <w:noProof/>
+              <w:kern w:val="2"/>
+              <w:lang w:val="de-DE" w:eastAsia="de-DE" w:bidi="he-IL"/>
+              <w14:ligatures w14:val="standardContextual"/>
+            </w:rPr>
+          </w:pPr>
+          <w:hyperlink w:anchor="_Toc238020941" w:history="1">
+            <w:r>
+              <w:rPr>
+                <w:rStyle w:val="Hyperlink"/>
+                <w:noProof/>
+                <w:lang w:val="de-DE"/>
+              </w:rPr>
+              <w:t>8.3 Steuerung über die PM-Tabelle</w:t>
+            </w:r>
+            <w:r>
+              <w:rPr>
+                <w:noProof/>
+                <w:webHidden/>
+              </w:rPr>
+              <w:tab/>
+            </w:r>
+            <w:r>
+              <w:rPr>
+                <w:noProof/>
+                <w:webHidden/>
+              </w:rPr>
+              <w:fldChar w:fldCharType="begin"/>
+            </w:r>
+            <w:r>
+              <w:rPr>
+                <w:noProof/>
+                <w:webHidden/>
+              </w:rPr>
+              <w:instrText xml:space="preserve"> PAGEREF _Toc238020941 \h </w:instrText>
+            </w:r>
+            <w:r>
+              <w:rPr>
+                <w:noProof/>
+                <w:webHidden/>
+              </w:rPr>
+            </w:r>
+            <w:r>
+              <w:rPr>
+                <w:noProof/>
+                <w:webHidden/>
+              </w:rPr>
+              <w:fldChar w:fldCharType="separate"/>
+            </w:r>
+            <w:r>
+              <w:rPr>
+                <w:noProof/>
+                <w:webHidden/>
+              </w:rPr>
+              <w:t>48</w:t>
+            </w:r>
+            <w:r>
+              <w:rPr>
+                <w:noProof/>
+                <w:webHidden/>
+              </w:rPr>
+              <w:fldChar w:fldCharType="end"/>
+            </w:r>
+          </w:hyperlink>
+        </w:p>
+        <w:p>
+          <w:pPr>
+            <w:pStyle w:val="Verzeichnis2"/>
+            <w:tabs>
+              <w:tab w:val="right" w:leader="dot" w:pos="9396"/>
+            </w:tabs>
+            <w:rPr>
+              <w:rFonts w:eastAsiaTheme="minorEastAsia"/>
+              <w:noProof/>
+              <w:kern w:val="2"/>
+              <w:lang w:val="de-DE" w:eastAsia="de-DE" w:bidi="he-IL"/>
+              <w14:ligatures w14:val="standardContextual"/>
+            </w:rPr>
+          </w:pPr>
+          <w:hyperlink w:anchor="_Toc238020942" w:history="1">
+            <w:r>
+              <w:rPr>
+                <w:rStyle w:val="Hyperlink"/>
+                <w:noProof/>
+                <w:lang w:val="de-DE"/>
+              </w:rPr>
+              <w:t>8.4 Ausgaben</w:t>
+            </w:r>
+            <w:r>
+              <w:rPr>
+                <w:noProof/>
+                <w:webHidden/>
+              </w:rPr>
+              <w:tab/>
+            </w:r>
+            <w:r>
+              <w:rPr>
+                <w:noProof/>
+                <w:webHidden/>
+              </w:rPr>
+              <w:fldChar w:fldCharType="begin"/>
+            </w:r>
+            <w:r>
+              <w:rPr>
+                <w:noProof/>
+                <w:webHidden/>
+              </w:rPr>
+              <w:instrText xml:space="preserve"> PAGEREF _Toc238020942 \h </w:instrText>
+            </w:r>
+            <w:r>
+              <w:rPr>
+                <w:noProof/>
+                <w:webHidden/>
+              </w:rPr>
+            </w:r>
+            <w:r>
+              <w:rPr>
+                <w:noProof/>
+                <w:webHidden/>
+              </w:rPr>
+              <w:fldChar w:fldCharType="separate"/>
+            </w:r>
+            <w:r>
+              <w:rPr>
+                <w:noProof/>
+                <w:webHidden/>
+              </w:rPr>
+              <w:t>48</w:t>
+            </w:r>
+            <w:r>
+              <w:rPr>
+                <w:noProof/>
+                <w:webHidden/>
+              </w:rPr>
+              <w:fldChar w:fldCharType="end"/>
+            </w:r>
+          </w:hyperlink>
+        </w:p>
+        <w:p>
+          <w:pPr>
+            <w:pStyle w:val="Verzeichnis2"/>
+            <w:tabs>
+              <w:tab w:val="right" w:leader="dot" w:pos="9396"/>
+            </w:tabs>
+            <w:rPr>
+              <w:rFonts w:eastAsiaTheme="minorEastAsia"/>
+              <w:noProof/>
+              <w:kern w:val="2"/>
+              <w:lang w:val="de-DE" w:eastAsia="de-DE" w:bidi="he-IL"/>
+              <w14:ligatures w14:val="standardContextual"/>
+            </w:rPr>
+          </w:pPr>
+          <w:hyperlink w:anchor="_Toc238020943" w:history="1">
+            <w:r>
+              <w:rPr>
+                <w:rStyle w:val="Hyperlink"/>
+                <w:noProof/>
+                <w:lang w:val="de-DE"/>
+              </w:rPr>
+              <w:t>8.5 Anzeige im Plan-Editor</w:t>
+            </w:r>
+            <w:r>
+              <w:rPr>
+                <w:noProof/>
+                <w:webHidden/>
+              </w:rPr>
+              <w:tab/>
+            </w:r>
+            <w:r>
+              <w:rPr>
+                <w:noProof/>
+                <w:webHidden/>
+              </w:rPr>
+              <w:fldChar w:fldCharType="begin"/>
+            </w:r>
+            <w:r>
+              <w:rPr>
+                <w:noProof/>
+                <w:webHidden/>
+              </w:rPr>
+              <w:instrText xml:space="preserve"> PAGEREF _Toc238020943 \h </w:instrText>
+            </w:r>
+            <w:r>
+              <w:rPr>
+                <w:noProof/>
+                <w:webHidden/>
+              </w:rPr>
+            </w:r>
+            <w:r>
+              <w:rPr>
+                <w:noProof/>
+                <w:webHidden/>
+              </w:rPr>
+              <w:fldChar w:fldCharType="separate"/>
+            </w:r>
+            <w:r>
+              <w:rPr>
+                <w:noProof/>
+                <w:webHidden/>
+              </w:rPr>
+              <w:t>49</w:t>
             </w:r>
             <w:r>
               <w:rPr>
@@ -6321,14 +7050,13 @@
               <w14:ligatures w14:val="standardContextual"/>
             </w:rPr>
           </w:pPr>
-          <w:hyperlink w:anchor="_Toc238251797" w:history="1">
+          <w:hyperlink w:anchor="_Toc238020944" w:history="1">
             <w:r>
               <w:rPr>
                 <w:rStyle w:val="Hyperlink"/>
                 <w:noProof/>
-                <w:lang w:val="de-DE"/>
-              </w:rPr>
-              <w:t>6. Empfohlener Arbeitsablauf</w:t>
+              </w:rPr>
+              <w:t>9. Glossar</w:t>
             </w:r>
             <w:r>
               <w:rPr>
@@ -6349,808 +7077,7 @@
                 <w:noProof/>
                 <w:webHidden/>
               </w:rPr>
-              <w:instrText xml:space="preserve"> PAGEREF _Toc238251797 \h </w:instrText>
-            </w:r>
-            <w:r>
-              <w:rPr>
-                <w:noProof/>
-                <w:webHidden/>
-              </w:rPr>
-            </w:r>
-            <w:r>
-              <w:rPr>
-                <w:noProof/>
-                <w:webHidden/>
-              </w:rPr>
-              <w:fldChar w:fldCharType="separate"/>
-            </w:r>
-            <w:r>
-              <w:rPr>
-                <w:noProof/>
-                <w:webHidden/>
-              </w:rPr>
-              <w:t>44</w:t>
-            </w:r>
-            <w:r>
-              <w:rPr>
-                <w:noProof/>
-                <w:webHidden/>
-              </w:rPr>
-              <w:fldChar w:fldCharType="end"/>
-            </w:r>
-          </w:hyperlink>
-        </w:p>
-        <w:p>
-          <w:pPr>
-            <w:pStyle w:val="Verzeichnis1"/>
-            <w:tabs>
-              <w:tab w:val="right" w:leader="dot" w:pos="9396"/>
-            </w:tabs>
-            <w:rPr>
-              <w:rFonts w:eastAsiaTheme="minorEastAsia"/>
-              <w:noProof/>
-              <w:kern w:val="2"/>
-              <w:lang w:val="de-DE" w:eastAsia="de-DE" w:bidi="he-IL"/>
-              <w14:ligatures w14:val="standardContextual"/>
-            </w:rPr>
-          </w:pPr>
-          <w:hyperlink w:anchor="_Toc238251798" w:history="1">
-            <w:r>
-              <w:rPr>
-                <w:rStyle w:val="Hyperlink"/>
-                <w:noProof/>
-                <w:lang w:val="de-DE"/>
-              </w:rPr>
-              <w:t>7. Hinweise und Fehlerbehebung</w:t>
-            </w:r>
-            <w:r>
-              <w:rPr>
-                <w:noProof/>
-                <w:webHidden/>
-              </w:rPr>
-              <w:tab/>
-            </w:r>
-            <w:r>
-              <w:rPr>
-                <w:noProof/>
-                <w:webHidden/>
-              </w:rPr>
-              <w:fldChar w:fldCharType="begin"/>
-            </w:r>
-            <w:r>
-              <w:rPr>
-                <w:noProof/>
-                <w:webHidden/>
-              </w:rPr>
-              <w:instrText xml:space="preserve"> PAGEREF _Toc238251798 \h </w:instrText>
-            </w:r>
-            <w:r>
-              <w:rPr>
-                <w:noProof/>
-                <w:webHidden/>
-              </w:rPr>
-            </w:r>
-            <w:r>
-              <w:rPr>
-                <w:noProof/>
-                <w:webHidden/>
-              </w:rPr>
-              <w:fldChar w:fldCharType="separate"/>
-            </w:r>
-            <w:r>
-              <w:rPr>
-                <w:noProof/>
-                <w:webHidden/>
-              </w:rPr>
-              <w:t>44</w:t>
-            </w:r>
-            <w:r>
-              <w:rPr>
-                <w:noProof/>
-                <w:webHidden/>
-              </w:rPr>
-              <w:fldChar w:fldCharType="end"/>
-            </w:r>
-          </w:hyperlink>
-        </w:p>
-        <w:p>
-          <w:pPr>
-            <w:pStyle w:val="Verzeichnis2"/>
-            <w:tabs>
-              <w:tab w:val="right" w:leader="dot" w:pos="9396"/>
-            </w:tabs>
-            <w:rPr>
-              <w:rFonts w:eastAsiaTheme="minorEastAsia"/>
-              <w:noProof/>
-              <w:kern w:val="2"/>
-              <w:lang w:val="de-DE" w:eastAsia="de-DE" w:bidi="he-IL"/>
-              <w14:ligatures w14:val="standardContextual"/>
-            </w:rPr>
-          </w:pPr>
-          <w:hyperlink w:anchor="_Toc238251799" w:history="1">
-            <w:r>
-              <w:rPr>
-                <w:rStyle w:val="Hyperlink"/>
-                <w:noProof/>
-                <w:lang w:val="de-DE"/>
-              </w:rPr>
-              <w:t>Fehlermeldungen und ihre Bedeutung</w:t>
-            </w:r>
-            <w:r>
-              <w:rPr>
-                <w:noProof/>
-                <w:webHidden/>
-              </w:rPr>
-              <w:tab/>
-            </w:r>
-            <w:r>
-              <w:rPr>
-                <w:noProof/>
-                <w:webHidden/>
-              </w:rPr>
-              <w:fldChar w:fldCharType="begin"/>
-            </w:r>
-            <w:r>
-              <w:rPr>
-                <w:noProof/>
-                <w:webHidden/>
-              </w:rPr>
-              <w:instrText xml:space="preserve"> PAGEREF _Toc238251799 \h </w:instrText>
-            </w:r>
-            <w:r>
-              <w:rPr>
-                <w:noProof/>
-                <w:webHidden/>
-              </w:rPr>
-            </w:r>
-            <w:r>
-              <w:rPr>
-                <w:noProof/>
-                <w:webHidden/>
-              </w:rPr>
-              <w:fldChar w:fldCharType="separate"/>
-            </w:r>
-            <w:r>
-              <w:rPr>
-                <w:noProof/>
-                <w:webHidden/>
-              </w:rPr>
-              <w:t>44</w:t>
-            </w:r>
-            <w:r>
-              <w:rPr>
-                <w:noProof/>
-                <w:webHidden/>
-              </w:rPr>
-              <w:fldChar w:fldCharType="end"/>
-            </w:r>
-          </w:hyperlink>
-        </w:p>
-        <w:p>
-          <w:pPr>
-            <w:pStyle w:val="Verzeichnis2"/>
-            <w:tabs>
-              <w:tab w:val="right" w:leader="dot" w:pos="9396"/>
-            </w:tabs>
-            <w:rPr>
-              <w:rFonts w:eastAsiaTheme="minorEastAsia"/>
-              <w:noProof/>
-              <w:kern w:val="2"/>
-              <w:lang w:val="de-DE" w:eastAsia="de-DE" w:bidi="he-IL"/>
-              <w14:ligatures w14:val="standardContextual"/>
-            </w:rPr>
-          </w:pPr>
-          <w:hyperlink w:anchor="_Toc238251800" w:history="1">
-            <w:r>
-              <w:rPr>
-                <w:rStyle w:val="Hyperlink"/>
-                <w:noProof/>
-                <w:lang w:val="de-DE"/>
-              </w:rPr>
-              <w:t>Checkliste: Fehlerursache bei Infeasibility („unlösbar“) finden</w:t>
-            </w:r>
-            <w:r>
-              <w:rPr>
-                <w:noProof/>
-                <w:webHidden/>
-              </w:rPr>
-              <w:tab/>
-            </w:r>
-            <w:r>
-              <w:rPr>
-                <w:noProof/>
-                <w:webHidden/>
-              </w:rPr>
-              <w:fldChar w:fldCharType="begin"/>
-            </w:r>
-            <w:r>
-              <w:rPr>
-                <w:noProof/>
-                <w:webHidden/>
-              </w:rPr>
-              <w:instrText xml:space="preserve"> PAGEREF _Toc238251800 \h </w:instrText>
-            </w:r>
-            <w:r>
-              <w:rPr>
-                <w:noProof/>
-                <w:webHidden/>
-              </w:rPr>
-            </w:r>
-            <w:r>
-              <w:rPr>
-                <w:noProof/>
-                <w:webHidden/>
-              </w:rPr>
-              <w:fldChar w:fldCharType="separate"/>
-            </w:r>
-            <w:r>
-              <w:rPr>
-                <w:noProof/>
-                <w:webHidden/>
-              </w:rPr>
-              <w:t>45</w:t>
-            </w:r>
-            <w:r>
-              <w:rPr>
-                <w:noProof/>
-                <w:webHidden/>
-              </w:rPr>
-              <w:fldChar w:fldCharType="end"/>
-            </w:r>
-          </w:hyperlink>
-        </w:p>
-        <w:p>
-          <w:pPr>
-            <w:pStyle w:val="Verzeichnis2"/>
-            <w:tabs>
-              <w:tab w:val="right" w:leader="dot" w:pos="9396"/>
-            </w:tabs>
-            <w:rPr>
-              <w:rFonts w:eastAsiaTheme="minorEastAsia"/>
-              <w:noProof/>
-              <w:kern w:val="2"/>
-              <w:lang w:val="de-DE" w:eastAsia="de-DE" w:bidi="he-IL"/>
-              <w14:ligatures w14:val="standardContextual"/>
-            </w:rPr>
-          </w:pPr>
-          <w:hyperlink w:anchor="_Toc238251801" w:history="1">
-            <w:r>
-              <w:rPr>
-                <w:rStyle w:val="Hyperlink"/>
-                <w:noProof/>
-              </w:rPr>
-              <w:t>Allgemeine Hinweise</w:t>
-            </w:r>
-            <w:r>
-              <w:rPr>
-                <w:noProof/>
-                <w:webHidden/>
-              </w:rPr>
-              <w:tab/>
-            </w:r>
-            <w:r>
-              <w:rPr>
-                <w:noProof/>
-                <w:webHidden/>
-              </w:rPr>
-              <w:fldChar w:fldCharType="begin"/>
-            </w:r>
-            <w:r>
-              <w:rPr>
-                <w:noProof/>
-                <w:webHidden/>
-              </w:rPr>
-              <w:instrText xml:space="preserve"> PAGEREF _Toc238251801 \h </w:instrText>
-            </w:r>
-            <w:r>
-              <w:rPr>
-                <w:noProof/>
-                <w:webHidden/>
-              </w:rPr>
-            </w:r>
-            <w:r>
-              <w:rPr>
-                <w:noProof/>
-                <w:webHidden/>
-              </w:rPr>
-              <w:fldChar w:fldCharType="separate"/>
-            </w:r>
-            <w:r>
-              <w:rPr>
-                <w:noProof/>
-                <w:webHidden/>
-              </w:rPr>
-              <w:t>46</w:t>
-            </w:r>
-            <w:r>
-              <w:rPr>
-                <w:noProof/>
-                <w:webHidden/>
-              </w:rPr>
-              <w:fldChar w:fldCharType="end"/>
-            </w:r>
-          </w:hyperlink>
-        </w:p>
-        <w:p>
-          <w:pPr>
-            <w:pStyle w:val="Verzeichnis1"/>
-            <w:tabs>
-              <w:tab w:val="right" w:leader="dot" w:pos="9396"/>
-            </w:tabs>
-            <w:rPr>
-              <w:rFonts w:eastAsiaTheme="minorEastAsia"/>
-              <w:noProof/>
-              <w:kern w:val="2"/>
-              <w:lang w:val="de-DE" w:eastAsia="de-DE" w:bidi="he-IL"/>
-              <w14:ligatures w14:val="standardContextual"/>
-            </w:rPr>
-          </w:pPr>
-          <w:hyperlink w:anchor="_Toc238251802" w:history="1">
-            <w:r>
-              <w:rPr>
-                <w:rStyle w:val="Hyperlink"/>
-                <w:noProof/>
-                <w:lang w:val="de-DE"/>
-              </w:rPr>
-              <w:t>8. Nutzbare Hohlstunden (NuHo)</w:t>
-            </w:r>
-            <w:r>
-              <w:rPr>
-                <w:noProof/>
-                <w:webHidden/>
-              </w:rPr>
-              <w:tab/>
-            </w:r>
-            <w:r>
-              <w:rPr>
-                <w:noProof/>
-                <w:webHidden/>
-              </w:rPr>
-              <w:fldChar w:fldCharType="begin"/>
-            </w:r>
-            <w:r>
-              <w:rPr>
-                <w:noProof/>
-                <w:webHidden/>
-              </w:rPr>
-              <w:instrText xml:space="preserve"> PAGEREF _Toc238251802 \h </w:instrText>
-            </w:r>
-            <w:r>
-              <w:rPr>
-                <w:noProof/>
-                <w:webHidden/>
-              </w:rPr>
-            </w:r>
-            <w:r>
-              <w:rPr>
-                <w:noProof/>
-                <w:webHidden/>
-              </w:rPr>
-              <w:fldChar w:fldCharType="separate"/>
-            </w:r>
-            <w:r>
-              <w:rPr>
-                <w:noProof/>
-                <w:webHidden/>
-              </w:rPr>
-              <w:t>46</w:t>
-            </w:r>
-            <w:r>
-              <w:rPr>
-                <w:noProof/>
-                <w:webHidden/>
-              </w:rPr>
-              <w:fldChar w:fldCharType="end"/>
-            </w:r>
-          </w:hyperlink>
-        </w:p>
-        <w:p>
-          <w:pPr>
-            <w:pStyle w:val="Verzeichnis2"/>
-            <w:tabs>
-              <w:tab w:val="right" w:leader="dot" w:pos="9396"/>
-            </w:tabs>
-            <w:rPr>
-              <w:rFonts w:eastAsiaTheme="minorEastAsia"/>
-              <w:noProof/>
-              <w:kern w:val="2"/>
-              <w:lang w:val="de-DE" w:eastAsia="de-DE" w:bidi="he-IL"/>
-              <w14:ligatures w14:val="standardContextual"/>
-            </w:rPr>
-          </w:pPr>
-          <w:hyperlink w:anchor="_Toc238251803" w:history="1">
-            <w:r>
-              <w:rPr>
-                <w:rStyle w:val="Hyperlink"/>
-                <w:noProof/>
-                <w:lang w:val="de-DE"/>
-              </w:rPr>
-              <w:t>8.1 Was ist eine NuHo?</w:t>
-            </w:r>
-            <w:r>
-              <w:rPr>
-                <w:noProof/>
-                <w:webHidden/>
-              </w:rPr>
-              <w:tab/>
-            </w:r>
-            <w:r>
-              <w:rPr>
-                <w:noProof/>
-                <w:webHidden/>
-              </w:rPr>
-              <w:fldChar w:fldCharType="begin"/>
-            </w:r>
-            <w:r>
-              <w:rPr>
-                <w:noProof/>
-                <w:webHidden/>
-              </w:rPr>
-              <w:instrText xml:space="preserve"> PAGEREF _Toc238251803 \h </w:instrText>
-            </w:r>
-            <w:r>
-              <w:rPr>
-                <w:noProof/>
-                <w:webHidden/>
-              </w:rPr>
-            </w:r>
-            <w:r>
-              <w:rPr>
-                <w:noProof/>
-                <w:webHidden/>
-              </w:rPr>
-              <w:fldChar w:fldCharType="separate"/>
-            </w:r>
-            <w:r>
-              <w:rPr>
-                <w:noProof/>
-                <w:webHidden/>
-              </w:rPr>
-              <w:t>47</w:t>
-            </w:r>
-            <w:r>
-              <w:rPr>
-                <w:noProof/>
-                <w:webHidden/>
-              </w:rPr>
-              <w:fldChar w:fldCharType="end"/>
-            </w:r>
-          </w:hyperlink>
-        </w:p>
-        <w:p>
-          <w:pPr>
-            <w:pStyle w:val="Verzeichnis2"/>
-            <w:tabs>
-              <w:tab w:val="right" w:leader="dot" w:pos="9396"/>
-            </w:tabs>
-            <w:rPr>
-              <w:rFonts w:eastAsiaTheme="minorEastAsia"/>
-              <w:noProof/>
-              <w:kern w:val="2"/>
-              <w:lang w:val="de-DE" w:eastAsia="de-DE" w:bidi="he-IL"/>
-              <w14:ligatures w14:val="standardContextual"/>
-            </w:rPr>
-          </w:pPr>
-          <w:hyperlink w:anchor="_Toc238251804" w:history="1">
-            <w:r>
-              <w:rPr>
-                <w:rStyle w:val="Hyperlink"/>
-                <w:noProof/>
-                <w:lang w:val="de-DE"/>
-              </w:rPr>
-              <w:t>8.2 Voraussetzung: Vertretungsbereitschaft (Vber Wstd)</w:t>
-            </w:r>
-            <w:r>
-              <w:rPr>
-                <w:noProof/>
-                <w:webHidden/>
-              </w:rPr>
-              <w:tab/>
-            </w:r>
-            <w:r>
-              <w:rPr>
-                <w:noProof/>
-                <w:webHidden/>
-              </w:rPr>
-              <w:fldChar w:fldCharType="begin"/>
-            </w:r>
-            <w:r>
-              <w:rPr>
-                <w:noProof/>
-                <w:webHidden/>
-              </w:rPr>
-              <w:instrText xml:space="preserve"> PAGEREF _Toc238251804 \h </w:instrText>
-            </w:r>
-            <w:r>
-              <w:rPr>
-                <w:noProof/>
-                <w:webHidden/>
-              </w:rPr>
-            </w:r>
-            <w:r>
-              <w:rPr>
-                <w:noProof/>
-                <w:webHidden/>
-              </w:rPr>
-              <w:fldChar w:fldCharType="separate"/>
-            </w:r>
-            <w:r>
-              <w:rPr>
-                <w:noProof/>
-                <w:webHidden/>
-              </w:rPr>
-              <w:t>47</w:t>
-            </w:r>
-            <w:r>
-              <w:rPr>
-                <w:noProof/>
-                <w:webHidden/>
-              </w:rPr>
-              <w:fldChar w:fldCharType="end"/>
-            </w:r>
-          </w:hyperlink>
-        </w:p>
-        <w:p>
-          <w:pPr>
-            <w:pStyle w:val="Verzeichnis2"/>
-            <w:tabs>
-              <w:tab w:val="right" w:leader="dot" w:pos="9396"/>
-            </w:tabs>
-            <w:rPr>
-              <w:rFonts w:eastAsiaTheme="minorEastAsia"/>
-              <w:noProof/>
-              <w:kern w:val="2"/>
-              <w:lang w:val="de-DE" w:eastAsia="de-DE" w:bidi="he-IL"/>
-              <w14:ligatures w14:val="standardContextual"/>
-            </w:rPr>
-          </w:pPr>
-          <w:hyperlink w:anchor="_Toc238251805" w:history="1">
-            <w:r>
-              <w:rPr>
-                <w:rStyle w:val="Hyperlink"/>
-                <w:noProof/>
-                <w:lang w:val="de-DE"/>
-              </w:rPr>
-              <w:t>8.3 Steuerung über die PM-Tabelle</w:t>
-            </w:r>
-            <w:r>
-              <w:rPr>
-                <w:noProof/>
-                <w:webHidden/>
-              </w:rPr>
-              <w:tab/>
-            </w:r>
-            <w:r>
-              <w:rPr>
-                <w:noProof/>
-                <w:webHidden/>
-              </w:rPr>
-              <w:fldChar w:fldCharType="begin"/>
-            </w:r>
-            <w:r>
-              <w:rPr>
-                <w:noProof/>
-                <w:webHidden/>
-              </w:rPr>
-              <w:instrText xml:space="preserve"> PAGEREF _Toc238251805 \h </w:instrText>
-            </w:r>
-            <w:r>
-              <w:rPr>
-                <w:noProof/>
-                <w:webHidden/>
-              </w:rPr>
-            </w:r>
-            <w:r>
-              <w:rPr>
-                <w:noProof/>
-                <w:webHidden/>
-              </w:rPr>
-              <w:fldChar w:fldCharType="separate"/>
-            </w:r>
-            <w:r>
-              <w:rPr>
-                <w:noProof/>
-                <w:webHidden/>
-              </w:rPr>
-              <w:t>47</w:t>
-            </w:r>
-            <w:r>
-              <w:rPr>
-                <w:noProof/>
-                <w:webHidden/>
-              </w:rPr>
-              <w:fldChar w:fldCharType="end"/>
-            </w:r>
-          </w:hyperlink>
-        </w:p>
-        <w:p>
-          <w:pPr>
-            <w:pStyle w:val="Verzeichnis2"/>
-            <w:tabs>
-              <w:tab w:val="right" w:leader="dot" w:pos="9396"/>
-            </w:tabs>
-            <w:rPr>
-              <w:rFonts w:eastAsiaTheme="minorEastAsia"/>
-              <w:noProof/>
-              <w:kern w:val="2"/>
-              <w:lang w:val="de-DE" w:eastAsia="de-DE" w:bidi="he-IL"/>
-              <w14:ligatures w14:val="standardContextual"/>
-            </w:rPr>
-          </w:pPr>
-          <w:hyperlink w:anchor="_Toc238251806" w:history="1">
-            <w:r>
-              <w:rPr>
-                <w:rStyle w:val="Hyperlink"/>
-                <w:noProof/>
-                <w:lang w:val="de-DE"/>
-              </w:rPr>
-              <w:t>8.4 Ausgaben</w:t>
-            </w:r>
-            <w:r>
-              <w:rPr>
-                <w:noProof/>
-                <w:webHidden/>
-              </w:rPr>
-              <w:tab/>
-            </w:r>
-            <w:r>
-              <w:rPr>
-                <w:noProof/>
-                <w:webHidden/>
-              </w:rPr>
-              <w:fldChar w:fldCharType="begin"/>
-            </w:r>
-            <w:r>
-              <w:rPr>
-                <w:noProof/>
-                <w:webHidden/>
-              </w:rPr>
-              <w:instrText xml:space="preserve"> PAGEREF _Toc238251806 \h </w:instrText>
-            </w:r>
-            <w:r>
-              <w:rPr>
-                <w:noProof/>
-                <w:webHidden/>
-              </w:rPr>
-            </w:r>
-            <w:r>
-              <w:rPr>
-                <w:noProof/>
-                <w:webHidden/>
-              </w:rPr>
-              <w:fldChar w:fldCharType="separate"/>
-            </w:r>
-            <w:r>
-              <w:rPr>
-                <w:noProof/>
-                <w:webHidden/>
-              </w:rPr>
-              <w:t>48</w:t>
-            </w:r>
-            <w:r>
-              <w:rPr>
-                <w:noProof/>
-                <w:webHidden/>
-              </w:rPr>
-              <w:fldChar w:fldCharType="end"/>
-            </w:r>
-          </w:hyperlink>
-        </w:p>
-        <w:p>
-          <w:pPr>
-            <w:pStyle w:val="Verzeichnis2"/>
-            <w:tabs>
-              <w:tab w:val="right" w:leader="dot" w:pos="9396"/>
-            </w:tabs>
-            <w:rPr>
-              <w:rFonts w:eastAsiaTheme="minorEastAsia"/>
-              <w:noProof/>
-              <w:kern w:val="2"/>
-              <w:lang w:val="de-DE" w:eastAsia="de-DE" w:bidi="he-IL"/>
-              <w14:ligatures w14:val="standardContextual"/>
-            </w:rPr>
-          </w:pPr>
-          <w:hyperlink w:anchor="_Toc238251807" w:history="1">
-            <w:r>
-              <w:rPr>
-                <w:rStyle w:val="Hyperlink"/>
-                <w:noProof/>
-                <w:lang w:val="de-DE"/>
-              </w:rPr>
-              <w:t>8.5 Anzeige im Plan-Editor</w:t>
-            </w:r>
-            <w:r>
-              <w:rPr>
-                <w:noProof/>
-                <w:webHidden/>
-              </w:rPr>
-              <w:tab/>
-            </w:r>
-            <w:r>
-              <w:rPr>
-                <w:noProof/>
-                <w:webHidden/>
-              </w:rPr>
-              <w:fldChar w:fldCharType="begin"/>
-            </w:r>
-            <w:r>
-              <w:rPr>
-                <w:noProof/>
-                <w:webHidden/>
-              </w:rPr>
-              <w:instrText xml:space="preserve"> PAGEREF _Toc238251807 \h </w:instrText>
-            </w:r>
-            <w:r>
-              <w:rPr>
-                <w:noProof/>
-                <w:webHidden/>
-              </w:rPr>
-            </w:r>
-            <w:r>
-              <w:rPr>
-                <w:noProof/>
-                <w:webHidden/>
-              </w:rPr>
-              <w:fldChar w:fldCharType="separate"/>
-            </w:r>
-            <w:r>
-              <w:rPr>
-                <w:noProof/>
-                <w:webHidden/>
-              </w:rPr>
-              <w:t>48</w:t>
-            </w:r>
-            <w:r>
-              <w:rPr>
-                <w:noProof/>
-                <w:webHidden/>
-              </w:rPr>
-              <w:fldChar w:fldCharType="end"/>
-            </w:r>
-          </w:hyperlink>
-        </w:p>
-        <w:p>
-          <w:pPr>
-            <w:pStyle w:val="Verzeichnis1"/>
-            <w:tabs>
-              <w:tab w:val="right" w:leader="dot" w:pos="9396"/>
-            </w:tabs>
-            <w:rPr>
-              <w:rFonts w:eastAsiaTheme="minorEastAsia"/>
-              <w:noProof/>
-              <w:kern w:val="2"/>
-              <w:lang w:val="de-DE" w:eastAsia="de-DE" w:bidi="he-IL"/>
-              <w14:ligatures w14:val="standardContextual"/>
-            </w:rPr>
-          </w:pPr>
-          <w:hyperlink w:anchor="_Toc238251808" w:history="1">
-            <w:r>
-              <w:rPr>
-                <w:rStyle w:val="Hyperlink"/>
-                <w:noProof/>
-              </w:rPr>
-              <w:t>9. Glossar</w:t>
-            </w:r>
-            <w:r>
-              <w:rPr>
-                <w:noProof/>
-                <w:webHidden/>
-              </w:rPr>
-              <w:tab/>
-            </w:r>
-            <w:r>
-              <w:rPr>
-                <w:noProof/>
-                <w:webHidden/>
-              </w:rPr>
-              <w:fldChar w:fldCharType="begin"/>
-            </w:r>
-            <w:r>
-              <w:rPr>
-                <w:noProof/>
-                <w:webHidden/>
-              </w:rPr>
-              <w:instrText xml:space="preserve"> PAGEREF _Toc238251808 \h </w:instrText>
+              <w:instrText xml:space="preserve"> PAGEREF _Toc238020944 \h </w:instrText>
             </w:r>
             <w:r>
               <w:rPr>
@@ -7207,15 +7134,15 @@
           <w:lang w:val="de-DE"/>
         </w:rPr>
       </w:pPr>
-      <w:bookmarkStart w:id="0" w:name="überblick"/>
-      <w:bookmarkStart w:id="1" w:name="_Toc238251712"/>
+      <w:bookmarkStart w:id="0" w:name="_Toc238020849"/>
+      <w:bookmarkStart w:id="1" w:name="überblick"/>
       <w:r>
         <w:rPr>
           <w:lang w:val="de-DE"/>
         </w:rPr>
         <w:t>1. Überblick</w:t>
       </w:r>
-      <w:bookmarkEnd w:id="1"/>
+      <w:bookmarkEnd w:id="0"/>
     </w:p>
     <w:p>
       <w:pPr>
@@ -7609,16 +7536,16 @@
           <w:lang w:val="de-DE"/>
         </w:rPr>
       </w:pPr>
-      <w:bookmarkStart w:id="2" w:name="die-excel-eingabedatei"/>
-      <w:bookmarkStart w:id="3" w:name="_Toc238251713"/>
-      <w:bookmarkEnd w:id="0"/>
+      <w:bookmarkStart w:id="2" w:name="_Toc238020850"/>
+      <w:bookmarkStart w:id="3" w:name="die-excel-eingabedatei"/>
+      <w:bookmarkEnd w:id="1"/>
       <w:r>
         <w:rPr>
           <w:lang w:val="de-DE"/>
         </w:rPr>
         <w:t>2. Die Excel-Eingabedatei</w:t>
       </w:r>
-      <w:bookmarkEnd w:id="3"/>
+      <w:bookmarkEnd w:id="2"/>
     </w:p>
     <w:p>
       <w:pPr>
@@ -7676,15 +7603,15 @@
           <w:lang w:val="de-DE"/>
         </w:rPr>
       </w:pPr>
-      <w:bookmarkStart w:id="4" w:name="übersicht-aller-tabellenblätter"/>
-      <w:bookmarkStart w:id="5" w:name="_Toc238251714"/>
+      <w:bookmarkStart w:id="4" w:name="_Toc238020851"/>
+      <w:bookmarkStart w:id="5" w:name="übersicht-aller-tabellenblätter"/>
       <w:r>
         <w:rPr>
           <w:lang w:val="de-DE"/>
         </w:rPr>
         <w:t>2.0 Übersicht aller Tabellenblätter</w:t>
       </w:r>
-      <w:bookmarkEnd w:id="5"/>
+      <w:bookmarkEnd w:id="4"/>
     </w:p>
     <w:p>
       <w:pPr>
@@ -9290,16 +9217,16 @@
           <w:lang w:val="de-DE"/>
         </w:rPr>
       </w:pPr>
-      <w:bookmarkStart w:id="6" w:name="Xed477d92855aa4c8e464bdff89a4d28c3abcbc3"/>
-      <w:bookmarkStart w:id="7" w:name="_Toc238251715"/>
-      <w:bookmarkEnd w:id="4"/>
+      <w:bookmarkStart w:id="6" w:name="_Toc238020852"/>
+      <w:bookmarkStart w:id="7" w:name="Xed477d92855aa4c8e464bdff89a4d28c3abcbc3"/>
+      <w:bookmarkEnd w:id="5"/>
       <w:r>
         <w:rPr>
           <w:lang w:val="de-DE"/>
         </w:rPr>
         <w:t>2.1 Sheet „UV“ – Unterrichtsdaten (früher „U-Verteilung“)</w:t>
       </w:r>
-      <w:bookmarkEnd w:id="7"/>
+      <w:bookmarkEnd w:id="6"/>
     </w:p>
     <w:tbl>
       <w:tblPr>
@@ -9937,16 +9864,48 @@
           <w:lang w:val="de-DE"/>
         </w:rPr>
       </w:pPr>
-      <w:bookmarkStart w:id="8" w:name="X824f3dda145984715a009d0f5dc0d28d1c37909"/>
-      <w:bookmarkStart w:id="9" w:name="_Toc238251716"/>
-      <w:bookmarkEnd w:id="6"/>
+      <w:bookmarkStart w:id="8" w:name="_Toc238020853"/>
+      <w:bookmarkStart w:id="9" w:name="X824f3dda145984715a009d0f5dc0d28d1c37909"/>
+      <w:bookmarkEnd w:id="7"/>
       <w:r>
         <w:rPr>
           <w:lang w:val="de-DE"/>
         </w:rPr>
         <w:t>2.2 Sheet „Lös“ – Zeitraster und Lösungen (früher „Lösungen“)</w:t>
       </w:r>
+      <w:bookmarkEnd w:id="8"/>
+    </w:p>
+    <w:p>
+      <w:pPr>
+        <w:pStyle w:val="FirstParagraph"/>
+        <w:rPr>
+          <w:lang w:val="de-DE"/>
+        </w:rPr>
+      </w:pPr>
+      <w:r>
+        <w:rPr>
+          <w:lang w:val="de-DE"/>
+        </w:rPr>
+        <w:t>Das Sheet enthält das Zeitraster (Zeilen = Wochentag/Stunde) und die vom Solver erzeugten Lösungsspalten. Die Spalte „Plan“ ist besonders: Sie spiegelt den aktuell, evtl. manuell gepflegten bzw. als „best“ markierten Plan wider, auf den die Buttons 5 bis 12 zugreifen.</w:t>
+      </w:r>
+    </w:p>
+    <w:p>
+      <w:pPr>
+        <w:pStyle w:val="berschrift2"/>
+        <w:rPr>
+          <w:lang w:val="de-DE"/>
+        </w:rPr>
+      </w:pPr>
+      <w:bookmarkStart w:id="10" w:name="_Toc238020854"/>
+      <w:bookmarkStart w:id="11" w:name="X4cd27eec1b73cc2137993e3d11d851160c6244d"/>
       <w:bookmarkEnd w:id="9"/>
+      <w:r>
+        <w:rPr>
+          <w:lang w:val="de-DE"/>
+        </w:rPr>
+        <w:t>2.3 Sheet „PM“ – Steuerungsparameter (früher „Parameter“)</w:t>
+      </w:r>
+      <w:bookmarkEnd w:id="10"/>
     </w:p>
     <w:p>
       <w:pPr>
@@ -9959,7 +9918,7 @@
         <w:rPr>
           <w:lang w:val="de-DE"/>
         </w:rPr>
-        <w:t>Das Sheet enthält das Zeitraster (Zeilen = Wochentag/Stunde) und die vom Solver erzeugten Lösungsspalten. Die Spalte „Plan“ ist besonders: Sie spiegelt den aktuell, evtl. manuell gepflegten bzw. als „best“ markierten Plan wider, auf den die Buttons 5 bis 12 zugreifen.</w:t>
+        <w:t>Alle Parameter werden per Beschriftung in Spalte A gesucht (nicht per fester Zeilennummer). Spalte B enthält den Wert. Groß-/Kleinschreibung wird ignoriert. Die vollständige Parameterliste mit Wirkung steht in Kapitel 5.</w:t>
       </w:r>
     </w:p>
     <w:p>
@@ -9969,48 +9928,16 @@
           <w:lang w:val="de-DE"/>
         </w:rPr>
       </w:pPr>
-      <w:bookmarkStart w:id="10" w:name="X4cd27eec1b73cc2137993e3d11d851160c6244d"/>
-      <w:bookmarkStart w:id="11" w:name="_Toc238251717"/>
-      <w:bookmarkEnd w:id="8"/>
-      <w:r>
-        <w:rPr>
-          <w:lang w:val="de-DE"/>
-        </w:rPr>
-        <w:t>2.3 Sheet „PM“ – Steuerungsparameter (früher „Parameter“)</w:t>
-      </w:r>
+      <w:bookmarkStart w:id="12" w:name="_Toc238020855"/>
+      <w:bookmarkStart w:id="13" w:name="X2c593f1e03d9e679da8a2038dd127f54e803de0"/>
       <w:bookmarkEnd w:id="11"/>
-    </w:p>
-    <w:p>
-      <w:pPr>
-        <w:pStyle w:val="FirstParagraph"/>
-        <w:rPr>
-          <w:lang w:val="de-DE"/>
-        </w:rPr>
-      </w:pPr>
-      <w:r>
-        <w:rPr>
-          <w:lang w:val="de-DE"/>
-        </w:rPr>
-        <w:t>Alle Parameter werden per Beschriftung in Spalte A gesucht (nicht per fester Zeilennummer). Spalte B enthält den Wert. Groß-/Kleinschreibung wird ignoriert. Die vollständige Parameterliste mit Wirkung steht in Kapitel 5.</w:t>
-      </w:r>
-    </w:p>
-    <w:p>
-      <w:pPr>
-        <w:pStyle w:val="berschrift2"/>
-        <w:rPr>
-          <w:lang w:val="de-DE"/>
-        </w:rPr>
-      </w:pPr>
-      <w:bookmarkStart w:id="12" w:name="X2c593f1e03d9e679da8a2038dd127f54e803de0"/>
-      <w:bookmarkStart w:id="13" w:name="_Toc238251718"/>
-      <w:bookmarkEnd w:id="10"/>
       <w:r>
         <w:rPr>
           <w:lang w:val="de-DE"/>
         </w:rPr>
         <w:t>2.4 Sheet „StD“ – Lehrer-Stammdaten (früher „Stammdaten“)</w:t>
       </w:r>
-      <w:bookmarkEnd w:id="13"/>
+      <w:bookmarkEnd w:id="12"/>
     </w:p>
     <w:p>
       <w:pPr>
@@ -10663,15 +10590,15 @@
           <w:lang w:val="de-DE"/>
         </w:rPr>
       </w:pPr>
-      <w:bookmarkStart w:id="14" w:name="harte-regeln-die-fünf-hart-spalten"/>
-      <w:bookmarkStart w:id="15" w:name="_Toc238251719"/>
+      <w:bookmarkStart w:id="14" w:name="_Toc238020856"/>
+      <w:bookmarkStart w:id="15" w:name="harte-regeln-die-fünf-hart-spalten"/>
       <w:r>
         <w:rPr>
           <w:lang w:val="de-DE"/>
         </w:rPr>
         <w:t>Harte Regeln – die fünf „hart“-Spalten</w:t>
       </w:r>
-      <w:bookmarkEnd w:id="15"/>
+      <w:bookmarkEnd w:id="14"/>
     </w:p>
     <w:p>
       <w:pPr>
@@ -11008,16 +10935,16 @@
           <w:lang w:val="de-DE"/>
         </w:rPr>
       </w:pPr>
-      <w:bookmarkStart w:id="16" w:name="X3d6211e55557a616a2e2647f71d646f2fd1fd73"/>
-      <w:bookmarkStart w:id="17" w:name="_Toc238251720"/>
-      <w:bookmarkEnd w:id="14"/>
+      <w:bookmarkStart w:id="16" w:name="_Toc238020857"/>
+      <w:bookmarkStart w:id="17" w:name="X3d6211e55557a616a2e2647f71d646f2fd1fd73"/>
+      <w:bookmarkEnd w:id="15"/>
       <w:r>
         <w:rPr>
           <w:lang w:val="de-DE"/>
         </w:rPr>
         <w:t>Freie Tage – die Spalten „Freie Tage“ und „Gewicht freie Tage“</w:t>
       </w:r>
-      <w:bookmarkEnd w:id="17"/>
+      <w:bookmarkEnd w:id="16"/>
     </w:p>
     <w:p>
       <w:pPr>
@@ -11075,7 +11002,7 @@
           <w:lang w:val="de-DE"/>
         </w:rPr>
       </w:pPr>
-      <w:bookmarkStart w:id="18" w:name="_Toc238251721"/>
+      <w:bookmarkStart w:id="18" w:name="_Toc238020858"/>
       <w:r>
         <w:rPr>
           <w:lang w:val="de-DE"/>
@@ -11161,7 +11088,7 @@
           <w:lang w:val="de-DE"/>
         </w:rPr>
       </w:pPr>
-      <w:bookmarkStart w:id="19" w:name="_Toc238251722"/>
+      <w:bookmarkStart w:id="19" w:name="_Toc238020859"/>
       <w:r>
         <w:rPr>
           <w:lang w:val="de-DE"/>
@@ -11241,7 +11168,7 @@
         </w:rPr>
       </w:pPr>
       <w:bookmarkStart w:id="20" w:name="_Toc_SpaetFrueh"/>
-      <w:bookmarkStart w:id="21" w:name="_Toc238251723"/>
+      <w:bookmarkStart w:id="21" w:name="_Toc238020860"/>
       <w:r>
         <w:rPr>
           <w:lang w:val="de-DE"/>
@@ -11321,17 +11248,17 @@
           <w:lang w:val="de-DE"/>
         </w:rPr>
       </w:pPr>
-      <w:bookmarkStart w:id="22" w:name="Xcecb579319d46394dc0bec8ad2f950cccc14571"/>
-      <w:bookmarkStart w:id="23" w:name="_Toc238251724"/>
-      <w:bookmarkEnd w:id="12"/>
-      <w:bookmarkEnd w:id="16"/>
+      <w:bookmarkStart w:id="22" w:name="_Toc238020861"/>
+      <w:bookmarkStart w:id="23" w:name="Xcecb579319d46394dc0bec8ad2f950cccc14571"/>
+      <w:bookmarkEnd w:id="13"/>
+      <w:bookmarkEnd w:id="17"/>
       <w:r>
         <w:rPr>
           <w:lang w:val="de-DE"/>
         </w:rPr>
         <w:t>2.5 Sheet „Farben“ – Farbcode für den Plan-Editor</w:t>
       </w:r>
-      <w:bookmarkEnd w:id="23"/>
+      <w:bookmarkEnd w:id="22"/>
     </w:p>
     <w:p>
       <w:pPr>
@@ -11547,16 +11474,16 @@
           <w:lang w:val="de-DE"/>
         </w:rPr>
       </w:pPr>
-      <w:bookmarkStart w:id="24" w:name="Xf88c95c09418afa57ca606e563d222d423983f9"/>
-      <w:bookmarkStart w:id="25" w:name="_Toc238251725"/>
-      <w:bookmarkEnd w:id="22"/>
+      <w:bookmarkStart w:id="24" w:name="_Toc238020862"/>
+      <w:bookmarkStart w:id="25" w:name="Xf88c95c09418afa57ca606e563d222d423983f9"/>
+      <w:bookmarkEnd w:id="23"/>
       <w:r>
         <w:rPr>
           <w:lang w:val="de-DE"/>
         </w:rPr>
         <w:t>2.6 Sheets „ZWL“ und „ZWK“ – Zeitwünsche (früher „ZeitWL“/„ZeitWK“)</w:t>
       </w:r>
-      <w:bookmarkEnd w:id="25"/>
+      <w:bookmarkEnd w:id="24"/>
     </w:p>
     <w:p>
       <w:pPr>
@@ -11920,16 +11847,16 @@
           <w:lang w:val="de-DE"/>
         </w:rPr>
       </w:pPr>
-      <w:bookmarkStart w:id="26" w:name="sheet-fix-unrn-fixierte-unrn"/>
-      <w:bookmarkStart w:id="27" w:name="_Toc238251726"/>
-      <w:bookmarkEnd w:id="24"/>
+      <w:bookmarkStart w:id="26" w:name="_Toc238020863"/>
+      <w:bookmarkStart w:id="27" w:name="sheet-fix-unrn-fixierte-unrn"/>
+      <w:bookmarkEnd w:id="25"/>
       <w:r>
         <w:rPr>
           <w:lang w:val="de-DE"/>
         </w:rPr>
         <w:t>2.7 Sheet „Fix UNrn“ – Fixierte UNrn</w:t>
       </w:r>
-      <w:bookmarkEnd w:id="27"/>
+      <w:bookmarkEnd w:id="26"/>
     </w:p>
     <w:p>
       <w:pPr>
@@ -12043,16 +11970,48 @@
           <w:lang w:val="de-DE"/>
         </w:rPr>
       </w:pPr>
-      <w:bookmarkStart w:id="28" w:name="X77850964b1661a6472484b98c2f6331abf29608"/>
-      <w:bookmarkStart w:id="29" w:name="_Toc238251727"/>
-      <w:bookmarkEnd w:id="26"/>
+      <w:bookmarkStart w:id="28" w:name="_Toc238020864"/>
+      <w:bookmarkStart w:id="29" w:name="X77850964b1661a6472484b98c2f6331abf29608"/>
+      <w:bookmarkEnd w:id="27"/>
       <w:r>
         <w:rPr>
           <w:lang w:val="de-DE"/>
         </w:rPr>
         <w:t>2.8 Sheet „Plan“ – Manueller Ausgangsplan (früher „Unr-Plan“)</w:t>
       </w:r>
+      <w:bookmarkEnd w:id="28"/>
+    </w:p>
+    <w:p>
+      <w:pPr>
+        <w:pStyle w:val="FirstParagraph"/>
+        <w:rPr>
+          <w:lang w:val="de-DE"/>
+        </w:rPr>
+      </w:pPr>
+      <w:r>
+        <w:rPr>
+          <w:lang w:val="de-DE"/>
+        </w:rPr>
+        <w:t>Optionales Sheet für einen manuell erstellten oder von extern importierten Plan. Spalte A: Wochentag, Spalte B: Stundennummer, ab Spalte C: die UNrn dieses Slots. Füllbar manuell, per Button 3 („Plan importieren“, aus einer GPU001.TXT) oder aus dem Plan-Editor. Button 4 („Plan bewerten“) bewertet diesen Plan und trägt ihn als „Plan“-Spalte in die Lösungen-Tabelle ein – nach einem Import über Button 3 geschieht das automatisch.</w:t>
+      </w:r>
+    </w:p>
+    <w:p>
+      <w:pPr>
+        <w:pStyle w:val="berschrift2"/>
+        <w:rPr>
+          <w:lang w:val="de-DE"/>
+        </w:rPr>
+      </w:pPr>
+      <w:bookmarkStart w:id="30" w:name="_Toc238020865"/>
+      <w:bookmarkStart w:id="31" w:name="X9a0baf48a92dfb82f6c4468820982bf5f64b379"/>
       <w:bookmarkEnd w:id="29"/>
+      <w:r>
+        <w:rPr>
+          <w:lang w:val="de-DE"/>
+        </w:rPr>
+        <w:t>2.9 Sheet „FGR“ – Fachgruppenräume (früher „Fachgruppenräume“)</w:t>
+      </w:r>
+      <w:bookmarkEnd w:id="30"/>
     </w:p>
     <w:p>
       <w:pPr>
@@ -12065,7 +12024,7 @@
         <w:rPr>
           <w:lang w:val="de-DE"/>
         </w:rPr>
-        <w:t>Optionales Sheet für einen manuell erstellten oder von extern importierten Plan. Spalte A: Wochentag, Spalte B: Stundennummer, ab Spalte C: die UNrn dieses Slots. Füllbar manuell, per Button 3 („Plan importieren“, aus einer GPU001.TXT) oder aus dem Plan-Editor. Button 4 („Plan bewerten“) bewertet diesen Plan und trägt ihn als „Plan“-Spalte in die Lösungen-Tabelle ein – nach einem Import über Button 3 geschieht das automatisch.</w:t>
+        <w:t>Optionales Sheet zur Begrenzung der gleichzeitig genutzten Fachräume. Spalte A: Fachgruppenname (z. B. Sport, Bio, Chemie), Spalte B: maximale Anzahl parallel nutzbarer Räume. Dieselbe Fachgruppen-Zuordnung ist Grundlage des Fachgruppenplans im Plan-Editor (Kapitel 4b).</w:t>
       </w:r>
     </w:p>
     <w:p>
@@ -12075,39 +12034,7 @@
           <w:lang w:val="de-DE"/>
         </w:rPr>
       </w:pPr>
-      <w:bookmarkStart w:id="30" w:name="X9a0baf48a92dfb82f6c4468820982bf5f64b379"/>
-      <w:bookmarkStart w:id="31" w:name="_Toc238251728"/>
-      <w:bookmarkEnd w:id="28"/>
-      <w:r>
-        <w:rPr>
-          <w:lang w:val="de-DE"/>
-        </w:rPr>
-        <w:t>2.9 Sheet „FGR“ – Fachgruppenräume (früher „Fachgruppenräume“)</w:t>
-      </w:r>
-      <w:bookmarkEnd w:id="31"/>
-    </w:p>
-    <w:p>
-      <w:pPr>
-        <w:pStyle w:val="FirstParagraph"/>
-        <w:rPr>
-          <w:lang w:val="de-DE"/>
-        </w:rPr>
-      </w:pPr>
-      <w:r>
-        <w:rPr>
-          <w:lang w:val="de-DE"/>
-        </w:rPr>
-        <w:t>Optionales Sheet zur Begrenzung der gleichzeitig genutzten Fachräume. Spalte A: Fachgruppenname (z. B. Sport, Bio, Chemie), Spalte B: maximale Anzahl parallel nutzbarer Räume. Dieselbe Fachgruppen-Zuordnung ist Grundlage des Fachgruppenplans im Plan-Editor (Kapitel 4b).</w:t>
-      </w:r>
-    </w:p>
-    <w:p>
-      <w:pPr>
-        <w:pStyle w:val="berschrift2"/>
-        <w:rPr>
-          <w:lang w:val="de-DE"/>
-        </w:rPr>
-      </w:pPr>
-      <w:bookmarkStart w:id="32" w:name="_Toc238251729"/>
+      <w:bookmarkStart w:id="32" w:name="_Toc238020866"/>
       <w:r>
         <w:rPr>
           <w:lang w:val="de-DE"/>
@@ -12226,7 +12153,7 @@
           <w:lang w:val="de-DE"/>
         </w:rPr>
       </w:pPr>
-      <w:bookmarkStart w:id="33" w:name="_Toc238251730"/>
+      <w:bookmarkStart w:id="33" w:name="_Toc238020867"/>
       <w:r>
         <w:rPr>
           <w:lang w:val="de-DE"/>
@@ -12278,7 +12205,7 @@
           <w:lang w:val="de-DE"/>
         </w:rPr>
       </w:pPr>
-      <w:bookmarkStart w:id="34" w:name="_Toc238251731"/>
+      <w:bookmarkStart w:id="34" w:name="_Toc238020868"/>
       <w:r>
         <w:rPr>
           <w:lang w:val="de-DE"/>
@@ -12308,7 +12235,7 @@
           <w:lang w:val="de-DE"/>
         </w:rPr>
       </w:pPr>
-      <w:bookmarkStart w:id="35" w:name="_Toc238251732"/>
+      <w:bookmarkStart w:id="35" w:name="_Toc238020869"/>
       <w:r>
         <w:rPr>
           <w:lang w:val="de-DE"/>
@@ -12338,7 +12265,7 @@
           <w:lang w:val="de-DE"/>
         </w:rPr>
       </w:pPr>
-      <w:bookmarkStart w:id="36" w:name="_Toc238251733"/>
+      <w:bookmarkStart w:id="36" w:name="_Toc238020870"/>
       <w:r>
         <w:rPr>
           <w:lang w:val="de-DE"/>
@@ -12412,7 +12339,7 @@
           <w:lang w:val="de-DE"/>
         </w:rPr>
       </w:pPr>
-      <w:bookmarkStart w:id="37" w:name="_Toc238251734"/>
+      <w:bookmarkStart w:id="37" w:name="_Toc238020871"/>
       <w:r>
         <w:rPr>
           <w:lang w:val="de-DE"/>
@@ -12639,7 +12566,7 @@
           <w:lang w:val="de-DE"/>
         </w:rPr>
       </w:pPr>
-      <w:bookmarkStart w:id="38" w:name="_Toc238251735"/>
+      <w:bookmarkStart w:id="38" w:name="_Toc238020872"/>
       <w:r>
         <w:rPr>
           <w:lang w:val="de-DE"/>
@@ -12827,7 +12754,7 @@
           <w:lang w:val="de-DE"/>
         </w:rPr>
       </w:pPr>
-      <w:bookmarkStart w:id="39" w:name="_Toc238251736"/>
+      <w:bookmarkStart w:id="39" w:name="_Toc238020873"/>
       <w:r>
         <w:rPr>
           <w:lang w:val="de-DE"/>
@@ -13015,7 +12942,7 @@
           <w:lang w:val="de-DE"/>
         </w:rPr>
       </w:pPr>
-      <w:bookmarkStart w:id="40" w:name="_Toc238251737"/>
+      <w:bookmarkStart w:id="40" w:name="_Toc238020874"/>
       <w:r>
         <w:rPr>
           <w:lang w:val="de-DE"/>
@@ -13261,17 +13188,17 @@
           <w:lang w:val="de-DE"/>
         </w:rPr>
       </w:pPr>
-      <w:bookmarkStart w:id="41" w:name="zeitwunsch-textdatei"/>
-      <w:bookmarkStart w:id="42" w:name="_Toc238251738"/>
-      <w:bookmarkEnd w:id="2"/>
-      <w:bookmarkEnd w:id="30"/>
+      <w:bookmarkStart w:id="41" w:name="_Toc238020875"/>
+      <w:bookmarkStart w:id="42" w:name="zeitwunsch-textdatei"/>
+      <w:bookmarkEnd w:id="3"/>
+      <w:bookmarkEnd w:id="31"/>
       <w:r>
         <w:rPr>
           <w:lang w:val="de-DE"/>
         </w:rPr>
         <w:t>3. Zeitwunsch-Textdatei</w:t>
       </w:r>
-      <w:bookmarkEnd w:id="42"/>
+      <w:bookmarkEnd w:id="41"/>
     </w:p>
     <w:p>
       <w:pPr>
@@ -13528,16 +13455,16 @@
           <w:lang w:val="de-DE"/>
         </w:rPr>
       </w:pPr>
-      <w:bookmarkStart w:id="43" w:name="programmbedienung-schritt-für-schritt"/>
-      <w:bookmarkStart w:id="44" w:name="_Toc238251739"/>
-      <w:bookmarkEnd w:id="41"/>
+      <w:bookmarkStart w:id="43" w:name="_Toc238020876"/>
+      <w:bookmarkStart w:id="44" w:name="programmbedienung-schritt-für-schritt"/>
+      <w:bookmarkEnd w:id="42"/>
       <w:r>
         <w:rPr>
           <w:lang w:val="de-DE"/>
         </w:rPr>
         <w:t>4. Programmbedienung – Schritt für Schritt</w:t>
       </w:r>
-      <w:bookmarkEnd w:id="44"/>
+      <w:bookmarkEnd w:id="43"/>
     </w:p>
     <w:p>
       <w:pPr>
@@ -13595,15 +13522,47 @@
           <w:lang w:val="de-DE"/>
         </w:rPr>
       </w:pPr>
-      <w:bookmarkStart w:id="45" w:name="button-1-excel-datei-einlesen"/>
-      <w:bookmarkStart w:id="46" w:name="_Toc238251740"/>
+      <w:bookmarkStart w:id="45" w:name="_Toc238020877"/>
+      <w:bookmarkStart w:id="46" w:name="button-1-excel-datei-einlesen"/>
       <w:r>
         <w:rPr>
           <w:lang w:val="de-DE"/>
         </w:rPr>
         <w:t>Button 1 – Excel-Datei einlesen</w:t>
       </w:r>
+      <w:bookmarkEnd w:id="45"/>
+    </w:p>
+    <w:p>
+      <w:pPr>
+        <w:pStyle w:val="FirstParagraph"/>
+        <w:rPr>
+          <w:lang w:val="de-DE"/>
+        </w:rPr>
+      </w:pPr>
+      <w:r>
+        <w:rPr>
+          <w:lang w:val="de-DE"/>
+        </w:rPr>
+        <w:t>Öffnet einen Dateidialog und liest die gesamte .xlsx-Datei ein (alle Sheets: UV, Lös, PM, StD, FGR, Farben, Fix UNrn …). Nach jedem Schreibvorgang des Programms werden die Daten automatisch neu eingelesen, damit der Speicherstand nie von der Datei abweicht.</w:t>
+      </w:r>
+    </w:p>
+    <w:p>
+      <w:pPr>
+        <w:pStyle w:val="berschrift3"/>
+        <w:rPr>
+          <w:lang w:val="de-DE"/>
+        </w:rPr>
+      </w:pPr>
+      <w:bookmarkStart w:id="47" w:name="_Toc238020878"/>
+      <w:bookmarkStart w:id="48" w:name="button-2-zeitwünsche-einlesenexportieren"/>
       <w:bookmarkEnd w:id="46"/>
+      <w:r>
+        <w:rPr>
+          <w:lang w:val="de-DE"/>
+        </w:rPr>
+        <w:t>Button 2 – Zeitwünsche einlesen/exportieren</w:t>
+      </w:r>
+      <w:bookmarkEnd w:id="47"/>
     </w:p>
     <w:p>
       <w:pPr>
@@ -13616,7 +13575,7 @@
         <w:rPr>
           <w:lang w:val="de-DE"/>
         </w:rPr>
-        <w:t>Öffnet einen Dateidialog und liest die gesamte .xlsx-Datei ein (alle Sheets: UV, Lös, PM, StD, FGR, Farben, Fix UNrn …). Nach jedem Schreibvorgang des Programms werden die Daten automatisch neu eingelesen, damit der Speicherstand nie von der Datei abweicht.</w:t>
+        <w:t>Liest Zeitwünsche aus einer Textdatei (Kapitel 3) und erzeugt daraus die Sheets ZWL und ZWK; exportiert Zeitwünsche wahlweise auch wieder als Datei (GPU016).</w:t>
       </w:r>
     </w:p>
     <w:p>
@@ -13626,16 +13585,16 @@
           <w:lang w:val="de-DE"/>
         </w:rPr>
       </w:pPr>
-      <w:bookmarkStart w:id="47" w:name="button-2-zeitwünsche-einlesenexportieren"/>
-      <w:bookmarkStart w:id="48" w:name="_Toc238251741"/>
-      <w:bookmarkEnd w:id="45"/>
-      <w:r>
-        <w:rPr>
-          <w:lang w:val="de-DE"/>
-        </w:rPr>
-        <w:t>Button 2 – Zeitwünsche einlesen/exportieren</w:t>
-      </w:r>
+      <w:bookmarkStart w:id="49" w:name="_Toc238020879"/>
+      <w:bookmarkStart w:id="50" w:name="button-3-plan-importieren"/>
       <w:bookmarkEnd w:id="48"/>
+      <w:r>
+        <w:rPr>
+          <w:lang w:val="de-DE"/>
+        </w:rPr>
+        <w:t>Button 3 – Plan importieren</w:t>
+      </w:r>
+      <w:bookmarkEnd w:id="49"/>
     </w:p>
     <w:p>
       <w:pPr>
@@ -13648,7 +13607,7 @@
         <w:rPr>
           <w:lang w:val="de-DE"/>
         </w:rPr>
-        <w:t>Liest Zeitwünsche aus einer Textdatei (Kapitel 3) und erzeugt daraus die Sheets ZWL und ZWK; exportiert Zeitwünsche wahlweise auch wieder als Datei (GPU016).</w:t>
+        <w:t>Importiert einen fertigen Stundenplan aus einer Untis-GPU001-Datei in das Sheet „Plan“ (Sheet wird zuvor geleert) und bewertet ihn anschließend automatisch, sodass er als Spalte „Plan“ im Sheet „Lös“ erscheint.</w:t>
       </w:r>
     </w:p>
     <w:p>
@@ -13658,16 +13617,16 @@
           <w:lang w:val="de-DE"/>
         </w:rPr>
       </w:pPr>
-      <w:bookmarkStart w:id="49" w:name="button-3-plan-importieren"/>
-      <w:bookmarkStart w:id="50" w:name="_Toc238251742"/>
-      <w:bookmarkEnd w:id="47"/>
-      <w:r>
-        <w:rPr>
-          <w:lang w:val="de-DE"/>
-        </w:rPr>
-        <w:t>Button 3 – Plan importieren</w:t>
-      </w:r>
+      <w:bookmarkStart w:id="51" w:name="_Toc238020880"/>
+      <w:bookmarkStart w:id="52" w:name="button-4-plan-bewerten"/>
       <w:bookmarkEnd w:id="50"/>
+      <w:r>
+        <w:rPr>
+          <w:lang w:val="de-DE"/>
+        </w:rPr>
+        <w:t>Button 4 – Plan bewerten</w:t>
+      </w:r>
+      <w:bookmarkEnd w:id="51"/>
     </w:p>
     <w:p>
       <w:pPr>
@@ -13680,7 +13639,7 @@
         <w:rPr>
           <w:lang w:val="de-DE"/>
         </w:rPr>
-        <w:t>Importiert einen fertigen Stundenplan aus einer Untis-GPU001-Datei in das Sheet „Plan“ (Sheet wird zuvor geleert) und bewertet ihn anschließend automatisch, sodass er als Spalte „Plan“ im Sheet „Lös“ erscheint.</w:t>
+        <w:t>Bewertet den im Sheet „Plan“ stehenden Ausgangsplan und trägt ihn als „Plan“-Spalte in die Lösungen-Tabelle ein. Aktualisiert dabei auch die Diagnose-Sheets.</w:t>
       </w:r>
     </w:p>
     <w:p>
@@ -13690,48 +13649,16 @@
           <w:lang w:val="de-DE"/>
         </w:rPr>
       </w:pPr>
-      <w:bookmarkStart w:id="51" w:name="button-4-plan-bewerten"/>
-      <w:bookmarkStart w:id="52" w:name="_Toc238251743"/>
-      <w:bookmarkEnd w:id="49"/>
-      <w:r>
-        <w:rPr>
-          <w:lang w:val="de-DE"/>
-        </w:rPr>
-        <w:t>Button 4 – Plan bewerten</w:t>
-      </w:r>
+      <w:bookmarkStart w:id="53" w:name="_Toc238020881"/>
+      <w:bookmarkStart w:id="54" w:name="button-5-plan-prüfen-verletzungen"/>
       <w:bookmarkEnd w:id="52"/>
-    </w:p>
-    <w:p>
-      <w:pPr>
-        <w:pStyle w:val="FirstParagraph"/>
-        <w:rPr>
-          <w:lang w:val="de-DE"/>
-        </w:rPr>
-      </w:pPr>
-      <w:r>
-        <w:rPr>
-          <w:lang w:val="de-DE"/>
-        </w:rPr>
-        <w:t>Bewertet den im Sheet „Plan“ stehenden Ausgangsplan und trägt ihn als „Plan“-Spalte in die Lösungen-Tabelle ein. Aktualisiert dabei auch die Diagnose-Sheets.</w:t>
-      </w:r>
-    </w:p>
-    <w:p>
-      <w:pPr>
-        <w:pStyle w:val="berschrift3"/>
-        <w:rPr>
-          <w:lang w:val="de-DE"/>
-        </w:rPr>
-      </w:pPr>
-      <w:bookmarkStart w:id="53" w:name="button-5-plan-prüfen-verletzungen"/>
-      <w:bookmarkStart w:id="54" w:name="_Toc238251744"/>
-      <w:bookmarkEnd w:id="51"/>
       <w:r>
         <w:rPr>
           <w:lang w:val="de-DE"/>
         </w:rPr>
         <w:t>Button 5 – Plan prüfen (Verletzungen)</w:t>
       </w:r>
-      <w:bookmarkEnd w:id="54"/>
+      <w:bookmarkEnd w:id="53"/>
     </w:p>
     <w:p>
       <w:pPr>
@@ -13761,16 +13688,16 @@
           <w:lang w:val="de-DE"/>
         </w:rPr>
       </w:pPr>
-      <w:bookmarkStart w:id="55" w:name="button-6-uv-als-gpu-importieren"/>
-      <w:bookmarkStart w:id="56" w:name="_Toc238251745"/>
-      <w:bookmarkEnd w:id="53"/>
+      <w:bookmarkStart w:id="55" w:name="_Toc238020882"/>
+      <w:bookmarkStart w:id="56" w:name="button-6-uv-als-gpu-importieren"/>
+      <w:bookmarkEnd w:id="54"/>
       <w:r>
         <w:rPr>
           <w:lang w:val="de-DE"/>
         </w:rPr>
         <w:t>Button 6 – UV als GPU importieren</w:t>
       </w:r>
-      <w:bookmarkEnd w:id="56"/>
+      <w:bookmarkEnd w:id="55"/>
     </w:p>
     <w:p>
       <w:pPr>
@@ -13848,9 +13775,9 @@
           <w:lang w:val="de-DE"/>
         </w:rPr>
       </w:pPr>
-      <w:bookmarkStart w:id="57" w:name="button-7-uv-als-gpu-exportieren"/>
-      <w:bookmarkStart w:id="58" w:name="_Toc238251746"/>
-      <w:bookmarkEnd w:id="55"/>
+      <w:bookmarkStart w:id="57" w:name="_Toc238020883"/>
+      <w:bookmarkStart w:id="58" w:name="button-7-uv-als-gpu-exportieren"/>
+      <w:bookmarkEnd w:id="56"/>
       <w:r>
         <w:rPr>
           <w:lang w:val="de-DE"/>
@@ -13871,7 +13798,7 @@
         <w:br/>
         <w:t>Exportiert die Unterrichtsverteilung als GPU002-Datei für den Reimport nach Untis. Vor dem Speichern öffnet sich ein Auswahldialog, in dem sich der Umfang des Exports, der Zeichensatz und der ZZ-Lehrer-Trick festlegen lassen.</w:t>
       </w:r>
-      <w:bookmarkEnd w:id="58"/>
+      <w:bookmarkEnd w:id="57"/>
       <w:r>
         <w:rPr>
           <w:lang w:val="de-DE"/>
@@ -14198,16 +14125,48 @@
           <w:lang w:val="de-DE"/>
         </w:rPr>
       </w:pPr>
-      <w:bookmarkStart w:id="59" w:name="button-8-gezielt-fixieren-und-ignorieren"/>
-      <w:bookmarkStart w:id="60" w:name="_Toc238251747"/>
-      <w:bookmarkEnd w:id="57"/>
+      <w:bookmarkStart w:id="59" w:name="_Toc238020884"/>
+      <w:bookmarkStart w:id="60" w:name="button-8-gezielt-fixieren-und-ignorieren"/>
+      <w:bookmarkEnd w:id="58"/>
       <w:r>
         <w:rPr>
           <w:lang w:val="de-DE"/>
         </w:rPr>
         <w:t>Button 8 – Gezielt fixieren und ignorieren</w:t>
       </w:r>
+      <w:bookmarkEnd w:id="59"/>
+    </w:p>
+    <w:p>
+      <w:pPr>
+        <w:pStyle w:val="FirstParagraph"/>
+        <w:rPr>
+          <w:lang w:val="de-DE"/>
+        </w:rPr>
+      </w:pPr>
+      <w:r>
+        <w:rPr>
+          <w:lang w:val="de-DE"/>
+        </w:rPr>
+        <w:t>Fasst das frühere „Gezielt fixieren“ und „Gezielt ignorieren“ zusammen: setzt/entfernt Einträge im Sheet „Fix UNrn“ und das Ignore-Kennzeichen in der UV. Die noch älteren Buttons „Klasse fixieren“ und „Fix UNrn löschen“ entfallen.</w:t>
+      </w:r>
+    </w:p>
+    <w:p>
+      <w:pPr>
+        <w:pStyle w:val="berschrift3"/>
+        <w:rPr>
+          <w:lang w:val="de-DE"/>
+        </w:rPr>
+      </w:pPr>
+      <w:bookmarkStart w:id="61" w:name="_Toc238020885"/>
+      <w:bookmarkStart w:id="62" w:name="button-9-pm-parameter-bearbeiten"/>
       <w:bookmarkEnd w:id="60"/>
+      <w:r>
+        <w:rPr>
+          <w:lang w:val="de-DE"/>
+        </w:rPr>
+        <w:t>Button 9 – PM-Parameter bearbeiten</w:t>
+      </w:r>
+      <w:bookmarkEnd w:id="61"/>
     </w:p>
     <w:p>
       <w:pPr>
@@ -14220,7 +14179,7 @@
         <w:rPr>
           <w:lang w:val="de-DE"/>
         </w:rPr>
-        <w:t>Fasst das frühere „Gezielt fixieren“ und „Gezielt ignorieren“ zusammen: setzt/entfernt Einträge im Sheet „Fix UNrn“ und das Ignore-Kennzeichen in der UV. Die noch älteren Buttons „Klasse fixieren“ und „Fix UNrn löschen“ entfallen.</w:t>
+        <w:t>Öffnet einen Dialog zum Bearbeiten der Solver-Parameter im Sheet „PM“ (siehe Kapitel 5). Änderungen werden sofort in die Datei geschrieben und neu eingelesen.</w:t>
       </w:r>
     </w:p>
     <w:p>
@@ -14230,48 +14189,16 @@
           <w:lang w:val="de-DE"/>
         </w:rPr>
       </w:pPr>
-      <w:bookmarkStart w:id="61" w:name="button-9-pm-parameter-bearbeiten"/>
-      <w:bookmarkStart w:id="62" w:name="_Toc238251748"/>
-      <w:bookmarkEnd w:id="59"/>
-      <w:r>
-        <w:rPr>
-          <w:lang w:val="de-DE"/>
-        </w:rPr>
-        <w:t>Button 9 – PM-Parameter bearbeiten</w:t>
-      </w:r>
+      <w:bookmarkStart w:id="63" w:name="_Toc238020886"/>
+      <w:bookmarkStart w:id="64" w:name="button-10-stundenplanerstellung"/>
       <w:bookmarkEnd w:id="62"/>
-    </w:p>
-    <w:p>
-      <w:pPr>
-        <w:pStyle w:val="FirstParagraph"/>
-        <w:rPr>
-          <w:lang w:val="de-DE"/>
-        </w:rPr>
-      </w:pPr>
-      <w:r>
-        <w:rPr>
-          <w:lang w:val="de-DE"/>
-        </w:rPr>
-        <w:t>Öffnet einen Dialog zum Bearbeiten der Solver-Parameter im Sheet „PM“ (siehe Kapitel 5). Änderungen werden sofort in die Datei geschrieben und neu eingelesen.</w:t>
-      </w:r>
-    </w:p>
-    <w:p>
-      <w:pPr>
-        <w:pStyle w:val="berschrift3"/>
-        <w:rPr>
-          <w:lang w:val="de-DE"/>
-        </w:rPr>
-      </w:pPr>
-      <w:bookmarkStart w:id="63" w:name="button-10-stundenplanerstellung"/>
-      <w:bookmarkStart w:id="64" w:name="_Toc238251749"/>
-      <w:bookmarkEnd w:id="61"/>
       <w:r>
         <w:rPr>
           <w:lang w:val="de-DE"/>
         </w:rPr>
         <w:t>Button 10 – Stundenplanerstellung</w:t>
       </w:r>
-      <w:bookmarkEnd w:id="64"/>
+      <w:bookmarkEnd w:id="63"/>
     </w:p>
     <w:p>
       <w:pPr>
@@ -14352,7 +14279,7 @@
         </w:rPr>
       </w:pPr>
       <w:bookmarkStart w:id="65" w:name="schneller-solver"/>
-      <w:bookmarkStart w:id="66" w:name="_Toc238251750"/>
+      <w:bookmarkStart w:id="66" w:name="_Toc238020887"/>
       <w:r>
         <w:rPr>
           <w:lang w:val="de-DE"/>
@@ -14627,48 +14554,48 @@
           <w:lang w:val="de-DE"/>
         </w:rPr>
       </w:pPr>
-      <w:bookmarkStart w:id="67" w:name="button-11-plan-editor-interaktiv"/>
-      <w:bookmarkStart w:id="68" w:name="_Toc238251751"/>
-      <w:bookmarkEnd w:id="63"/>
+      <w:bookmarkStart w:id="67" w:name="_Toc238020888"/>
+      <w:bookmarkStart w:id="68" w:name="button-11-plan-editor-interaktiv"/>
+      <w:bookmarkEnd w:id="64"/>
       <w:r>
         <w:rPr>
           <w:lang w:val="de-DE"/>
         </w:rPr>
         <w:t>Button 11 – Plan-Editor (interaktiv)</w:t>
       </w:r>
+      <w:bookmarkEnd w:id="67"/>
+    </w:p>
+    <w:p>
+      <w:pPr>
+        <w:pStyle w:val="FirstParagraph"/>
+        <w:rPr>
+          <w:lang w:val="de-DE"/>
+        </w:rPr>
+      </w:pPr>
+      <w:r>
+        <w:rPr>
+          <w:lang w:val="de-DE"/>
+        </w:rPr>
+        <w:t>Öffnet den grafischen Plan-Editor zur manuellen Bearbeitung einer berechneten Lösung per Drag &amp; Drop, mit Tauschvorschlägen und Verschiebung-mit-Ausweich. Ausführliche Beschreibung in Abschnitt 4b. Eignet sich auch zum schnellen Durchblättern der Lehrer- und Klassenpläne.</w:t>
+      </w:r>
+    </w:p>
+    <w:p>
+      <w:pPr>
+        <w:pStyle w:val="berschrift3"/>
+        <w:rPr>
+          <w:lang w:val="de-DE"/>
+        </w:rPr>
+      </w:pPr>
+      <w:bookmarkStart w:id="69" w:name="_Toc238020889"/>
+      <w:bookmarkStart w:id="70" w:name="button-12-lösung-sichern"/>
       <w:bookmarkEnd w:id="68"/>
-    </w:p>
-    <w:p>
-      <w:pPr>
-        <w:pStyle w:val="FirstParagraph"/>
-        <w:rPr>
-          <w:lang w:val="de-DE"/>
-        </w:rPr>
-      </w:pPr>
-      <w:r>
-        <w:rPr>
-          <w:lang w:val="de-DE"/>
-        </w:rPr>
-        <w:t>Öffnet den grafischen Plan-Editor zur manuellen Bearbeitung einer berechneten Lösung per Drag &amp; Drop, mit Tauschvorschlägen und Verschiebung-mit-Ausweich. Ausführliche Beschreibung in Abschnitt 4b. Eignet sich auch zum schnellen Durchblättern der Lehrer- und Klassenpläne.</w:t>
-      </w:r>
-    </w:p>
-    <w:p>
-      <w:pPr>
-        <w:pStyle w:val="berschrift3"/>
-        <w:rPr>
-          <w:lang w:val="de-DE"/>
-        </w:rPr>
-      </w:pPr>
-      <w:bookmarkStart w:id="69" w:name="button-12-lösung-sichern"/>
-      <w:bookmarkStart w:id="70" w:name="_Toc238251752"/>
-      <w:bookmarkEnd w:id="67"/>
       <w:r>
         <w:rPr>
           <w:lang w:val="de-DE"/>
         </w:rPr>
         <w:t>Button 12 – Lösung sichern</w:t>
       </w:r>
-      <w:bookmarkEnd w:id="70"/>
+      <w:bookmarkEnd w:id="69"/>
     </w:p>
     <w:p>
       <w:pPr>
@@ -14962,41 +14889,41 @@
           <w:lang w:val="de-DE"/>
         </w:rPr>
       </w:pPr>
-      <w:bookmarkStart w:id="71" w:name="button-13-gesicherte-lösung-löschen"/>
-      <w:bookmarkStart w:id="72" w:name="_Toc238251753"/>
-      <w:bookmarkEnd w:id="69"/>
+      <w:bookmarkStart w:id="71" w:name="_Toc238020890"/>
+      <w:bookmarkStart w:id="72" w:name="button-13-gesicherte-lösung-löschen"/>
+      <w:bookmarkEnd w:id="70"/>
       <w:r>
         <w:rPr>
           <w:lang w:val="de-DE"/>
         </w:rPr>
         <w:t>Button 13 – Gesicherte Lösung löschen</w:t>
       </w:r>
+      <w:bookmarkEnd w:id="71"/>
+    </w:p>
+    <w:p>
+      <w:pPr>
+        <w:pStyle w:val="FirstParagraph"/>
+        <w:rPr>
+          <w:lang w:val="de-DE"/>
+        </w:rPr>
+      </w:pPr>
+      <w:r>
+        <w:rPr>
+          <w:lang w:val="de-DE"/>
+        </w:rPr>
+        <w:t>Entfernt eine gesicherte Lösung aus dem Sheet „Gesichert“. Der zugehörige Diagnose-Block im Sheet „Diag“ wird automatisch mit entfernt, sodass keine verwaiste Karteikarte zurückbleibt.</w:t>
+      </w:r>
+    </w:p>
+    <w:p>
+      <w:pPr>
+        <w:pStyle w:val="berschrift3"/>
+        <w:rPr>
+          <w:lang w:val="de-DE"/>
+        </w:rPr>
+      </w:pPr>
+      <w:bookmarkStart w:id="73" w:name="_Toc238020891"/>
+      <w:bookmarkStart w:id="74" w:name="button-14-lösung-verbessern"/>
       <w:bookmarkEnd w:id="72"/>
-    </w:p>
-    <w:p>
-      <w:pPr>
-        <w:pStyle w:val="FirstParagraph"/>
-        <w:rPr>
-          <w:lang w:val="de-DE"/>
-        </w:rPr>
-      </w:pPr>
-      <w:r>
-        <w:rPr>
-          <w:lang w:val="de-DE"/>
-        </w:rPr>
-        <w:t>Entfernt eine gesicherte Lösung aus dem Sheet „Gesichert“. Der zugehörige Diagnose-Block im Sheet „Diag“ wird automatisch mit entfernt, sodass keine verwaiste Karteikarte zurückbleibt.</w:t>
-      </w:r>
-    </w:p>
-    <w:p>
-      <w:pPr>
-        <w:pStyle w:val="berschrift3"/>
-        <w:rPr>
-          <w:lang w:val="de-DE"/>
-        </w:rPr>
-      </w:pPr>
-      <w:bookmarkStart w:id="73" w:name="button-14-lösung-verbessern"/>
-      <w:bookmarkStart w:id="74" w:name="_Toc238251754"/>
-      <w:bookmarkEnd w:id="71"/>
       <w:r>
         <w:rPr>
           <w:lang w:val="de-DE"/>
@@ -15004,53 +14931,53 @@
         <w:lastRenderedPageBreak/>
         <w:t>Button 14 – Lösung verbessern</w:t>
       </w:r>
+      <w:bookmarkEnd w:id="73"/>
+    </w:p>
+    <w:p>
+      <w:pPr>
+        <w:pStyle w:val="FirstParagraph"/>
+        <w:rPr>
+          <w:lang w:val="de-DE"/>
+        </w:rPr>
+      </w:pPr>
+      <w:r>
+        <w:rPr>
+          <w:lang w:val="de-DE"/>
+        </w:rPr>
+        <w:t>Öffnet einen Dialog, in dem man eine vorhandene Lösung auswählt und Verbesserungsoptionen konfiguriert. Das Programm versucht durch gezielte Tauschoperationen die Qualität zu erhöhen. Das Ergebnis kann als neue Lösung gespeichert oder die ursprüngliche überschrieben werden.</w:t>
+      </w:r>
+    </w:p>
+    <w:p>
+      <w:pPr>
+        <w:pStyle w:val="Textkrper"/>
+        <w:rPr>
+          <w:lang w:val="de-DE"/>
+        </w:rPr>
+      </w:pPr>
+      <w:r>
+        <w:rPr>
+          <w:lang w:val="de-DE"/>
+        </w:rPr>
+        <w:t>Technisch nutzt Button 14 ein lokales Optimierungsverfahren (Large-Neighborhood-Search kombiniert mit HillClimbing/Simulated-Annealing): Gezielt werden Teilbereiche der Ausgangslösung umgestellt bzw. mit dem CP-SAT-Solver nachoptimiert, während der übrige Plan möglichst erhalten bleibt. Der gesamte Plan wird also – anders als bei Button 15 – nicht in einem Zug komplett neu gerechnet. Alle harten Regeln, freien Tage und Bänder, das Verbot später päd. Einheiten sowie die Zeitwünsche aus den aktuell geladenen Daten werden dabei eingehalten.</w:t>
+      </w:r>
+    </w:p>
+    <w:p>
+      <w:pPr>
+        <w:pStyle w:val="berschrift3"/>
+        <w:rPr>
+          <w:lang w:val="de-DE"/>
+        </w:rPr>
+      </w:pPr>
+      <w:bookmarkStart w:id="75" w:name="_Toc238020892"/>
+      <w:bookmarkStart w:id="76" w:name="button-15-minimale-änderungen-solver"/>
       <w:bookmarkEnd w:id="74"/>
-    </w:p>
-    <w:p>
-      <w:pPr>
-        <w:pStyle w:val="FirstParagraph"/>
-        <w:rPr>
-          <w:lang w:val="de-DE"/>
-        </w:rPr>
-      </w:pPr>
-      <w:r>
-        <w:rPr>
-          <w:lang w:val="de-DE"/>
-        </w:rPr>
-        <w:t>Öffnet einen Dialog, in dem man eine vorhandene Lösung auswählt und Verbesserungsoptionen konfiguriert. Das Programm versucht durch gezielte Tauschoperationen die Qualität zu erhöhen. Das Ergebnis kann als neue Lösung gespeichert oder die ursprüngliche überschrieben werden.</w:t>
-      </w:r>
-    </w:p>
-    <w:p>
-      <w:pPr>
-        <w:pStyle w:val="Textkrper"/>
-        <w:rPr>
-          <w:lang w:val="de-DE"/>
-        </w:rPr>
-      </w:pPr>
-      <w:r>
-        <w:rPr>
-          <w:lang w:val="de-DE"/>
-        </w:rPr>
-        <w:t>Technisch nutzt Button 14 ein lokales Optimierungsverfahren (Large-Neighborhood-Search kombiniert mit HillClimbing/Simulated-Annealing): Gezielt werden Teilbereiche der Ausgangslösung umgestellt bzw. mit dem CP-SAT-Solver nachoptimiert, während der übrige Plan möglichst erhalten bleibt. Der gesamte Plan wird also – anders als bei Button 15 – nicht in einem Zug komplett neu gerechnet. Alle harten Regeln, freien Tage und Bänder, das Verbot später päd. Einheiten sowie die Zeitwünsche aus den aktuell geladenen Daten werden dabei eingehalten.</w:t>
-      </w:r>
-    </w:p>
-    <w:p>
-      <w:pPr>
-        <w:pStyle w:val="berschrift3"/>
-        <w:rPr>
-          <w:lang w:val="de-DE"/>
-        </w:rPr>
-      </w:pPr>
-      <w:bookmarkStart w:id="75" w:name="button-15-minimale-änderungen-solver"/>
-      <w:bookmarkStart w:id="76" w:name="_Toc238251755"/>
-      <w:bookmarkEnd w:id="73"/>
       <w:r>
         <w:rPr>
           <w:lang w:val="de-DE"/>
         </w:rPr>
         <w:t>Button 15 – Minimale Änderungen (Solver)</w:t>
       </w:r>
-      <w:bookmarkEnd w:id="76"/>
+      <w:bookmarkEnd w:id="75"/>
     </w:p>
     <w:p>
       <w:pPr>
@@ -15170,16 +15097,16 @@
           <w:lang w:val="de-DE"/>
         </w:rPr>
       </w:pPr>
-      <w:bookmarkStart w:id="77" w:name="Xad1dc7f2b87d26cd829c779742415c9d8eaf96d"/>
-      <w:bookmarkStart w:id="78" w:name="_Toc238251756"/>
-      <w:bookmarkEnd w:id="75"/>
+      <w:bookmarkStart w:id="77" w:name="_Toc238020893"/>
+      <w:bookmarkStart w:id="78" w:name="Xad1dc7f2b87d26cd829c779742415c9d8eaf96d"/>
+      <w:bookmarkEnd w:id="76"/>
       <w:r>
         <w:rPr>
           <w:lang w:val="de-DE"/>
         </w:rPr>
         <w:t>Button 16 – Fixierungen/Lösung exportieren (Plan/Lös)</w:t>
       </w:r>
-      <w:bookmarkEnd w:id="78"/>
+      <w:bookmarkEnd w:id="77"/>
     </w:p>
     <w:p>
       <w:pPr>
@@ -15283,48 +15210,48 @@
           <w:lang w:val="de-DE"/>
         </w:rPr>
       </w:pPr>
-      <w:bookmarkStart w:id="79" w:name="button-17-diagnose-an-diag-anhängen"/>
-      <w:bookmarkStart w:id="80" w:name="_Toc238251757"/>
-      <w:bookmarkEnd w:id="77"/>
+      <w:bookmarkStart w:id="79" w:name="_Toc238020894"/>
+      <w:bookmarkStart w:id="80" w:name="button-17-diagnose-an-diag-anhängen"/>
+      <w:bookmarkEnd w:id="78"/>
       <w:r>
         <w:rPr>
           <w:lang w:val="de-DE"/>
         </w:rPr>
         <w:t>Button 17 – Diagnose an Diag anhängen</w:t>
       </w:r>
+      <w:bookmarkEnd w:id="79"/>
+    </w:p>
+    <w:p>
+      <w:pPr>
+        <w:pStyle w:val="FirstParagraph"/>
+        <w:rPr>
+          <w:lang w:val="de-DE"/>
+        </w:rPr>
+      </w:pPr>
+      <w:r>
+        <w:rPr>
+          <w:lang w:val="de-DE"/>
+        </w:rPr>
+        <w:t>Berechnet die Lehrer-Diagnose eines gewählten Plans (aus „Gesichert“ oder „Lös“) und hängt sie als zusätzlichen Block an das Sheet „Diag“ an, ohne bestehende Blöcke zu überschreiben.</w:t>
+      </w:r>
+    </w:p>
+    <w:p>
+      <w:pPr>
+        <w:pStyle w:val="berschrift3"/>
+        <w:rPr>
+          <w:lang w:val="de-DE"/>
+        </w:rPr>
+      </w:pPr>
+      <w:bookmarkStart w:id="81" w:name="_Toc238020895"/>
+      <w:bookmarkStart w:id="82" w:name="button-18-klassenpläne-erzeugen"/>
       <w:bookmarkEnd w:id="80"/>
-    </w:p>
-    <w:p>
-      <w:pPr>
-        <w:pStyle w:val="FirstParagraph"/>
-        <w:rPr>
-          <w:lang w:val="de-DE"/>
-        </w:rPr>
-      </w:pPr>
-      <w:r>
-        <w:rPr>
-          <w:lang w:val="de-DE"/>
-        </w:rPr>
-        <w:t>Berechnet die Lehrer-Diagnose eines gewählten Plans (aus „Gesichert“ oder „Lös“) und hängt sie als zusätzlichen Block an das Sheet „Diag“ an, ohne bestehende Blöcke zu überschreiben.</w:t>
-      </w:r>
-    </w:p>
-    <w:p>
-      <w:pPr>
-        <w:pStyle w:val="berschrift3"/>
-        <w:rPr>
-          <w:lang w:val="de-DE"/>
-        </w:rPr>
-      </w:pPr>
-      <w:bookmarkStart w:id="81" w:name="button-18-klassenpläne-erzeugen"/>
-      <w:bookmarkStart w:id="82" w:name="_Toc238251758"/>
-      <w:bookmarkEnd w:id="79"/>
       <w:r>
         <w:rPr>
           <w:lang w:val="de-DE"/>
         </w:rPr>
         <w:t>Button 18 – Klassenpläne erzeugen</w:t>
       </w:r>
-      <w:bookmarkEnd w:id="82"/>
+      <w:bookmarkEnd w:id="81"/>
     </w:p>
     <w:p>
       <w:pPr>
@@ -15382,16 +15309,48 @@
           <w:lang w:val="de-DE"/>
         </w:rPr>
       </w:pPr>
-      <w:bookmarkStart w:id="83" w:name="button-19-klassenpläne-ef-q1-q2"/>
-      <w:bookmarkStart w:id="84" w:name="_Toc238251759"/>
-      <w:bookmarkEnd w:id="81"/>
+      <w:bookmarkStart w:id="83" w:name="_Toc238020896"/>
+      <w:bookmarkStart w:id="84" w:name="button-19-klassenpläne-ef-q1-q2"/>
+      <w:bookmarkEnd w:id="82"/>
       <w:r>
         <w:rPr>
           <w:lang w:val="de-DE"/>
         </w:rPr>
         <w:t>Button 19 – Klassenpläne EF / Q1 / Q2</w:t>
       </w:r>
+      <w:bookmarkEnd w:id="83"/>
+    </w:p>
+    <w:p>
+      <w:pPr>
+        <w:pStyle w:val="FirstParagraph"/>
+        <w:rPr>
+          <w:lang w:val="de-DE"/>
+        </w:rPr>
+      </w:pPr>
+      <w:r>
+        <w:rPr>
+          <w:lang w:val="de-DE"/>
+        </w:rPr>
+        <w:t>Wie Button 18, aber nur für die Oberstufenklassen EF, Q1 und Q2. Nützlich für Gymnasien mit Oberstufe.</w:t>
+      </w:r>
+    </w:p>
+    <w:p>
+      <w:pPr>
+        <w:pStyle w:val="berschrift3"/>
+        <w:rPr>
+          <w:lang w:val="de-DE"/>
+        </w:rPr>
+      </w:pPr>
+      <w:bookmarkStart w:id="85" w:name="_Toc238020897"/>
+      <w:bookmarkStart w:id="86" w:name="button-20-lehrerpläne-erzeugen"/>
       <w:bookmarkEnd w:id="84"/>
+      <w:r>
+        <w:rPr>
+          <w:lang w:val="de-DE"/>
+        </w:rPr>
+        <w:t>Button 20 – Lehrerpläne erzeugen</w:t>
+      </w:r>
+      <w:bookmarkEnd w:id="85"/>
     </w:p>
     <w:p>
       <w:pPr>
@@ -15404,7 +15363,7 @@
         <w:rPr>
           <w:lang w:val="de-DE"/>
         </w:rPr>
-        <w:t>Wie Button 18, aber nur für die Oberstufenklassen EF, Q1 und Q2. Nützlich für Gymnasien mit Oberstufe.</w:t>
+        <w:t>Erstellt für jede berechnete Lösung ein eigenes Sheet mit Lehrerplänen. Jeder Lehrer bekommt eine Übersichtstabelle nach Tag und Stunde. Späte Doppelstunden werden farblich hervorgehoben.</w:t>
       </w:r>
     </w:p>
     <w:p>
@@ -15414,48 +15373,16 @@
           <w:lang w:val="de-DE"/>
         </w:rPr>
       </w:pPr>
-      <w:bookmarkStart w:id="85" w:name="button-20-lehrerpläne-erzeugen"/>
-      <w:bookmarkStart w:id="86" w:name="_Toc238251760"/>
-      <w:bookmarkEnd w:id="83"/>
-      <w:r>
-        <w:rPr>
-          <w:lang w:val="de-DE"/>
-        </w:rPr>
-        <w:t>Button 20 – Lehrerpläne erzeugen</w:t>
-      </w:r>
+      <w:bookmarkStart w:id="87" w:name="_Toc238020898"/>
+      <w:bookmarkStart w:id="88" w:name="button-21-stammdaten-std-bearbeiten"/>
       <w:bookmarkEnd w:id="86"/>
-    </w:p>
-    <w:p>
-      <w:pPr>
-        <w:pStyle w:val="FirstParagraph"/>
-        <w:rPr>
-          <w:lang w:val="de-DE"/>
-        </w:rPr>
-      </w:pPr>
-      <w:r>
-        <w:rPr>
-          <w:lang w:val="de-DE"/>
-        </w:rPr>
-        <w:t>Erstellt für jede berechnete Lösung ein eigenes Sheet mit Lehrerplänen. Jeder Lehrer bekommt eine Übersichtstabelle nach Tag und Stunde. Späte Doppelstunden werden farblich hervorgehoben.</w:t>
-      </w:r>
-    </w:p>
-    <w:p>
-      <w:pPr>
-        <w:pStyle w:val="berschrift3"/>
-        <w:rPr>
-          <w:lang w:val="de-DE"/>
-        </w:rPr>
-      </w:pPr>
-      <w:bookmarkStart w:id="87" w:name="button-21-stammdaten-std-bearbeiten"/>
-      <w:bookmarkStart w:id="88" w:name="_Toc238251761"/>
-      <w:bookmarkEnd w:id="85"/>
       <w:r>
         <w:rPr>
           <w:lang w:val="de-DE"/>
         </w:rPr>
         <w:t>Button 21 – Stammdaten (StD) bearbeiten</w:t>
       </w:r>
-      <w:bookmarkEnd w:id="88"/>
+      <w:bookmarkEnd w:id="87"/>
     </w:p>
     <w:p>
       <w:pPr>
@@ -15553,14 +15480,14 @@
       <w:pPr>
         <w:pStyle w:val="berschrift1"/>
       </w:pPr>
-      <w:bookmarkStart w:id="89" w:name="b.-manueller-plan-editor"/>
-      <w:bookmarkStart w:id="90" w:name="_Toc238251762"/>
-      <w:bookmarkEnd w:id="43"/>
-      <w:bookmarkEnd w:id="87"/>
+      <w:bookmarkStart w:id="89" w:name="_Toc238020899"/>
+      <w:bookmarkStart w:id="90" w:name="b.-manueller-plan-editor"/>
+      <w:bookmarkEnd w:id="44"/>
+      <w:bookmarkEnd w:id="88"/>
       <w:r>
         <w:t>4b. Manueller Plan-Editor</w:t>
       </w:r>
-      <w:bookmarkEnd w:id="90"/>
+      <w:bookmarkEnd w:id="89"/>
     </w:p>
     <w:p>
       <w:pPr>
@@ -15583,47 +15510,47 @@
           <w:lang w:val="de-DE"/>
         </w:rPr>
       </w:pPr>
-      <w:bookmarkStart w:id="91" w:name="aufbau-des-fensters"/>
-      <w:bookmarkStart w:id="92" w:name="_Toc238251763"/>
+      <w:bookmarkStart w:id="91" w:name="_Toc238020900"/>
+      <w:bookmarkStart w:id="92" w:name="aufbau-des-fensters"/>
       <w:r>
         <w:rPr>
           <w:lang w:val="de-DE"/>
         </w:rPr>
         <w:t>Aufbau des Fensters</w:t>
       </w:r>
+      <w:bookmarkEnd w:id="91"/>
+    </w:p>
+    <w:p>
+      <w:pPr>
+        <w:pStyle w:val="FirstParagraph"/>
+        <w:rPr>
+          <w:lang w:val="de-DE"/>
+        </w:rPr>
+      </w:pPr>
+      <w:r>
+        <w:rPr>
+          <w:lang w:val="de-DE"/>
+        </w:rPr>
+        <w:t>Die Kopfzeile enthält die Lösungsauswahl, den Farbcode-Block, den Modus-Umschalter sowie Schalter für Fachgruppenplan und das Anheften weiterer Pläne. Darunter liegen die Hauptpläne (Lehrer- und Klassenplan, im Vergleichsmodus zusätzliche Vorher-/Nachher-Spalten) und der Detailbereich mit Tauschvorschlägen, Verschiebung-mit-Ausweich und Diagnose. Das Fenster muss je nach eingeblendeten Spalten ggf. mit der Maus verbreitert werden.</w:t>
+      </w:r>
+    </w:p>
+    <w:p>
+      <w:pPr>
+        <w:pStyle w:val="berschrift2"/>
+        <w:rPr>
+          <w:lang w:val="de-DE"/>
+        </w:rPr>
+      </w:pPr>
+      <w:bookmarkStart w:id="93" w:name="_Toc238020901"/>
+      <w:bookmarkStart w:id="94" w:name="navigation"/>
       <w:bookmarkEnd w:id="92"/>
-    </w:p>
-    <w:p>
-      <w:pPr>
-        <w:pStyle w:val="FirstParagraph"/>
-        <w:rPr>
-          <w:lang w:val="de-DE"/>
-        </w:rPr>
-      </w:pPr>
-      <w:r>
-        <w:rPr>
-          <w:lang w:val="de-DE"/>
-        </w:rPr>
-        <w:t>Die Kopfzeile enthält die Lösungsauswahl, den Farbcode-Block, den Modus-Umschalter sowie Schalter für Fachgruppenplan und das Anheften weiterer Pläne. Darunter liegen die Hauptpläne (Lehrer- und Klassenplan, im Vergleichsmodus zusätzliche Vorher-/Nachher-Spalten) und der Detailbereich mit Tauschvorschlägen, Verschiebung-mit-Ausweich und Diagnose. Das Fenster muss je nach eingeblendeten Spalten ggf. mit der Maus verbreitert werden.</w:t>
-      </w:r>
-    </w:p>
-    <w:p>
-      <w:pPr>
-        <w:pStyle w:val="berschrift2"/>
-        <w:rPr>
-          <w:lang w:val="de-DE"/>
-        </w:rPr>
-      </w:pPr>
-      <w:bookmarkStart w:id="93" w:name="navigation"/>
-      <w:bookmarkStart w:id="94" w:name="_Toc238251764"/>
-      <w:bookmarkEnd w:id="91"/>
       <w:r>
         <w:rPr>
           <w:lang w:val="de-DE"/>
         </w:rPr>
         <w:t>Navigation</w:t>
       </w:r>
-      <w:bookmarkEnd w:id="94"/>
+      <w:bookmarkEnd w:id="93"/>
     </w:p>
     <w:p>
       <w:pPr>
@@ -15720,16 +15647,16 @@
           <w:lang w:val="de-DE"/>
         </w:rPr>
       </w:pPr>
-      <w:bookmarkStart w:id="95" w:name="farbcode-einfärben-nach-klasse-oder-fach"/>
-      <w:bookmarkStart w:id="96" w:name="_Toc238251765"/>
-      <w:bookmarkEnd w:id="93"/>
+      <w:bookmarkStart w:id="95" w:name="_Toc238020902"/>
+      <w:bookmarkStart w:id="96" w:name="farbcode-einfärben-nach-klasse-oder-fach"/>
+      <w:bookmarkEnd w:id="94"/>
       <w:r>
         <w:rPr>
           <w:lang w:val="de-DE"/>
         </w:rPr>
         <w:t>Farbcode (Einfärben nach Klasse oder Fach)</w:t>
       </w:r>
-      <w:bookmarkEnd w:id="96"/>
+      <w:bookmarkEnd w:id="95"/>
     </w:p>
     <w:p>
       <w:pPr>
@@ -15984,48 +15911,48 @@
           <w:lang w:val="de-DE"/>
         </w:rPr>
       </w:pPr>
-      <w:bookmarkStart w:id="97" w:name="diag-werte-lehrer-diagnose-anzeigen"/>
-      <w:bookmarkStart w:id="98" w:name="_Toc238251766"/>
-      <w:bookmarkEnd w:id="95"/>
+      <w:bookmarkStart w:id="97" w:name="_Toc238020903"/>
+      <w:bookmarkStart w:id="98" w:name="diag-werte-lehrer-diagnose-anzeigen"/>
+      <w:bookmarkEnd w:id="96"/>
       <w:r>
         <w:rPr>
           <w:lang w:val="de-DE"/>
         </w:rPr>
         <w:t>Diag-Werte (Lehrer-Diagnose anzeigen)</w:t>
       </w:r>
+      <w:bookmarkEnd w:id="97"/>
+    </w:p>
+    <w:p>
+      <w:pPr>
+        <w:pStyle w:val="FirstParagraph"/>
+        <w:rPr>
+          <w:lang w:val="de-DE"/>
+        </w:rPr>
+      </w:pPr>
+      <w:r>
+        <w:rPr>
+          <w:lang w:val="de-DE"/>
+        </w:rPr>
+        <w:t>Der Button „Diag-Werte“ öffnet ein eigenes, offen bleibendes Fenster mit den Kennzahlen aus dem Sheet „Diag“: die Diag-Zeile des aktuell gewählten Lehrers und die „Summe“-Zeile der Lösung (Hohlstunden, Soll min/max, Doppel-/Dreifach-Hohlstunden, Max Folge, Folge max, Einzelstunden, ggf. −2/Frei-Tage, Dstd-V, TR-V). Im Vergleichsmodus erscheinen die Zeilen beider Lösungen. Das Fenster aktualisiert sich beim Wechsel von Lehrer/Lösung; „Neu laden“ liest die aktuellen Werte nach einem Solverlauf oder „Diagnose an Diag anhängen“ (Button 17) ein.</w:t>
+      </w:r>
+    </w:p>
+    <w:p>
+      <w:pPr>
+        <w:pStyle w:val="berschrift2"/>
+        <w:rPr>
+          <w:lang w:val="de-DE"/>
+        </w:rPr>
+      </w:pPr>
+      <w:bookmarkStart w:id="99" w:name="_Toc238020904"/>
+      <w:bookmarkStart w:id="100" w:name="Xc07df60bdd53fa89b004b8d388f8db027aa5756"/>
       <w:bookmarkEnd w:id="98"/>
-    </w:p>
-    <w:p>
-      <w:pPr>
-        <w:pStyle w:val="FirstParagraph"/>
-        <w:rPr>
-          <w:lang w:val="de-DE"/>
-        </w:rPr>
-      </w:pPr>
-      <w:r>
-        <w:rPr>
-          <w:lang w:val="de-DE"/>
-        </w:rPr>
-        <w:t>Der Button „Diag-Werte“ öffnet ein eigenes, offen bleibendes Fenster mit den Kennzahlen aus dem Sheet „Diag“: die Diag-Zeile des aktuell gewählten Lehrers und die „Summe“-Zeile der Lösung (Hohlstunden, Soll min/max, Doppel-/Dreifach-Hohlstunden, Max Folge, Folge max, Einzelstunden, ggf. −2/Frei-Tage, Dstd-V, TR-V). Im Vergleichsmodus erscheinen die Zeilen beider Lösungen. Das Fenster aktualisiert sich beim Wechsel von Lehrer/Lösung; „Neu laden“ liest die aktuellen Werte nach einem Solverlauf oder „Diagnose an Diag anhängen“ (Button 17) ein.</w:t>
-      </w:r>
-    </w:p>
-    <w:p>
-      <w:pPr>
-        <w:pStyle w:val="berschrift2"/>
-        <w:rPr>
-          <w:lang w:val="de-DE"/>
-        </w:rPr>
-      </w:pPr>
-      <w:bookmarkStart w:id="99" w:name="Xc07df60bdd53fa89b004b8d388f8db027aa5756"/>
-      <w:bookmarkStart w:id="100" w:name="_Toc238251767"/>
-      <w:bookmarkEnd w:id="97"/>
       <w:r>
         <w:rPr>
           <w:lang w:val="de-DE"/>
         </w:rPr>
         <w:t>Diag-Filter (Lehrerliste auf Auffällige beschränken)</w:t>
       </w:r>
-      <w:bookmarkEnd w:id="100"/>
+      <w:bookmarkEnd w:id="99"/>
     </w:p>
     <w:p>
       <w:pPr>
@@ -16233,16 +16160,16 @@
           <w:lang w:val="de-DE"/>
         </w:rPr>
       </w:pPr>
-      <w:bookmarkStart w:id="101" w:name="uv-betrachtung-im-plan-editor"/>
-      <w:bookmarkStart w:id="102" w:name="_Toc238251768"/>
-      <w:bookmarkEnd w:id="99"/>
+      <w:bookmarkStart w:id="101" w:name="_Toc238020905"/>
+      <w:bookmarkStart w:id="102" w:name="uv-betrachtung-im-plan-editor"/>
+      <w:bookmarkEnd w:id="100"/>
       <w:r>
         <w:rPr>
           <w:lang w:val="de-DE"/>
         </w:rPr>
         <w:t>UV-Betrachtung im Plan-Editor</w:t>
       </w:r>
-      <w:bookmarkEnd w:id="102"/>
+      <w:bookmarkEnd w:id="101"/>
     </w:p>
     <w:p>
       <w:pPr>
@@ -16669,59 +16596,59 @@
       <w:pPr>
         <w:pStyle w:val="berschrift2"/>
       </w:pPr>
-      <w:bookmarkStart w:id="103" w:name="fachgruppenplan-reine-ansicht"/>
-      <w:bookmarkStart w:id="104" w:name="_Toc238251769"/>
-      <w:bookmarkEnd w:id="101"/>
+      <w:bookmarkStart w:id="103" w:name="_Toc238020906"/>
+      <w:bookmarkStart w:id="104" w:name="fachgruppenplan-reine-ansicht"/>
+      <w:bookmarkEnd w:id="102"/>
       <w:r>
         <w:t>Fachgruppenplan (reine Ansicht)</w:t>
       </w:r>
+      <w:bookmarkEnd w:id="103"/>
+    </w:p>
+    <w:p>
+      <w:pPr>
+        <w:pStyle w:val="FirstParagraph"/>
+        <w:rPr>
+          <w:lang w:val="de-DE"/>
+        </w:rPr>
+      </w:pPr>
+      <w:r>
+        <w:rPr>
+          <w:lang w:val="de-DE"/>
+        </w:rPr>
+        <w:t>Über die Checkbox „Fachgruppenplan zeigen“ blendet der Editor einen zusätzlichen Plan ein, der je Zeitslot alle Blöcke einer Fachgruppe (Sheet FGR) untereinander anzeigt. Ein Auslastungs-Badge nennt pro Slot die belegten Räume gegen das Limit der Fachgruppe – man sieht damit auf einen Blick, wo eine Fachgruppe ihr Raum-Limit erreicht.</w:t>
+      </w:r>
+    </w:p>
+    <w:p>
+      <w:pPr>
+        <w:pStyle w:val="Textkrper"/>
+        <w:rPr>
+          <w:lang w:val="de-DE"/>
+        </w:rPr>
+      </w:pPr>
+      <w:r>
+        <w:rPr>
+          <w:lang w:val="de-DE"/>
+        </w:rPr>
+        <w:t>Die Fachgruppe wählt man über das Dropdown „Fachgruppe:“ bzw. die ◀ ▶-Pfeile daneben. Ein Klick auf einen Unterricht im Fachgruppenplan stellt sowohl Lehrer- als auch Klassenplan auf diesen Unterricht um. Der Fachgruppenplan ist eine reine Ansicht – er wird nicht direkt beplant.</w:t>
+      </w:r>
+    </w:p>
+    <w:p>
+      <w:pPr>
+        <w:pStyle w:val="berschrift2"/>
+        <w:rPr>
+          <w:lang w:val="de-DE"/>
+        </w:rPr>
+      </w:pPr>
+      <w:bookmarkStart w:id="105" w:name="_Toc238020907"/>
+      <w:bookmarkStart w:id="106" w:name="X98845f35266cdea0bcaf8eeb545d24ee07870d9"/>
       <w:bookmarkEnd w:id="104"/>
-    </w:p>
-    <w:p>
-      <w:pPr>
-        <w:pStyle w:val="FirstParagraph"/>
-        <w:rPr>
-          <w:lang w:val="de-DE"/>
-        </w:rPr>
-      </w:pPr>
-      <w:r>
-        <w:rPr>
-          <w:lang w:val="de-DE"/>
-        </w:rPr>
-        <w:t>Über die Checkbox „Fachgruppenplan zeigen“ blendet der Editor einen zusätzlichen Plan ein, der je Zeitslot alle Blöcke einer Fachgruppe (Sheet FGR) untereinander anzeigt. Ein Auslastungs-Badge nennt pro Slot die belegten Räume gegen das Limit der Fachgruppe – man sieht damit auf einen Blick, wo eine Fachgruppe ihr Raum-Limit erreicht.</w:t>
-      </w:r>
-    </w:p>
-    <w:p>
-      <w:pPr>
-        <w:pStyle w:val="Textkrper"/>
-        <w:rPr>
-          <w:lang w:val="de-DE"/>
-        </w:rPr>
-      </w:pPr>
-      <w:r>
-        <w:rPr>
-          <w:lang w:val="de-DE"/>
-        </w:rPr>
-        <w:t>Die Fachgruppe wählt man über das Dropdown „Fachgruppe:“ bzw. die ◀ ▶-Pfeile daneben. Ein Klick auf einen Unterricht im Fachgruppenplan stellt sowohl Lehrer- als auch Klassenplan auf diesen Unterricht um. Der Fachgruppenplan ist eine reine Ansicht – er wird nicht direkt beplant.</w:t>
-      </w:r>
-    </w:p>
-    <w:p>
-      <w:pPr>
-        <w:pStyle w:val="berschrift2"/>
-        <w:rPr>
-          <w:lang w:val="de-DE"/>
-        </w:rPr>
-      </w:pPr>
-      <w:bookmarkStart w:id="105" w:name="X98845f35266cdea0bcaf8eeb545d24ee07870d9"/>
-      <w:bookmarkStart w:id="106" w:name="_Toc238251770"/>
-      <w:bookmarkEnd w:id="103"/>
       <w:r>
         <w:rPr>
           <w:lang w:val="de-DE"/>
         </w:rPr>
         <w:t>Pläne anheften (mehrere Pläne gleichzeitig)</w:t>
       </w:r>
-      <w:bookmarkEnd w:id="106"/>
+      <w:bookmarkEnd w:id="105"/>
     </w:p>
     <w:p>
       <w:pPr>
@@ -16804,13 +16731,13 @@
       <w:pPr>
         <w:pStyle w:val="berschrift2"/>
       </w:pPr>
-      <w:bookmarkStart w:id="107" w:name="bearbeitungsmodi"/>
-      <w:bookmarkStart w:id="108" w:name="_Toc238251771"/>
-      <w:bookmarkEnd w:id="105"/>
+      <w:bookmarkStart w:id="107" w:name="_Toc238020908"/>
+      <w:bookmarkStart w:id="108" w:name="bearbeitungsmodi"/>
+      <w:bookmarkEnd w:id="106"/>
       <w:r>
         <w:t>Bearbeitungsmodi</w:t>
       </w:r>
-      <w:bookmarkEnd w:id="108"/>
+      <w:bookmarkEnd w:id="107"/>
     </w:p>
     <w:tbl>
       <w:tblPr>
@@ -16938,9 +16865,9 @@
           <w:lang w:val="de-DE"/>
         </w:rPr>
       </w:pPr>
-      <w:bookmarkStart w:id="109" w:name="drag-drop-verschieben-und-tauschen"/>
-      <w:bookmarkStart w:id="110" w:name="_Toc238251772"/>
-      <w:bookmarkEnd w:id="107"/>
+      <w:bookmarkStart w:id="109" w:name="_Toc238020909"/>
+      <w:bookmarkStart w:id="110" w:name="drag-drop-verschieben-und-tauschen"/>
+      <w:bookmarkEnd w:id="108"/>
       <w:r>
         <w:rPr>
           <w:lang w:val="de-DE"/>
@@ -16948,7 +16875,7 @@
         <w:lastRenderedPageBreak/>
         <w:t>Drag &amp; Drop – Verschieben und Tauschen</w:t>
       </w:r>
-      <w:bookmarkEnd w:id="110"/>
+      <w:bookmarkEnd w:id="109"/>
     </w:p>
     <w:p>
       <w:pPr>
@@ -17023,15 +16950,15 @@
           <w:lang w:val="de-DE"/>
         </w:rPr>
       </w:pPr>
-      <w:bookmarkStart w:id="111" w:name="parkbereich-filter-nach-klick-kontext"/>
-      <w:bookmarkStart w:id="112" w:name="_Toc238251773"/>
+      <w:bookmarkStart w:id="111" w:name="_Toc238020910"/>
+      <w:bookmarkStart w:id="112" w:name="parkbereich-filter-nach-klick-kontext"/>
       <w:r>
         <w:rPr>
           <w:lang w:val="de-DE"/>
         </w:rPr>
         <w:t>Parkbereich – Filter nach Klick-Kontext</w:t>
       </w:r>
-      <w:bookmarkEnd w:id="112"/>
+      <w:bookmarkEnd w:id="111"/>
     </w:p>
     <w:p>
       <w:pPr>
@@ -17110,16 +17037,16 @@
           <w:lang w:val="de-DE"/>
         </w:rPr>
       </w:pPr>
-      <w:bookmarkStart w:id="113" w:name="fixieren-per-rechtsklick"/>
-      <w:bookmarkStart w:id="114" w:name="_Toc238251774"/>
-      <w:bookmarkEnd w:id="111"/>
+      <w:bookmarkStart w:id="113" w:name="_Toc238020911"/>
+      <w:bookmarkStart w:id="114" w:name="fixieren-per-rechtsklick"/>
+      <w:bookmarkEnd w:id="112"/>
       <w:r>
         <w:rPr>
           <w:lang w:val="de-DE"/>
         </w:rPr>
         <w:t>Fixieren per Rechtsklick</w:t>
       </w:r>
-      <w:bookmarkEnd w:id="114"/>
+      <w:bookmarkEnd w:id="113"/>
     </w:p>
     <w:p>
       <w:pPr>
@@ -17177,49 +17104,49 @@
           <w:lang w:val="de-DE"/>
         </w:rPr>
       </w:pPr>
-      <w:bookmarkStart w:id="115" w:name="drag-over-hervorhebung"/>
-      <w:bookmarkStart w:id="116" w:name="_Toc238251775"/>
-      <w:bookmarkEnd w:id="113"/>
+      <w:bookmarkStart w:id="115" w:name="_Toc238020912"/>
+      <w:bookmarkStart w:id="116" w:name="drag-over-hervorhebung"/>
+      <w:bookmarkEnd w:id="114"/>
       <w:r>
         <w:rPr>
           <w:lang w:val="de-DE"/>
         </w:rPr>
         <w:t>Drag-Over-Hervorhebung</w:t>
       </w:r>
+      <w:bookmarkEnd w:id="115"/>
+    </w:p>
+    <w:p>
+      <w:pPr>
+        <w:pStyle w:val="FirstParagraph"/>
+        <w:rPr>
+          <w:lang w:val="de-DE"/>
+        </w:rPr>
+      </w:pPr>
+      <w:r>
+        <w:rPr>
+          <w:lang w:val="de-DE"/>
+        </w:rPr>
+        <w:t>Fährt man während eines Drag-Vorgangs über eine Zielzelle, werden in der Tauschvorschlags-Liste die Vorschläge, die genau auf diesen Slot passen, nach oben sortiert und orange hervorgehoben.</w:t>
+      </w:r>
+    </w:p>
+    <w:p>
+      <w:pPr>
+        <w:pStyle w:val="berschrift2"/>
+        <w:rPr>
+          <w:lang w:val="de-DE"/>
+        </w:rPr>
+      </w:pPr>
+      <w:bookmarkStart w:id="117" w:name="_Toc238020913"/>
+      <w:bookmarkStart w:id="118" w:name="Xdf7450b2aa480a9c410e4dfbf55ee9bd384efbd"/>
+      <w:bookmarkEnd w:id="110"/>
       <w:bookmarkEnd w:id="116"/>
-    </w:p>
-    <w:p>
-      <w:pPr>
-        <w:pStyle w:val="FirstParagraph"/>
-        <w:rPr>
-          <w:lang w:val="de-DE"/>
-        </w:rPr>
-      </w:pPr>
-      <w:r>
-        <w:rPr>
-          <w:lang w:val="de-DE"/>
-        </w:rPr>
-        <w:t>Fährt man während eines Drag-Vorgangs über eine Zielzelle, werden in der Tauschvorschlags-Liste die Vorschläge, die genau auf diesen Slot passen, nach oben sortiert und orange hervorgehoben.</w:t>
-      </w:r>
-    </w:p>
-    <w:p>
-      <w:pPr>
-        <w:pStyle w:val="berschrift2"/>
-        <w:rPr>
-          <w:lang w:val="de-DE"/>
-        </w:rPr>
-      </w:pPr>
-      <w:bookmarkStart w:id="117" w:name="Xdf7450b2aa480a9c410e4dfbf55ee9bd384efbd"/>
-      <w:bookmarkStart w:id="118" w:name="_Toc238251776"/>
-      <w:bookmarkEnd w:id="109"/>
-      <w:bookmarkEnd w:id="115"/>
       <w:r>
         <w:rPr>
           <w:lang w:val="de-DE"/>
         </w:rPr>
         <w:t>Tauschvorschläge (linke Spalte im Detailbereich)</w:t>
       </w:r>
-      <w:bookmarkEnd w:id="118"/>
+      <w:bookmarkEnd w:id="117"/>
     </w:p>
     <w:p>
       <w:pPr>
@@ -17329,16 +17256,16 @@
           <w:lang w:val="de-DE"/>
         </w:rPr>
       </w:pPr>
-      <w:bookmarkStart w:id="119" w:name="Xa2957377923cc50199d341b7b0e7a079b8788f4"/>
-      <w:bookmarkStart w:id="120" w:name="_Toc238251777"/>
-      <w:bookmarkEnd w:id="117"/>
+      <w:bookmarkStart w:id="119" w:name="_Toc238020914"/>
+      <w:bookmarkStart w:id="120" w:name="Xa2957377923cc50199d341b7b0e7a079b8788f4"/>
+      <w:bookmarkEnd w:id="118"/>
       <w:r>
         <w:rPr>
           <w:lang w:val="de-DE"/>
         </w:rPr>
         <w:t>Verschiebung mit Ausweich (mittlere Spalte im Detailbereich)</w:t>
       </w:r>
-      <w:bookmarkEnd w:id="120"/>
+      <w:bookmarkEnd w:id="119"/>
     </w:p>
     <w:p>
       <w:pPr>
@@ -17362,7 +17289,6 @@
         </w:rPr>
       </w:pPr>
       <w:bookmarkStart w:id="121" w:name="_Toc_ZiehenVerboten"/>
-      <w:bookmarkStart w:id="122" w:name="_Toc238251778"/>
       <w:r>
         <w:rPr>
           <w:lang w:val="de-DE"/>
@@ -17370,7 +17296,6 @@
         <w:t>Ziehen auf ein verbotenes oder kollidierendes Feld</w:t>
       </w:r>
       <w:bookmarkEnd w:id="121"/>
-      <w:bookmarkEnd w:id="122"/>
     </w:p>
     <w:p>
       <w:pPr>
@@ -17456,16 +17381,16 @@
           <w:lang w:val="de-DE"/>
         </w:rPr>
       </w:pPr>
+      <w:bookmarkStart w:id="122" w:name="_Toc238020915"/>
       <w:bookmarkStart w:id="123" w:name="vergleichspläne-und-pfeile"/>
-      <w:bookmarkStart w:id="124" w:name="_Toc238251779"/>
-      <w:bookmarkEnd w:id="119"/>
+      <w:bookmarkEnd w:id="120"/>
       <w:r>
         <w:rPr>
           <w:lang w:val="de-DE"/>
         </w:rPr>
         <w:t>Vergleichspläne und Pfeile</w:t>
       </w:r>
-      <w:bookmarkEnd w:id="124"/>
+      <w:bookmarkEnd w:id="122"/>
     </w:p>
     <w:p>
       <w:pPr>
@@ -17488,7 +17413,7 @@
           <w:lang w:val="de-DE"/>
         </w:rPr>
       </w:pPr>
-      <w:bookmarkStart w:id="125" w:name="_Toc238251780"/>
+      <w:bookmarkStart w:id="124" w:name="_Toc238020916"/>
       <w:r>
         <w:rPr>
           <w:lang w:val="de-DE"/>
@@ -17496,7 +17421,7 @@
         <w:lastRenderedPageBreak/>
         <w:t>Vergleichsmodus (zwei Lösungen nebeneinander)</w:t>
       </w:r>
-      <w:bookmarkEnd w:id="125"/>
+      <w:bookmarkEnd w:id="124"/>
     </w:p>
     <w:p>
       <w:pPr>
@@ -17563,8 +17488,8 @@
           <w:lang w:val="de-DE"/>
         </w:rPr>
       </w:pPr>
+      <w:bookmarkStart w:id="125" w:name="_Toc238020917"/>
       <w:bookmarkStart w:id="126" w:name="Xb96cbd64a66a18abf981ab1060b45e47d71be2e"/>
-      <w:bookmarkStart w:id="127" w:name="_Toc238251781"/>
       <w:bookmarkEnd w:id="123"/>
       <w:r>
         <w:rPr>
@@ -17572,7 +17497,7 @@
         </w:rPr>
         <w:t>Diagnose-Panel (rechte Spalte im Detailbereich)</w:t>
       </w:r>
-      <w:bookmarkEnd w:id="127"/>
+      <w:bookmarkEnd w:id="125"/>
     </w:p>
     <w:p>
       <w:pPr>
@@ -17652,8 +17577,8 @@
           <w:lang w:val="de-DE"/>
         </w:rPr>
       </w:pPr>
+      <w:bookmarkStart w:id="127" w:name="_Toc238020918"/>
       <w:bookmarkStart w:id="128" w:name="gewichtungszahl-der-zeitwünsche"/>
-      <w:bookmarkStart w:id="129" w:name="_Toc238251782"/>
       <w:bookmarkEnd w:id="126"/>
       <w:r>
         <w:rPr>
@@ -17661,33 +17586,33 @@
         </w:rPr>
         <w:t>Gewichtungszahl der Zeitwünsche</w:t>
       </w:r>
+      <w:bookmarkEnd w:id="127"/>
+    </w:p>
+    <w:p>
+      <w:pPr>
+        <w:pStyle w:val="FirstParagraph"/>
+        <w:rPr>
+          <w:lang w:val="de-DE"/>
+        </w:rPr>
+      </w:pPr>
+      <w:r>
+        <w:rPr>
+          <w:lang w:val="de-DE"/>
+        </w:rPr>
+        <w:t>Unten rechts in jedem Zeitslot-Kästchen erscheint, sofern ein Zeitwunsch-Eintrag besteht, eine kleine Gewichtungszahl (z. B. „−3“, rot bei negativen, grün bei positiven Werten). Sie gehört zum Slot selbst und erscheint daher auch auf leeren Zellen.</w:t>
+      </w:r>
+    </w:p>
+    <w:p>
+      <w:pPr>
+        <w:pStyle w:val="berschrift2"/>
+      </w:pPr>
+      <w:bookmarkStart w:id="129" w:name="_Toc238020919"/>
+      <w:bookmarkStart w:id="130" w:name="schaltflächen-im-plan-editor"/>
+      <w:bookmarkEnd w:id="128"/>
+      <w:r>
+        <w:t>Schaltflächen im Plan-Editor</w:t>
+      </w:r>
       <w:bookmarkEnd w:id="129"/>
-    </w:p>
-    <w:p>
-      <w:pPr>
-        <w:pStyle w:val="FirstParagraph"/>
-        <w:rPr>
-          <w:lang w:val="de-DE"/>
-        </w:rPr>
-      </w:pPr>
-      <w:r>
-        <w:rPr>
-          <w:lang w:val="de-DE"/>
-        </w:rPr>
-        <w:t>Unten rechts in jedem Zeitslot-Kästchen erscheint, sofern ein Zeitwunsch-Eintrag besteht, eine kleine Gewichtungszahl (z. B. „−3“, rot bei negativen, grün bei positiven Werten). Sie gehört zum Slot selbst und erscheint daher auch auf leeren Zellen.</w:t>
-      </w:r>
-    </w:p>
-    <w:p>
-      <w:pPr>
-        <w:pStyle w:val="berschrift2"/>
-      </w:pPr>
-      <w:bookmarkStart w:id="130" w:name="schaltflächen-im-plan-editor"/>
-      <w:bookmarkStart w:id="131" w:name="_Toc238251783"/>
-      <w:bookmarkEnd w:id="128"/>
-      <w:r>
-        <w:t>Schaltflächen im Plan-Editor</w:t>
-      </w:r>
-      <w:bookmarkEnd w:id="131"/>
     </w:p>
     <w:tbl>
       <w:tblPr>
@@ -17850,8 +17775,8 @@
           <w:lang w:val="de-DE"/>
         </w:rPr>
       </w:pPr>
+      <w:bookmarkStart w:id="131" w:name="_Toc238020920"/>
       <w:bookmarkStart w:id="132" w:name="harte-konfliktsperren"/>
-      <w:bookmarkStart w:id="133" w:name="_Toc238251784"/>
       <w:bookmarkEnd w:id="130"/>
       <w:r>
         <w:rPr>
@@ -17859,7 +17784,7 @@
         </w:rPr>
         <w:t>Harte Konfliktsperren</w:t>
       </w:r>
-      <w:bookmarkEnd w:id="133"/>
+      <w:bookmarkEnd w:id="131"/>
     </w:p>
     <w:p>
       <w:pPr>
@@ -17964,8 +17889,8 @@
           <w:lang w:val="de-DE"/>
         </w:rPr>
       </w:pPr>
+      <w:bookmarkStart w:id="133" w:name="_Toc238020921"/>
       <w:bookmarkStart w:id="134" w:name="Xf08c1b793a1ab00f74f9007ae770227220579eb"/>
-      <w:bookmarkStart w:id="135" w:name="_Toc238251785"/>
       <w:bookmarkEnd w:id="132"/>
       <w:r>
         <w:rPr>
@@ -17973,7 +17898,7 @@
         </w:rPr>
         <w:t>Gespeicherte Ansichtseinstellungen (Sheet EdCfg)</w:t>
       </w:r>
-      <w:bookmarkEnd w:id="135"/>
+      <w:bookmarkEnd w:id="133"/>
     </w:p>
     <w:p>
       <w:pPr>
@@ -18046,9 +17971,9 @@
           <w:lang w:val="de-DE"/>
         </w:rPr>
       </w:pPr>
+      <w:bookmarkStart w:id="135" w:name="_Toc238020922"/>
       <w:bookmarkStart w:id="136" w:name="X143ade5636596e3346687027fcb444af27e1a46"/>
-      <w:bookmarkStart w:id="137" w:name="_Toc238251786"/>
-      <w:bookmarkEnd w:id="89"/>
+      <w:bookmarkEnd w:id="90"/>
       <w:bookmarkEnd w:id="134"/>
       <w:r>
         <w:rPr>
@@ -18056,7 +17981,7 @@
         </w:rPr>
         <w:t>4c. Live-Zwischenstände während des Solverlaufs</w:t>
       </w:r>
-      <w:bookmarkEnd w:id="137"/>
+      <w:bookmarkEnd w:id="135"/>
     </w:p>
     <w:p>
       <w:pPr>
@@ -18202,8 +18127,8 @@
           <w:lang w:val="de-DE"/>
         </w:rPr>
       </w:pPr>
+      <w:bookmarkStart w:id="137" w:name="_Toc238020923"/>
       <w:bookmarkStart w:id="138" w:name="die-pm-tabelle-und-die-qualitätsfunktion"/>
-      <w:bookmarkStart w:id="139" w:name="_Toc238251787"/>
       <w:bookmarkEnd w:id="136"/>
       <w:r>
         <w:rPr>
@@ -18211,62 +18136,62 @@
         </w:rPr>
         <w:t>5. Die PM-Tabelle und die Qualitätsfunktion</w:t>
       </w:r>
+      <w:bookmarkEnd w:id="137"/>
+    </w:p>
+    <w:p>
+      <w:pPr>
+        <w:pStyle w:val="berschrift2"/>
+        <w:rPr>
+          <w:lang w:val="de-DE"/>
+        </w:rPr>
+      </w:pPr>
+      <w:bookmarkStart w:id="139" w:name="_Toc238020924"/>
+      <w:bookmarkStart w:id="140" w:name="rolle-der-pm-tabelle"/>
+      <w:r>
+        <w:rPr>
+          <w:lang w:val="de-DE"/>
+        </w:rPr>
+        <w:t>5.1 Rolle der PM-Tabelle</w:t>
+      </w:r>
       <w:bookmarkEnd w:id="139"/>
     </w:p>
     <w:p>
       <w:pPr>
+        <w:pStyle w:val="FirstParagraph"/>
+        <w:rPr>
+          <w:lang w:val="de-DE"/>
+        </w:rPr>
+      </w:pPr>
+      <w:r>
+        <w:rPr>
+          <w:lang w:val="de-DE"/>
+        </w:rPr>
+        <w:t>Das Sheet „PM“ steuert Laufzeit und Zielgewichtung des Solvers. Alle Parameter werden per Beschriftung in Spalte A gesucht (nicht per fester Zeilennummer); Spalte B enthält den Wert. Groß-/Kleinschreibung wird ignoriert. Fehlt ein Parameter, gilt der Standardwert.</w:t>
+      </w:r>
+    </w:p>
+    <w:p>
+      <w:pPr>
         <w:pStyle w:val="berschrift2"/>
-        <w:rPr>
-          <w:lang w:val="de-DE"/>
-        </w:rPr>
-      </w:pPr>
-      <w:bookmarkStart w:id="140" w:name="rolle-der-pm-tabelle"/>
-      <w:bookmarkStart w:id="141" w:name="_Toc238251788"/>
-      <w:r>
-        <w:rPr>
-          <w:lang w:val="de-DE"/>
-        </w:rPr>
-        <w:t>5.1 Rolle der PM-Tabelle</w:t>
-      </w:r>
-      <w:bookmarkEnd w:id="141"/>
-    </w:p>
-    <w:p>
-      <w:pPr>
-        <w:pStyle w:val="FirstParagraph"/>
-        <w:rPr>
-          <w:lang w:val="de-DE"/>
-        </w:rPr>
-      </w:pPr>
-      <w:r>
-        <w:rPr>
-          <w:lang w:val="de-DE"/>
-        </w:rPr>
-        <w:t>Das Sheet „PM“ steuert Laufzeit und Zielgewichtung des Solvers. Alle Parameter werden per Beschriftung in Spalte A gesucht (nicht per fester Zeilennummer); Spalte B enthält den Wert. Groß-/Kleinschreibung wird ignoriert. Fehlt ein Parameter, gilt der Standardwert.</w:t>
-      </w:r>
-    </w:p>
-    <w:p>
-      <w:pPr>
-        <w:pStyle w:val="berschrift2"/>
-      </w:pPr>
+      </w:pPr>
+      <w:bookmarkStart w:id="141" w:name="_Toc238020925"/>
       <w:bookmarkStart w:id="142" w:name="parameter-nach-funktion"/>
-      <w:bookmarkStart w:id="143" w:name="_Toc238251789"/>
       <w:bookmarkEnd w:id="140"/>
       <w:r>
         <w:lastRenderedPageBreak/>
         <w:t>5.2 Parameter nach Funktion</w:t>
       </w:r>
+      <w:bookmarkEnd w:id="141"/>
+    </w:p>
+    <w:p>
+      <w:pPr>
+        <w:pStyle w:val="berschrift3"/>
+      </w:pPr>
+      <w:bookmarkStart w:id="143" w:name="_Toc238020926"/>
+      <w:bookmarkStart w:id="144" w:name="laufzeit-lösungsmenge"/>
+      <w:r>
+        <w:t>Laufzeit / Lösungsmenge</w:t>
+      </w:r>
       <w:bookmarkEnd w:id="143"/>
-    </w:p>
-    <w:p>
-      <w:pPr>
-        <w:pStyle w:val="berschrift3"/>
-      </w:pPr>
-      <w:bookmarkStart w:id="144" w:name="laufzeit-lösungsmenge"/>
-      <w:bookmarkStart w:id="145" w:name="_Toc238251790"/>
-      <w:r>
-        <w:t>Laufzeit / Lösungsmenge</w:t>
-      </w:r>
-      <w:bookmarkEnd w:id="145"/>
     </w:p>
     <w:tbl>
       <w:tblPr>
@@ -18574,8 +18499,8 @@
           <w:lang w:val="de-DE"/>
         </w:rPr>
       </w:pPr>
+      <w:bookmarkStart w:id="145" w:name="_Toc238020927"/>
       <w:bookmarkStart w:id="146" w:name="Xdbe504487ad068707dd4ab0c61134c1f8657fad"/>
-      <w:bookmarkStart w:id="147" w:name="_Toc238251791"/>
       <w:bookmarkEnd w:id="144"/>
       <w:r>
         <w:rPr>
@@ -18583,7 +18508,7 @@
         </w:rPr>
         <w:t>Zielgewichte und Strafen (fließen in die angezeigte Qualität ein)</w:t>
       </w:r>
-      <w:bookmarkEnd w:id="147"/>
+      <w:bookmarkEnd w:id="145"/>
     </w:p>
     <w:tbl>
       <w:tblPr>
@@ -19524,8 +19449,8 @@
           <w:lang w:val="de-DE"/>
         </w:rPr>
       </w:pPr>
+      <w:bookmarkStart w:id="147" w:name="_Toc238020928"/>
       <w:bookmarkStart w:id="148" w:name="Xa198982b3a514e3d38e0623a3a9465e57b02975"/>
-      <w:bookmarkStart w:id="149" w:name="_Toc238251792"/>
       <w:bookmarkEnd w:id="146"/>
       <w:r>
         <w:rPr>
@@ -19533,7 +19458,7 @@
         </w:rPr>
         <w:t>Nur im Solver-Ziel (nicht in der angezeigten Qualität – siehe 5.4)</w:t>
       </w:r>
-      <w:bookmarkEnd w:id="149"/>
+      <w:bookmarkEnd w:id="147"/>
     </w:p>
     <w:tbl>
       <w:tblPr>
@@ -19875,13 +19800,13 @@
       <w:pPr>
         <w:pStyle w:val="berschrift3"/>
       </w:pPr>
+      <w:bookmarkStart w:id="149" w:name="_Toc238020929"/>
       <w:bookmarkStart w:id="150" w:name="harte-constraints-sonstiges"/>
-      <w:bookmarkStart w:id="151" w:name="_Toc238251793"/>
       <w:bookmarkEnd w:id="148"/>
       <w:r>
         <w:t>Harte Constraints / Sonstiges</w:t>
       </w:r>
-      <w:bookmarkEnd w:id="151"/>
+      <w:bookmarkEnd w:id="149"/>
     </w:p>
     <w:tbl>
       <w:tblPr>
@@ -19890,9 +19815,9 @@
         <w:tblLook w:val="0020" w:firstRow="1" w:lastRow="0" w:firstColumn="0" w:lastColumn="0" w:noHBand="0" w:noVBand="0"/>
       </w:tblPr>
       <w:tblGrid>
-        <w:gridCol w:w="2005"/>
+        <w:gridCol w:w="1977"/>
         <w:gridCol w:w="1106"/>
-        <w:gridCol w:w="6295"/>
+        <w:gridCol w:w="6323"/>
       </w:tblGrid>
       <w:tr>
         <w:trPr>
@@ -20146,7 +20071,7 @@
               <w:rPr>
                 <w:lang w:val="de-DE"/>
               </w:rPr>
-              <w:t>Wenn ja: Sind allein die Fixierungen (Sheet „Fix UNrn“) schon unlösbar, wiederholt die Engine den Grundlauf EINMAL mit toleranten Fixierungs-Konflikten. Die Fixierungen bleiben dabei hart – nur die von IHNEN verursachten harten Verstöße (Lehrer-, Klassen- oder Raum-Kollision zwischen zwei Fixierungen, gesperrte Slots, überzählige Fixslots) werden geduldet; alle übrigen harten Regeln bleiben aktiv, es entstehen also keine weiteren Fehler. Kommt so eine Lösung zustande, wird sie verwendet, die bewusst geduldeten Konflikte werden im Meldefenster gelistet, und die Tausch-Phase wird übersprungen. Erkannt wird jede Beschriftung, die „fix“ und „relax“ enthält. Standard: nein.</w:t>
+              <w:t>Wenn ja: Sind allein die Fixierungen (Sheet „Fix UNrn“) schon unlösbar, wiederholt die Engine den Grundlauf EINMAL mit toleranten Fixierungs-Konflikten. Die Fixierungen bleiben dabei hart – nur die von IHNEN verursachten harten Verstöße (Lehrer-, Klassen- oder Raum-Kollision zwischen zwei Fixierungen, gesperrte Slots, überzählige Fixslots) werden geduldet; alle übrigen harten Regeln bleiben aktiv, es entstehen also keine weiteren Fehler. Kommt so eine Lösung zustande, wird sie verwendet, die bewusst geduldeten Konflikte werden im Meldefenster gelistet, und die Einzel-Infeasibilitätsdiagnose entfällt. Die Tausch-Phase läuft anschließend ebenfalls im Fix-Relax-Modus weiter – ein Tausch kann eine fixierungsbedingte Kollision sogar auflösen, sodass Varianten sauberer als der Grundplan sein können. Erkannt wird jede Beschriftung, die „fix“ und „relax“ enthält. Standard: nein.</w:t>
             </w:r>
           </w:p>
         </w:tc>
@@ -20201,17 +20126,18 @@
           <w:lang w:val="de-DE"/>
         </w:rPr>
       </w:pPr>
+      <w:bookmarkStart w:id="151" w:name="_Toc238020930"/>
       <w:bookmarkStart w:id="152" w:name="formel-der-qualitätsfunktion"/>
-      <w:bookmarkStart w:id="153" w:name="_Toc238251794"/>
       <w:bookmarkEnd w:id="142"/>
       <w:bookmarkEnd w:id="150"/>
       <w:r>
         <w:rPr>
           <w:lang w:val="de-DE"/>
         </w:rPr>
+        <w:lastRenderedPageBreak/>
         <w:t>5.3 Formel der Qualitätsfunktion</w:t>
       </w:r>
-      <w:bookmarkEnd w:id="153"/>
+      <w:bookmarkEnd w:id="151"/>
     </w:p>
     <w:p>
       <w:pPr>
@@ -20240,16 +20166,7 @@
           <w:iCs/>
           <w:lang w:val="de-DE"/>
         </w:rPr>
-        <w:t xml:space="preserve">Q = (Gewicht frühe Doppel) · n_frühe_Doppel − (Gewicht späte Doppel) · n_späte_Doppel − (Gewicht späte päd. Einheiten) · n_späte_päd_Einheiten − (Strafe Hohlstunde) · n_Hohlstunden </w:t>
-      </w:r>
-      <w:r>
-        <w:rPr>
-          <w:i/>
-          <w:iCs/>
-          <w:lang w:val="de-DE"/>
-        </w:rPr>
-        <w:lastRenderedPageBreak/>
-        <w:t>− (Strafe doppel Hohlstunde) · n_2er_Hohlblöcke − (Strafe dreifach Hohlstunde) · n_≥3er_Hohlblöcke − (Strafe Std./Tag) · n_StdTag-Verletzungen − (Strafe späte LK-Stunden) · n_späte_LK_über_Grenze − (Strafe Hauptfach spät) · n_Hauptfach_spät_über_Anteil</w:t>
+        <w:t>Q = (Gewicht frühe Doppel) · n_frühe_Doppel − (Gewicht späte Doppel) · n_späte_Doppel − (Gewicht späte päd. Einheiten) · n_späte_päd_Einheiten − (Strafe Hohlstunde) · n_Hohlstunden − (Strafe doppel Hohlstunde) · n_2er_Hohlblöcke − (Strafe dreifach Hohlstunde) · n_≥3er_Hohlblöcke − (Strafe Std./Tag) · n_StdTag-Verletzungen − (Strafe späte LK-Stunden) · n_späte_LK_über_Grenze − (Strafe Hauptfach spät) · n_Hauptfach_spät_über_Anteil</w:t>
       </w:r>
     </w:p>
     <w:tbl>
@@ -20616,8 +20533,8 @@
           <w:lang w:val="de-DE"/>
         </w:rPr>
       </w:pPr>
+      <w:bookmarkStart w:id="153" w:name="_Toc238020931"/>
       <w:bookmarkStart w:id="154" w:name="X3501c69d2e5b2a51bf3df803b2f5df8b34c0965"/>
-      <w:bookmarkStart w:id="155" w:name="_Toc238251795"/>
       <w:bookmarkEnd w:id="152"/>
       <w:r>
         <w:rPr>
@@ -20625,7 +20542,7 @@
         </w:rPr>
         <w:t>5.4 Unterschied: Solver-Ziel vs. angezeigte Qualität</w:t>
       </w:r>
-      <w:bookmarkEnd w:id="155"/>
+      <w:bookmarkEnd w:id="153"/>
     </w:p>
     <w:p>
       <w:pPr>
@@ -20654,6 +20571,7 @@
           <w:iCs/>
           <w:lang w:val="de-DE"/>
         </w:rPr>
+        <w:lastRenderedPageBreak/>
         <w:t>Solver-Ziel = Q + (Gewicht freie Tage) · n_freie_Tage − (Strafe Std.Folge) · n_Std.Folge_Verletzungen − (Strafe -2) · n_verletzte_-2-Wünsche</w:t>
       </w:r>
     </w:p>
@@ -20705,7 +20623,6 @@
         <w:rPr>
           <w:lang w:val="de-DE"/>
         </w:rPr>
-        <w:lastRenderedPageBreak/>
         <w:br/>
         <w:t>Der Sover zeigt ggf. im Ansichtsfenster eine obere Schranke der bewiesen maximal erreichbaren Qualität an. Dies ermöglicht eine bessere Einschätzung der zu wählenden Suchzeit.</w:t>
       </w:r>
@@ -20717,18 +20634,18 @@
           <w:lang w:val="de-DE"/>
         </w:rPr>
       </w:pPr>
-      <w:bookmarkStart w:id="156" w:name="_Toc900000561"/>
-      <w:bookmarkStart w:id="157" w:name="parameterwahl-lokale-verbesserung"/>
-      <w:bookmarkStart w:id="158" w:name="_Toc238251796"/>
+      <w:bookmarkStart w:id="155" w:name="_Toc900000561"/>
+      <w:bookmarkStart w:id="156" w:name="parameterwahl-lokale-verbesserung"/>
+      <w:bookmarkStart w:id="157" w:name="_Toc238020932"/>
       <w:r>
         <w:rPr>
           <w:lang w:val="de-DE"/>
         </w:rPr>
         <w:t>5.6 Parameterwahl für die lokale Verbesserung (Button 14)</w:t>
       </w:r>
+      <w:bookmarkEnd w:id="155"/>
       <w:bookmarkEnd w:id="156"/>
       <w:bookmarkEnd w:id="157"/>
-      <w:bookmarkEnd w:id="158"/>
     </w:p>
     <w:p>
       <w:pPr>
@@ -20907,6 +20824,7 @@
           <w:bCs/>
           <w:lang w:val="de-DE"/>
         </w:rPr>
+        <w:lastRenderedPageBreak/>
         <w:t xml:space="preserve">Rechenbeispiel. </w:t>
       </w:r>
       <w:r>
@@ -20945,18 +20863,17 @@
           <w:lang w:val="de-DE"/>
         </w:rPr>
       </w:pPr>
+      <w:bookmarkStart w:id="158" w:name="_Toc238020933"/>
       <w:bookmarkStart w:id="159" w:name="empfohlener-arbeitsablauf"/>
-      <w:bookmarkStart w:id="160" w:name="_Toc238251797"/>
       <w:bookmarkEnd w:id="138"/>
       <w:bookmarkEnd w:id="154"/>
       <w:r>
         <w:rPr>
           <w:lang w:val="de-DE"/>
         </w:rPr>
-        <w:lastRenderedPageBreak/>
         <w:t>6. Empfohlener Arbeitsablauf</w:t>
       </w:r>
-      <w:bookmarkEnd w:id="160"/>
+      <w:bookmarkEnd w:id="158"/>
     </w:p>
     <w:p>
       <w:pPr>
@@ -21186,33 +21103,34 @@
           <w:lang w:val="de-DE"/>
         </w:rPr>
       </w:pPr>
+      <w:bookmarkStart w:id="160" w:name="_Toc238020934"/>
       <w:bookmarkStart w:id="161" w:name="hinweise-und-fehlerbehebung"/>
-      <w:bookmarkStart w:id="162" w:name="_Toc238251798"/>
       <w:bookmarkEnd w:id="159"/>
       <w:r>
         <w:rPr>
           <w:lang w:val="de-DE"/>
         </w:rPr>
+        <w:lastRenderedPageBreak/>
         <w:t>7. Hinweise und Fehlerbehebung</w:t>
       </w:r>
+      <w:bookmarkEnd w:id="160"/>
+    </w:p>
+    <w:p>
+      <w:pPr>
+        <w:pStyle w:val="berschrift2"/>
+        <w:rPr>
+          <w:lang w:val="de-DE"/>
+        </w:rPr>
+      </w:pPr>
+      <w:bookmarkStart w:id="162" w:name="_Toc238020935"/>
+      <w:bookmarkStart w:id="163" w:name="fehlermeldungen-und-ihre-bedeutung"/>
+      <w:r>
+        <w:rPr>
+          <w:lang w:val="de-DE"/>
+        </w:rPr>
+        <w:t>Fehlermeldungen und ihre Bedeutung</w:t>
+      </w:r>
       <w:bookmarkEnd w:id="162"/>
-    </w:p>
-    <w:p>
-      <w:pPr>
-        <w:pStyle w:val="berschrift2"/>
-        <w:rPr>
-          <w:lang w:val="de-DE"/>
-        </w:rPr>
-      </w:pPr>
-      <w:bookmarkStart w:id="163" w:name="fehlermeldungen-und-ihre-bedeutung"/>
-      <w:bookmarkStart w:id="164" w:name="_Toc238251799"/>
-      <w:r>
-        <w:rPr>
-          <w:lang w:val="de-DE"/>
-        </w:rPr>
-        <w:t>Fehlermeldungen und ihre Bedeutung</w:t>
-      </w:r>
-      <w:bookmarkEnd w:id="164"/>
     </w:p>
     <w:tbl>
       <w:tblPr>
@@ -21348,7 +21266,6 @@
               <w:pStyle w:val="Compact"/>
             </w:pPr>
             <w:r>
-              <w:lastRenderedPageBreak/>
               <w:t>„Kein UNr-Plan gefunden“</w:t>
             </w:r>
           </w:p>
@@ -21529,8 +21446,8 @@
           <w:lang w:val="de-DE"/>
         </w:rPr>
       </w:pPr>
+      <w:bookmarkStart w:id="164" w:name="_Toc238020936"/>
       <w:bookmarkStart w:id="165" w:name="X5f2caa1a28ec42b378dccc3ab948516da715ee5"/>
-      <w:bookmarkStart w:id="166" w:name="_Toc238251800"/>
       <w:bookmarkEnd w:id="163"/>
       <w:r>
         <w:rPr>
@@ -21538,7 +21455,7 @@
         </w:rPr>
         <w:t>Checkliste: Fehlerursache bei Infeasibility („unlösbar“) finden</w:t>
       </w:r>
-      <w:bookmarkEnd w:id="166"/>
+      <w:bookmarkEnd w:id="164"/>
     </w:p>
     <w:p>
       <w:pPr>
@@ -21636,6 +21553,7 @@
         <w:rPr>
           <w:lang w:val="de-DE"/>
         </w:rPr>
+        <w:lastRenderedPageBreak/>
         <w:t>Fix UNrn: Kollisionen? Sheet gegen „ChkFix“ prüfen. Zwei UNrn mit gleichem Lehrer/gleicher Klasse (ohne KKK-/A/B-Ausnahme) im selben Slot machen das Modell sofort unlösbar.</w:t>
       </w:r>
     </w:p>
@@ -21687,7 +21605,6 @@
         <w:rPr>
           <w:lang w:val="de-DE"/>
         </w:rPr>
-        <w:lastRenderedPageBreak/>
         <w:t>Fachraum-Limit (Sheet FGR) zu niedrig? Existieren mehr parallele Blöcke einer Fachgruppe, als das Slot-Limit erlaubt?</w:t>
       </w:r>
     </w:p>
@@ -21780,13 +21697,13 @@
       <w:pPr>
         <w:pStyle w:val="berschrift2"/>
       </w:pPr>
+      <w:bookmarkStart w:id="166" w:name="_Toc238020937"/>
       <w:bookmarkStart w:id="167" w:name="allgemeine-hinweise"/>
-      <w:bookmarkStart w:id="168" w:name="_Toc238251801"/>
       <w:bookmarkEnd w:id="165"/>
       <w:r>
         <w:t>Allgemeine Hinweise</w:t>
       </w:r>
-      <w:bookmarkEnd w:id="168"/>
+      <w:bookmarkEnd w:id="166"/>
     </w:p>
     <w:p>
       <w:pPr>
@@ -21914,49 +21831,49 @@
           <w:lang w:val="de-DE"/>
         </w:rPr>
       </w:pPr>
-      <w:bookmarkStart w:id="169" w:name="nutzbare-hohlstunden-nuho"/>
-      <w:bookmarkStart w:id="170" w:name="_Toc238251802"/>
-      <w:r>
-        <w:rPr>
-          <w:lang w:val="de-DE"/>
-        </w:rPr>
+      <w:bookmarkStart w:id="168" w:name="nutzbare-hohlstunden-nuho"/>
+      <w:bookmarkStart w:id="169" w:name="_Toc238020938"/>
+      <w:r>
+        <w:rPr>
+          <w:lang w:val="de-DE"/>
+        </w:rPr>
+        <w:lastRenderedPageBreak/>
         <w:t>8. Nutzbare Hohlstunden (NuHo)</w:t>
       </w:r>
+      <w:bookmarkEnd w:id="168"/>
       <w:bookmarkEnd w:id="169"/>
+    </w:p>
+    <w:p>
+      <w:pPr>
+        <w:pStyle w:val="FirstParagraph"/>
+        <w:rPr>
+          <w:lang w:val="de-DE"/>
+        </w:rPr>
+      </w:pPr>
+      <w:r>
+        <w:rPr>
+          <w:lang w:val="de-DE"/>
+        </w:rPr>
+        <w:t>Eine nutzbare Hohlstunde (NuHo) ist eine Hohlstunde eines vertretungsbereiten Lehrers, in der er ohne Verletzung seiner Stundenfolge-Grenze für eine Vertretung eingesetzt werden könnte. Die NuHo-Auswertung zeigt also, wie gut ein fertiger Plan Vertretungsreserven über die Woche verteilt. Sie ist eine reine Auswertung im Anschluss an die Planerstellung: Sie greift NICHT in den Solver ein und fließt weder ins Solver-Ziel noch in die angezeigte Qualität (Kapitel 5) ein. Ändert man einen Plan im Editor, ändern sich auch die NuHos.</w:t>
+      </w:r>
+    </w:p>
+    <w:p>
+      <w:pPr>
+        <w:pStyle w:val="berschrift2"/>
+        <w:rPr>
+          <w:lang w:val="de-DE"/>
+        </w:rPr>
+      </w:pPr>
+      <w:bookmarkStart w:id="170" w:name="was-ist-eine-nuho"/>
+      <w:bookmarkStart w:id="171" w:name="_Toc238020939"/>
+      <w:r>
+        <w:rPr>
+          <w:lang w:val="de-DE"/>
+        </w:rPr>
+        <w:t>8.1 Was ist eine NuHo?</w:t>
+      </w:r>
       <w:bookmarkEnd w:id="170"/>
-    </w:p>
-    <w:p>
-      <w:pPr>
-        <w:pStyle w:val="FirstParagraph"/>
-        <w:rPr>
-          <w:lang w:val="de-DE"/>
-        </w:rPr>
-      </w:pPr>
-      <w:r>
-        <w:rPr>
-          <w:lang w:val="de-DE"/>
-        </w:rPr>
-        <w:t>Eine nutzbare Hohlstunde (NuHo) ist eine Hohlstunde eines vertretungsbereiten Lehrers, in der er ohne Verletzung seiner Stundenfolge-Grenze für eine Vertretung eingesetzt werden könnte. Die NuHo-Auswertung zeigt also, wie gut ein fertiger Plan Vertretungsreserven über die Woche verteilt. Sie ist eine reine Auswertung im Anschluss an die Planerstellung: Sie greift NICHT in den Solver ein und fließt weder ins Solver-Ziel noch in die angezeigte Qualität (Kapitel 5) ein. Ändert man einen Plan im Editor, ändern sich auch die NuHos.</w:t>
-      </w:r>
-    </w:p>
-    <w:p>
-      <w:pPr>
-        <w:pStyle w:val="berschrift2"/>
-        <w:rPr>
-          <w:lang w:val="de-DE"/>
-        </w:rPr>
-      </w:pPr>
-      <w:bookmarkStart w:id="171" w:name="was-ist-eine-nuho"/>
-      <w:bookmarkStart w:id="172" w:name="_Toc238251803"/>
-      <w:r>
-        <w:rPr>
-          <w:lang w:val="de-DE"/>
-        </w:rPr>
-        <w:lastRenderedPageBreak/>
-        <w:t>8.1 Was ist eine NuHo?</w:t>
-      </w:r>
       <w:bookmarkEnd w:id="171"/>
-      <w:bookmarkEnd w:id="172"/>
     </w:p>
     <w:p>
       <w:pPr>
@@ -22065,16 +21982,16 @@
           <w:lang w:val="de-DE"/>
         </w:rPr>
       </w:pPr>
-      <w:bookmarkStart w:id="173" w:name="voraussetzung-vertretungsbereitschaft-vb"/>
-      <w:bookmarkStart w:id="174" w:name="_Toc238251804"/>
+      <w:bookmarkStart w:id="172" w:name="voraussetzung-vertretungsbereitschaft-vb"/>
+      <w:bookmarkStart w:id="173" w:name="_Toc238020940"/>
       <w:r>
         <w:rPr>
           <w:lang w:val="de-DE"/>
         </w:rPr>
         <w:t>8.2 Voraussetzung: Vertretungsbereitschaft (Vber Wstd)</w:t>
       </w:r>
+      <w:bookmarkEnd w:id="172"/>
       <w:bookmarkEnd w:id="173"/>
-      <w:bookmarkEnd w:id="174"/>
     </w:p>
     <w:p>
       <w:pPr>
@@ -22145,16 +22062,17 @@
           <w:lang w:val="de-DE"/>
         </w:rPr>
       </w:pPr>
-      <w:bookmarkStart w:id="175" w:name="steuerung-ueber-die-pm-tabelle"/>
-      <w:bookmarkStart w:id="176" w:name="_Toc238251805"/>
-      <w:r>
-        <w:rPr>
-          <w:lang w:val="de-DE"/>
-        </w:rPr>
+      <w:bookmarkStart w:id="174" w:name="steuerung-ueber-die-pm-tabelle"/>
+      <w:bookmarkStart w:id="175" w:name="_Toc238020941"/>
+      <w:r>
+        <w:rPr>
+          <w:lang w:val="de-DE"/>
+        </w:rPr>
+        <w:lastRenderedPageBreak/>
         <w:t>8.3 Steuerung über die PM-Tabelle</w:t>
       </w:r>
+      <w:bookmarkEnd w:id="174"/>
       <w:bookmarkEnd w:id="175"/>
-      <w:bookmarkEnd w:id="176"/>
     </w:p>
     <w:p>
       <w:pPr>
@@ -22325,7 +22243,6 @@
               <w:rPr>
                 <w:lang w:val="de-DE"/>
               </w:rPr>
-              <w:lastRenderedPageBreak/>
               <w:t>Strafe zu wenig NuHo</w:t>
             </w:r>
           </w:p>
@@ -22426,16 +22343,16 @@
           <w:lang w:val="de-DE"/>
         </w:rPr>
       </w:pPr>
-      <w:bookmarkStart w:id="177" w:name="nuho-ausgaben"/>
-      <w:bookmarkStart w:id="178" w:name="_Toc238251806"/>
+      <w:bookmarkStart w:id="176" w:name="nuho-ausgaben"/>
+      <w:bookmarkStart w:id="177" w:name="_Toc238020942"/>
       <w:r>
         <w:rPr>
           <w:lang w:val="de-DE"/>
         </w:rPr>
         <w:t>8.4 Ausgaben</w:t>
       </w:r>
+      <w:bookmarkEnd w:id="176"/>
       <w:bookmarkEnd w:id="177"/>
-      <w:bookmarkEnd w:id="178"/>
     </w:p>
     <w:p>
       <w:pPr>
@@ -22689,6 +22606,7 @@
               <w:rPr>
                 <w:lang w:val="de-DE"/>
               </w:rPr>
+              <w:lastRenderedPageBreak/>
               <w:t>ℹ Die NuHo-Auswertung ist robust gegen einzelne fehlerhafte Lösungen: Schlägt sie bei einer Lösung fehl, wird das im Log vermerkt und die Planerstellung normal fortgesetzt.</w:t>
             </w:r>
           </w:p>
@@ -22702,16 +22620,16 @@
           <w:lang w:val="de-DE"/>
         </w:rPr>
       </w:pPr>
-      <w:bookmarkStart w:id="179" w:name="nuho-anzeige-im-plan-editor"/>
-      <w:bookmarkStart w:id="180" w:name="_Toc238251807"/>
+      <w:bookmarkStart w:id="178" w:name="nuho-anzeige-im-plan-editor"/>
+      <w:bookmarkStart w:id="179" w:name="_Toc238020943"/>
       <w:r>
         <w:rPr>
           <w:lang w:val="de-DE"/>
         </w:rPr>
         <w:t>8.5 Anzeige im Plan-Editor</w:t>
       </w:r>
+      <w:bookmarkEnd w:id="178"/>
       <w:bookmarkEnd w:id="179"/>
-      <w:bookmarkEnd w:id="180"/>
     </w:p>
     <w:p>
       <w:pPr>
@@ -22724,28 +22642,21 @@
         <w:rPr>
           <w:lang w:val="de-DE"/>
         </w:rPr>
-        <w:t xml:space="preserve">Auch beim manuellen Bearbeiten lässt sich die Vertretungsreserve prüfen: Ein Rechtsklick auf einen Block bietet für jeden beteiligten Lehrer den Eintrag „NuHos von &lt;Lehrer&gt; anzeigen“. Das geöffnete Fenster zeigt Vber Wstd, die NuHo Wstd und – sofern vorhanden – die konkreten NuHo-Zeitpunkte (Wochentag und Stunde). Ist der Lehrer nicht vertretungsbereit (Vber Wstd = 0) oder hat er keine nutzbare Hohlstunde, wird das </w:t>
-      </w:r>
-      <w:r>
-        <w:rPr>
-          <w:lang w:val="de-DE"/>
-        </w:rPr>
-        <w:lastRenderedPageBreak/>
-        <w:t>entsprechend gemeldet. So sieht man unmittelbar, wie sich ein Verschieben oder Tauschen auf die NuHos auswirkt.</w:t>
+        <w:t>Auch beim manuellen Bearbeiten lässt sich die Vertretungsreserve prüfen: Ein Rechtsklick auf einen Block bietet für jeden beteiligten Lehrer den Eintrag „NuHos von &lt;Lehrer&gt; anzeigen“. Das geöffnete Fenster zeigt Vber Wstd, die NuHo Wstd und – sofern vorhanden – die konkreten NuHo-Zeitpunkte (Wochentag und Stunde). Ist der Lehrer nicht vertretungsbereit (Vber Wstd = 0) oder hat er keine nutzbare Hohlstunde, wird das entsprechend gemeldet. So sieht man unmittelbar, wie sich ein Verschieben oder Tauschen auf die NuHos auswirkt.</w:t>
       </w:r>
     </w:p>
     <w:p>
       <w:pPr>
         <w:pStyle w:val="berschrift1"/>
       </w:pPr>
+      <w:bookmarkStart w:id="180" w:name="_Toc238020944"/>
       <w:bookmarkStart w:id="181" w:name="glossar"/>
-      <w:bookmarkStart w:id="182" w:name="_Toc238251808"/>
       <w:bookmarkEnd w:id="161"/>
       <w:bookmarkEnd w:id="167"/>
       <w:r>
         <w:t>9. Glossar</w:t>
       </w:r>
-      <w:bookmarkEnd w:id="182"/>
+      <w:bookmarkEnd w:id="180"/>
     </w:p>
     <w:tbl>
       <w:tblPr>
@@ -23197,7 +23108,14 @@
               <w:rPr>
                 <w:lang w:val="de-DE"/>
               </w:rPr>
-              <w:t xml:space="preserve">Lehrertauschkennzeichen in der UV-Spalte LTKZ. Zahl+Buchstabe; gleiche Zahl = Tauschgruppe, verschiedene Buchstaben = austauschbare Rollen. </w:t>
+              <w:t xml:space="preserve">Lehrertauschkennzeichen in der UV-Spalte LTKZ. Zahl+Buchstabe; gleiche Zahl = Tauschgruppe, verschiedene Buchstaben = </w:t>
+            </w:r>
+            <w:r>
+              <w:rPr>
+                <w:lang w:val="de-DE"/>
+              </w:rPr>
+              <w:lastRenderedPageBreak/>
+              <w:t xml:space="preserve">austauschbare Rollen. </w:t>
             </w:r>
             <w:r>
               <w:t>Grundlage der Tausch-Optimierung (Button 10/14).</w:t>
@@ -23215,6 +23133,7 @@
               <w:pStyle w:val="Compact"/>
             </w:pPr>
             <w:r>
+              <w:lastRenderedPageBreak/>
               <w:t>Farben</w:t>
             </w:r>
           </w:p>
@@ -23317,7 +23236,6 @@
               <w:pStyle w:val="Compact"/>
             </w:pPr>
             <w:r>
-              <w:lastRenderedPageBreak/>
               <w:t>Angeheftete Pläne</w:t>
             </w:r>
           </w:p>
@@ -23794,6 +23712,7 @@
               <w:pStyle w:val="Compact"/>
             </w:pPr>
             <w:r>
+              <w:lastRenderedPageBreak/>
               <w:t>Plan-Editor</w:t>
             </w:r>
           </w:p>
@@ -23930,7 +23849,6 @@
               <w:pStyle w:val="Compact"/>
             </w:pPr>
             <w:r>
-              <w:lastRenderedPageBreak/>
               <w:t>Verschiebung mit Ausweich</w:t>
             </w:r>
           </w:p>
@@ -24091,7 +24009,7 @@
           <mc:AlternateContent>
             <mc:Choice Requires="wps">
               <w:drawing>
-                <wp:anchor distT="0" distB="0" distL="114300" distR="114300" simplePos="0" relativeHeight="251661312" behindDoc="0" locked="0" layoutInCell="1" allowOverlap="1" wp14:anchorId="4D1F7FC2" wp14:editId="54AC5E92">
+                <wp:anchor distT="0" distB="0" distL="114300" distR="114300" simplePos="0" relativeHeight="251658240" behindDoc="0" locked="0" layoutInCell="1" allowOverlap="1" wp14:anchorId="4D1F7FC2" wp14:editId="54AC5E92">
                   <wp:simplePos x="0" y="0"/>
                   <wp:positionH relativeFrom="rightMargin">
                     <wp:align>center</wp:align>
@@ -24230,7 +24148,7 @@
             </mc:Choice>
             <mc:Fallback>
               <w:pict>
-                <v:rect w14:anchorId="4D1F7FC2" id="Rechteck 2" o:spid="_x0000_s1026" style="position:absolute;margin-left:0;margin-top:0;width:60pt;height:70.5pt;z-index:251661312;visibility:visible;mso-wrap-style:square;mso-width-percent:0;mso-height-percent:0;mso-wrap-distance-left:9pt;mso-wrap-distance-top:0;mso-wrap-distance-right:9pt;mso-wrap-distance-bottom:0;mso-position-horizontal:center;mso-position-horizontal-relative:right-margin-area;mso-position-vertical:top;mso-position-vertical-relative:bottom-margin-area;mso-width-percent:0;mso-height-percent:0;mso-width-relative:page;mso-height-relative:page;v-text-anchor:top" o:gfxdata="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" stroked="f">
+                <v:rect w14:anchorId="4D1F7FC2" id="Rechteck 2" o:spid="_x0000_s1027" style="position:absolute;margin-left:0;margin-top:0;width:60pt;height:70.5pt;z-index:251661312;visibility:visible;mso-wrap-style:square;mso-width-percent:0;mso-height-percent:0;mso-wrap-distance-left:9pt;mso-wrap-distance-top:0;mso-wrap-distance-right:9pt;mso-wrap-distance-bottom:0;mso-position-horizontal:center;mso-position-horizontal-relative:right-margin-area;mso-position-vertical:top;mso-position-vertical-relative:bottom-margin-area;mso-width-percent:0;mso-height-percent:0;mso-width-relative:page;mso-height-relative:page;v-text-anchor:top" o:gfxdata="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" stroked="f">
                   <v:textbox>
                     <w:txbxContent>
                       <w:sdt>

--- a/Anleitung_V23.docx
+++ b/Anleitung_V23.docx
@@ -1,6 +1,6 @@
 
 <file path=word/document.xml><?xml version="1.0" encoding="utf-8"?>
-<w:document xmlns:wpc="http://schemas.microsoft.com/office/word/2010/wordprocessingCanvas" xmlns:cx="http://schemas.microsoft.com/office/drawing/2014/chartex" xmlns:cx1="http://schemas.microsoft.com/office/drawing/2015/9/8/chartex" xmlns:cx2="http://schemas.microsoft.com/office/drawing/2015/10/21/chartex" xmlns:cx3="http://schemas.microsoft.com/office/drawing/2016/5/9/chartex" xmlns:cx4="http://schemas.microsoft.com/office/drawing/2016/5/10/chartex" xmlns:cx5="http://schemas.microsoft.com/office/drawing/2016/5/11/chartex" xmlns:cx6="http://schemas.microsoft.com/office/drawing/2016/5/12/chartex" xmlns:cx7="http://schemas.microsoft.com/office/drawing/2016/5/13/chartex" xmlns:cx8="http://schemas.microsoft.com/office/drawing/2016/5/14/chartex" xmlns:mc="http://schemas.openxmlformats.org/markup-compatibility/2006" xmlns:aink="http://schemas.microsoft.com/office/drawing/2016/ink" xmlns:am3d="http://schemas.microsoft.com/office/drawing/2017/model3d" xmlns:o="urn:schemas-microsoft-com:office:office" xmlns:oel="http://schemas.microsoft.com/office/2019/extlst" xmlns:r="http://schemas.openxmlformats.org/officeDocument/2006/relationships" xmlns:m="http://schemas.openxmlformats.org/officeDocument/2006/math" xmlns:v="urn:schemas-microsoft-com:vml" xmlns:wp14="http://schemas.microsoft.com/office/word/2010/wordprocessingDrawing" xmlns:wp="http://schemas.openxmlformats.org/drawingml/2006/wordprocessingDrawing" xmlns:w10="urn:schemas-microsoft-com:office:word" xmlns:w="http://schemas.openxmlformats.org/wordprocessingml/2006/main" xmlns:w14="http://schemas.microsoft.com/office/word/2010/wordml" xmlns:w15="http://schemas.microsoft.com/office/word/2012/wordml" xmlns:w16cei="http://schemas.microsoft.com/office/word/2026/wordml/cei" xmlns:w16cex="http://schemas.microsoft.com/office/word/2018/wordml/cex" xmlns:w16cid="http://schemas.microsoft.com/office/word/2016/wordml/cid" xmlns:w16="http://schemas.microsoft.com/office/word/2018/wordml" xmlns:w16du="http://schemas.microsoft.com/office/word/2023/wordml/word16du" xmlns:w16sdtdh="http://schemas.microsoft.com/office/word/2020/wordml/sdtdatahash" xmlns:w16sdtfl="http://schemas.microsoft.com/office/word/2024/wordml/sdtformatlock" xmlns:w16se="http://schemas.microsoft.com/office/word/2015/wordml/symex" xmlns:wpg="http://schemas.microsoft.com/office/word/2010/wordprocessingGroup" xmlns:wpi="http://schemas.microsoft.com/office/word/2010/wordprocessingInk" xmlns:wne="http://schemas.microsoft.com/office/word/2006/wordml" xmlns:wps="http://schemas.microsoft.com/office/word/2010/wordprocessingShape" mc:Ignorable="w14 w15 w16se w16cid w16 w16cex w16sdtdh w16sdtfl w16du wp14">
+<w:document xmlns:wpc="http://schemas.microsoft.com/office/word/2010/wordprocessingCanvas" xmlns:cx="http://schemas.microsoft.com/office/drawing/2014/chartex" xmlns:cx1="http://schemas.microsoft.com/office/drawing/2015/9/8/chartex" xmlns:cx2="http://schemas.microsoft.com/office/drawing/2015/10/21/chartex" xmlns:cx3="http://schemas.microsoft.com/office/drawing/2016/5/9/chartex" xmlns:cx4="http://schemas.microsoft.com/office/drawing/2016/5/10/chartex" xmlns:cx5="http://schemas.microsoft.com/office/drawing/2016/5/11/chartex" xmlns:cx6="http://schemas.microsoft.com/office/drawing/2016/5/12/chartex" xmlns:cx7="http://schemas.microsoft.com/office/drawing/2016/5/13/chartex" xmlns:cx8="http://schemas.microsoft.com/office/drawing/2016/5/14/chartex" xmlns:mc="http://schemas.openxmlformats.org/markup-compatibility/2006" xmlns:aink="http://schemas.microsoft.com/office/drawing/2016/ink" xmlns:am3d="http://schemas.microsoft.com/office/drawing/2017/model3d" xmlns:o="urn:schemas-microsoft-com:office:office" xmlns:oel="http://schemas.microsoft.com/office/2019/extlst" xmlns:r="http://schemas.openxmlformats.org/officeDocument/2006/relationships" xmlns:m="http://schemas.openxmlformats.org/officeDocument/2006/math" xmlns:v="urn:schemas-microsoft-com:vml" xmlns:wp14="http://schemas.microsoft.com/office/word/2010/wordprocessingDrawing" xmlns:wp="http://schemas.openxmlformats.org/drawingml/2006/wordprocessingDrawing" xmlns:w10="urn:schemas-microsoft-com:office:word" xmlns:w="http://schemas.openxmlformats.org/wordprocessingml/2006/main" xmlns:w14="http://schemas.microsoft.com/office/word/2010/wordml" xmlns:w15="http://schemas.microsoft.com/office/word/2012/wordml" xmlns:w16cex="http://schemas.microsoft.com/office/word/2018/wordml/cex" xmlns:w16cid="http://schemas.microsoft.com/office/word/2016/wordml/cid" xmlns:w16="http://schemas.microsoft.com/office/word/2018/wordml" xmlns:w16du="http://schemas.microsoft.com/office/word/2023/wordml/word16du" xmlns:w16sdtdh="http://schemas.microsoft.com/office/word/2020/wordml/sdtdatahash" xmlns:w16sdtfl="http://schemas.microsoft.com/office/word/2024/wordml/sdtformatlock" xmlns:w16se="http://schemas.microsoft.com/office/word/2015/wordml/symex" xmlns:wpg="http://schemas.microsoft.com/office/word/2010/wordprocessingGroup" xmlns:wpi="http://schemas.microsoft.com/office/word/2010/wordprocessingInk" xmlns:wne="http://schemas.microsoft.com/office/word/2006/wordml" xmlns:wps="http://schemas.microsoft.com/office/word/2010/wordprocessingShape" mc:Ignorable="w14 w15 w16se w16cid w16 w16cex w16sdtdh w16sdtfl w16du wp14">
   <w:body>
     <w:p>
       <w:pPr>
@@ -7167,9 +7167,172 @@
       </w:pPr>
       <w:r>
         <w:rPr>
-          <w:lang w:val="de-DE"/>
-        </w:rPr>
-        <w:t>Das Programm unterstützt folgende Kernfunktionen:</w:t>
+          <w:b/>
+          <w:bCs/>
+          <w:lang w:val="de-DE"/>
+        </w:rPr>
+        <w:t xml:space="preserve">Das Programm </w:t>
+      </w:r>
+      <w:r>
+        <w:rPr>
+          <w:b/>
+          <w:bCs/>
+          <w:lang w:val="de-DE"/>
+        </w:rPr>
+        <w:t xml:space="preserve">folgt </w:t>
+      </w:r>
+      <w:r>
+        <w:rPr>
+          <w:b/>
+          <w:bCs/>
+          <w:lang w:val="de-DE"/>
+        </w:rPr>
+        <w:t xml:space="preserve">weitgehend </w:t>
+      </w:r>
+      <w:r>
+        <w:rPr>
+          <w:b/>
+          <w:bCs/>
+          <w:lang w:val="de-DE"/>
+        </w:rPr>
+        <w:t xml:space="preserve">den </w:t>
+      </w:r>
+      <w:r>
+        <w:rPr>
+          <w:b/>
+          <w:bCs/>
+          <w:lang w:val="de-DE"/>
+        </w:rPr>
+        <w:t xml:space="preserve">Tabellenstrukturen und Bezeichnungen im </w:t>
+      </w:r>
+      <w:r>
+        <w:rPr>
+          <w:b/>
+          <w:bCs/>
+          <w:lang w:val="de-DE"/>
+        </w:rPr>
+        <w:t xml:space="preserve">bekannten </w:t>
+      </w:r>
+      <w:r>
+        <w:rPr>
+          <w:b/>
+          <w:bCs/>
+          <w:lang w:val="de-DE"/>
+        </w:rPr>
+        <w:t>Stundenplanprogramm UNTIS</w:t>
+      </w:r>
+      <w:r>
+        <w:rPr>
+          <w:b/>
+          <w:bCs/>
+          <w:lang w:val="de-DE"/>
+        </w:rPr>
+        <w:t xml:space="preserve"> </w:t>
+      </w:r>
+      <w:r>
+        <w:rPr>
+          <w:b/>
+          <w:bCs/>
+          <w:lang w:val="de-DE"/>
+        </w:rPr>
+        <w:t xml:space="preserve">und </w:t>
+      </w:r>
+      <w:r>
+        <w:rPr>
+          <w:b/>
+          <w:bCs/>
+          <w:lang w:val="de-DE"/>
+        </w:rPr>
+        <w:t xml:space="preserve">erlaubt </w:t>
+      </w:r>
+      <w:r>
+        <w:rPr>
+          <w:b/>
+          <w:bCs/>
+          <w:lang w:val="de-DE"/>
+        </w:rPr>
+        <w:t>in beide Richtungen den A</w:t>
+      </w:r>
+      <w:r>
+        <w:rPr>
+          <w:b/>
+          <w:bCs/>
+          <w:lang w:val="de-DE"/>
+        </w:rPr>
+        <w:t xml:space="preserve">ustausch </w:t>
+      </w:r>
+      <w:r>
+        <w:rPr>
+          <w:b/>
+          <w:bCs/>
+          <w:lang w:val="de-DE"/>
+        </w:rPr>
+        <w:t xml:space="preserve">der relevanten Daten einschließlich der fertigen Stundenpläne </w:t>
+      </w:r>
+      <w:r>
+        <w:rPr>
+          <w:b/>
+          <w:bCs/>
+          <w:lang w:val="de-DE"/>
+        </w:rPr>
+        <w:t xml:space="preserve">mit </w:t>
+      </w:r>
+      <w:r>
+        <w:rPr>
+          <w:b/>
+          <w:bCs/>
+          <w:lang w:val="de-DE"/>
+        </w:rPr>
+        <w:t xml:space="preserve">einer </w:t>
+      </w:r>
+      <w:r>
+        <w:rPr>
+          <w:b/>
+          <w:bCs/>
+          <w:lang w:val="de-DE"/>
+        </w:rPr>
+        <w:t>UNTIS</w:t>
+      </w:r>
+      <w:r>
+        <w:rPr>
+          <w:b/>
+          <w:bCs/>
+          <w:lang w:val="de-DE"/>
+        </w:rPr>
+        <w:t>-Datei</w:t>
+      </w:r>
+      <w:r>
+        <w:rPr>
+          <w:b/>
+          <w:bCs/>
+          <w:lang w:val="de-DE"/>
+        </w:rPr>
+        <w:t>.</w:t>
+      </w:r>
+      <w:r>
+        <w:rPr>
+          <w:lang w:val="de-DE"/>
+        </w:rPr>
+        <w:t xml:space="preserve"> </w:t>
+      </w:r>
+      <w:r>
+        <w:rPr>
+          <w:lang w:val="de-DE"/>
+        </w:rPr>
+        <w:br/>
+      </w:r>
+      <w:r>
+        <w:rPr>
+          <w:lang w:val="de-DE"/>
+        </w:rPr>
+        <w:br/>
+        <w:t xml:space="preserve">Es unterstützt </w:t>
+      </w:r>
+      <w:r>
+        <w:rPr>
+          <w:lang w:val="de-DE"/>
+        </w:rPr>
+        <w:t>folgende Kernfunktionen:</w:t>
       </w:r>
     </w:p>
     <w:p>
@@ -7361,6 +7524,7 @@
         <w:rPr>
           <w:lang w:val="de-DE"/>
         </w:rPr>
+        <w:lastRenderedPageBreak/>
         <w:t>Zweiter Beschriftungstext (ZeilenText-2) mit automatischer Kursfarbe (LK01/LK02)</w:t>
       </w:r>
     </w:p>
@@ -7389,7 +7553,6 @@
         <w:rPr>
           <w:lang w:val="de-DE"/>
         </w:rPr>
-        <w:lastRenderedPageBreak/>
         <w:t>Export von Lehrer- und Klassenplänen als Excel-Sheets</w:t>
       </w:r>
     </w:p>
@@ -7751,9 +7914,11 @@
             <w:pPr>
               <w:pStyle w:val="Compact"/>
             </w:pPr>
+            <w:proofErr w:type="spellStart"/>
             <w:r>
               <w:t>Lös</w:t>
             </w:r>
+            <w:proofErr w:type="spellEnd"/>
           </w:p>
         </w:tc>
         <w:tc>
@@ -7845,9 +8010,12 @@
             <w:pPr>
               <w:pStyle w:val="Compact"/>
             </w:pPr>
-            <w:r>
+            <w:proofErr w:type="spellStart"/>
+            <w:r>
+              <w:lastRenderedPageBreak/>
               <w:t>StD</w:t>
             </w:r>
+            <w:proofErr w:type="spellEnd"/>
           </w:p>
         </w:tc>
         <w:tc>
@@ -7940,7 +8108,6 @@
               <w:pStyle w:val="Compact"/>
             </w:pPr>
             <w:r>
-              <w:lastRenderedPageBreak/>
               <w:t>ZWK</w:t>
             </w:r>
           </w:p>
@@ -8093,9 +8260,11 @@
             <w:pPr>
               <w:pStyle w:val="Compact"/>
             </w:pPr>
+            <w:proofErr w:type="spellStart"/>
             <w:r>
               <w:t>SpätSchwelle</w:t>
             </w:r>
+            <w:proofErr w:type="spellEnd"/>
           </w:p>
         </w:tc>
         <w:tc>
@@ -8188,8 +8357,13 @@
               <w:pStyle w:val="Compact"/>
             </w:pPr>
             <w:r>
-              <w:t>Fix UNrn</w:t>
-            </w:r>
+              <w:t xml:space="preserve">Fix </w:t>
+            </w:r>
+            <w:proofErr w:type="spellStart"/>
+            <w:r>
+              <w:t>UNrn</w:t>
+            </w:r>
+            <w:proofErr w:type="spellEnd"/>
           </w:p>
         </w:tc>
         <w:tc>
@@ -8375,9 +8549,11 @@
             <w:pPr>
               <w:pStyle w:val="Compact"/>
             </w:pPr>
+            <w:proofErr w:type="spellStart"/>
             <w:r>
               <w:t>Diag</w:t>
             </w:r>
+            <w:proofErr w:type="spellEnd"/>
           </w:p>
         </w:tc>
         <w:tc>
@@ -8463,8 +8639,13 @@
             <w:pPr>
               <w:pStyle w:val="Compact"/>
             </w:pPr>
-            <w:r>
-              <w:t>Dstd-F</w:t>
+            <w:proofErr w:type="spellStart"/>
+            <w:r>
+              <w:t>Dstd</w:t>
+            </w:r>
+            <w:proofErr w:type="spellEnd"/>
+            <w:r>
+              <w:t>-F</w:t>
             </w:r>
           </w:p>
         </w:tc>
@@ -8614,7 +8795,14 @@
               <w:rPr>
                 <w:lang w:val="de-DE"/>
               </w:rPr>
-              <w:t>Fach/Klasse/Tag-Kollisionen nach der harten Solver-Regel: pro Klasse und Tag höchstens 1 Stunde eines Fachs, 2 nur als echte Doppelstunde (Ausgabe).</w:t>
+              <w:t xml:space="preserve">Fach/Klasse/Tag-Kollisionen nach der harten Solver-Regel: pro Klasse und Tag höchstens 1 </w:t>
+            </w:r>
+            <w:r>
+              <w:rPr>
+                <w:lang w:val="de-DE"/>
+              </w:rPr>
+              <w:lastRenderedPageBreak/>
+              <w:t>Stunde eines Fachs, 2 nur als echte Doppelstunde (Ausgabe).</w:t>
             </w:r>
           </w:p>
         </w:tc>
@@ -8629,6 +8817,7 @@
               <w:pStyle w:val="Compact"/>
             </w:pPr>
             <w:r>
+              <w:lastRenderedPageBreak/>
               <w:t>Tausch</w:t>
             </w:r>
           </w:p>
@@ -8675,10 +8864,11 @@
             <w:pPr>
               <w:pStyle w:val="Compact"/>
             </w:pPr>
-            <w:r>
-              <w:lastRenderedPageBreak/>
+            <w:proofErr w:type="spellStart"/>
+            <w:r>
               <w:t>Gesichert</w:t>
             </w:r>
+            <w:proofErr w:type="spellEnd"/>
           </w:p>
         </w:tc>
         <w:tc>
@@ -8723,9 +8913,11 @@
             <w:pPr>
               <w:pStyle w:val="Compact"/>
             </w:pPr>
+            <w:proofErr w:type="spellStart"/>
             <w:r>
               <w:t>GesichertLehrer</w:t>
             </w:r>
+            <w:proofErr w:type="spellEnd"/>
           </w:p>
         </w:tc>
         <w:tc>
@@ -8770,9 +8962,11 @@
             <w:pPr>
               <w:pStyle w:val="Compact"/>
             </w:pPr>
+            <w:proofErr w:type="spellStart"/>
             <w:r>
               <w:t>LösLehrer</w:t>
             </w:r>
+            <w:proofErr w:type="spellEnd"/>
           </w:p>
         </w:tc>
         <w:tc>
@@ -8817,9 +9011,11 @@
             <w:pPr>
               <w:pStyle w:val="Compact"/>
             </w:pPr>
+            <w:proofErr w:type="spellStart"/>
             <w:r>
               <w:t>EdCfg</w:t>
             </w:r>
+            <w:proofErr w:type="spellEnd"/>
           </w:p>
         </w:tc>
         <w:tc>
@@ -8985,12 +9181,14 @@
                 <w:lang w:val="de-DE"/>
               </w:rPr>
             </w:pPr>
+            <w:proofErr w:type="spellStart"/>
             <w:r>
               <w:rPr>
                 <w:lang w:val="de-DE"/>
               </w:rPr>
               <w:t>NuHo</w:t>
             </w:r>
+            <w:proofErr w:type="spellEnd"/>
           </w:p>
         </w:tc>
         <w:tc>
@@ -9044,11 +9242,19 @@
                 <w:lang w:val="de-DE"/>
               </w:rPr>
             </w:pPr>
-            <w:r>
-              <w:rPr>
-                <w:lang w:val="de-DE"/>
-              </w:rPr>
-              <w:t>NuHoKP_…</w:t>
+            <w:proofErr w:type="spellStart"/>
+            <w:r>
+              <w:rPr>
+                <w:lang w:val="de-DE"/>
+              </w:rPr>
+              <w:t>NuHoKP</w:t>
+            </w:r>
+            <w:proofErr w:type="spellEnd"/>
+            <w:r>
+              <w:rPr>
+                <w:lang w:val="de-DE"/>
+              </w:rPr>
+              <w:t>_…</w:t>
             </w:r>
           </w:p>
         </w:tc>
@@ -9103,12 +9309,14 @@
                 <w:lang w:val="de-DE"/>
               </w:rPr>
             </w:pPr>
+            <w:proofErr w:type="spellStart"/>
             <w:r>
               <w:rPr>
                 <w:lang w:val="de-DE"/>
               </w:rPr>
               <w:t>Abw</w:t>
             </w:r>
+            <w:proofErr w:type="spellEnd"/>
           </w:p>
         </w:tc>
         <w:tc>
@@ -9352,9 +9560,12 @@
             <w:pPr>
               <w:pStyle w:val="Compact"/>
             </w:pPr>
-            <w:r>
+            <w:proofErr w:type="spellStart"/>
+            <w:r>
+              <w:lastRenderedPageBreak/>
               <w:t>Wst</w:t>
             </w:r>
+            <w:proofErr w:type="spellEnd"/>
           </w:p>
         </w:tc>
         <w:tc>
@@ -9494,7 +9705,6 @@
               <w:pStyle w:val="Compact"/>
             </w:pPr>
             <w:r>
-              <w:lastRenderedPageBreak/>
               <w:t>Klasse(n)</w:t>
             </w:r>
           </w:p>
@@ -9541,9 +9751,11 @@
             <w:pPr>
               <w:pStyle w:val="Compact"/>
             </w:pPr>
+            <w:proofErr w:type="spellStart"/>
             <w:r>
               <w:t>ZeilenText</w:t>
             </w:r>
+            <w:proofErr w:type="spellEnd"/>
           </w:p>
         </w:tc>
         <w:tc>
@@ -9777,7 +9989,15 @@
               <w:pStyle w:val="Compact"/>
             </w:pPr>
             <w:r>
-              <w:t>Ignore (i)</w:t>
+              <w:t>Ignore (</w:t>
+            </w:r>
+            <w:proofErr w:type="spellStart"/>
+            <w:r>
+              <w:t>i</w:t>
+            </w:r>
+            <w:proofErr w:type="spellEnd"/>
+            <w:r>
+              <w:t>)</w:t>
             </w:r>
           </w:p>
         </w:tc>
@@ -9935,6 +10155,7 @@
         <w:rPr>
           <w:lang w:val="de-DE"/>
         </w:rPr>
+        <w:lastRenderedPageBreak/>
         <w:t>2.4 Sheet „StD“ – Lehrer-Stammdaten (früher „Stammdaten“)</w:t>
       </w:r>
       <w:bookmarkEnd w:id="12"/>
@@ -10077,9 +10298,13 @@
             <w:pPr>
               <w:pStyle w:val="Compact"/>
             </w:pPr>
-            <w:r>
-              <w:lastRenderedPageBreak/>
-              <w:t>HohlStd. soll</w:t>
+            <w:proofErr w:type="spellStart"/>
+            <w:r>
+              <w:t>HohlStd</w:t>
+            </w:r>
+            <w:proofErr w:type="spellEnd"/>
+            <w:r>
+              <w:t>. soll</w:t>
             </w:r>
           </w:p>
         </w:tc>
@@ -10266,8 +10491,21 @@
             <w:pPr>
               <w:pStyle w:val="Compact"/>
             </w:pPr>
-            <w:r>
-              <w:t>Gewicht freie Tage</w:t>
+            <w:proofErr w:type="spellStart"/>
+            <w:r>
+              <w:t>Gewicht</w:t>
+            </w:r>
+            <w:proofErr w:type="spellEnd"/>
+            <w:r>
+              <w:t xml:space="preserve"> </w:t>
+            </w:r>
+            <w:proofErr w:type="spellStart"/>
+            <w:r>
+              <w:t>freie</w:t>
+            </w:r>
+            <w:proofErr w:type="spellEnd"/>
+            <w:r>
+              <w:t xml:space="preserve"> Tage</w:t>
             </w:r>
           </w:p>
         </w:tc>
@@ -10497,8 +10735,16 @@
               <w:rPr>
                 <w:lang w:val="de-DE"/>
               </w:rPr>
-              <w:t>Verbot Bad units</w:t>
-            </w:r>
+              <w:t xml:space="preserve">Verbot Bad </w:t>
+            </w:r>
+            <w:proofErr w:type="spellStart"/>
+            <w:r>
+              <w:rPr>
+                <w:lang w:val="de-DE"/>
+              </w:rPr>
+              <w:t>units</w:t>
+            </w:r>
+            <w:proofErr w:type="spellEnd"/>
           </w:p>
         </w:tc>
         <w:tc>
@@ -10625,7 +10871,14 @@
         <w:rPr>
           <w:lang w:val="de-DE"/>
         </w:rPr>
-        <w:t xml:space="preserve"> machen. Ist die jeweilige Spalte gesetzt (Eintrag x, ja oder 1), wird die Regel für diesen Lehrer nicht mehr nur bestraft, sondern als hartes Constraint erzwungen. Fehlt eine Spalte im Sheet, bleibt es für alle Lehrer bei der bisherigen weichen Strafe – das Sheet muss also nicht angefasst werden.</w:t>
+        <w:t xml:space="preserve"> machen. Ist die jeweilige Spalte gesetzt (Eintrag x, ja oder 1), wird die Regel für diesen Lehrer nicht mehr nur bestraft, sondern als hartes Constraint erzwungen. Fehlt eine Spalte </w:t>
+      </w:r>
+      <w:r>
+        <w:rPr>
+          <w:lang w:val="de-DE"/>
+        </w:rPr>
+        <w:lastRenderedPageBreak/>
+        <w:t>im Sheet, bleibt es für alle Lehrer bei der bisherigen weichen Strafe – das Sheet muss also nicht angefasst werden.</w:t>
       </w:r>
     </w:p>
     <w:tbl>
@@ -10722,7 +10975,6 @@
               <w:pStyle w:val="Compact"/>
             </w:pPr>
             <w:r>
-              <w:lastRenderedPageBreak/>
               <w:t>Folge hart</w:t>
             </w:r>
           </w:p>
@@ -10824,8 +11076,13 @@
             <w:pPr>
               <w:pStyle w:val="Compact"/>
             </w:pPr>
-            <w:r>
-              <w:t>DreifachHohl hart</w:t>
+            <w:proofErr w:type="spellStart"/>
+            <w:r>
+              <w:t>DreifachHohl</w:t>
+            </w:r>
+            <w:proofErr w:type="spellEnd"/>
+            <w:r>
+              <w:t xml:space="preserve"> hart</w:t>
             </w:r>
           </w:p>
         </w:tc>
@@ -10989,6 +11246,7 @@
               <w:rPr>
                 <w:lang w:val="de-DE"/>
               </w:rPr>
+              <w:lastRenderedPageBreak/>
               <w:t>ℹ Nur wenn Anzahl (&gt;0) und Gewichtung (−3 oder −2) beide gesetzt sind, wird der Eintrag übernommen. Unvollständige oder ungültige Einträge werden ignoriert und im Log vermerkt. Wie die „hart“-Spalten stammen auch diese beiden nicht aus Untis und bleiben bei einem GPU004-Import (Button 21) erhalten; fehlen sie im Sheet, legt der Import sie automatisch an.</w:t>
             </w:r>
           </w:p>
@@ -11022,14 +11280,7 @@
         <w:rPr>
           <w:lang w:val="de-DE"/>
         </w:rPr>
-        <w:t xml:space="preserve">Ergänzend zu ganzen freien Tagen lässt sich auch ein einzelnes Stundenband für einen Lehrer an mehreren Tagen freihalten – etwa ein freier Nachmittag oder Vormittag. „Freie Stunden“ enthält den Stundenbereich in der Form von-bis, z. B. 5-11 (5. bis 11. Stunde) oder </w:t>
-      </w:r>
-      <w:r>
-        <w:rPr>
-          <w:lang w:val="de-DE"/>
-        </w:rPr>
-        <w:lastRenderedPageBreak/>
-        <w:t>1-1 (nur die 1. Stunde). „Tage freie Stunden“ gibt an, an wie vielen Tagen pro Woche dieses Band komplett frei bleiben soll. „Gewicht freie Stunden“ steuert – wie bei den freien Tagen – die Strenge: −3 macht das Band zwingend (hartes Constraint), −2 verhängt nur eine Strafe, falls weniger solche Tage frei bleiben.</w:t>
+        <w:t>Ergänzend zu ganzen freien Tagen lässt sich auch ein einzelnes Stundenband für einen Lehrer an mehreren Tagen freihalten – etwa ein freier Nachmittag oder Vormittag. „Freie Stunden“ enthält den Stundenbereich in der Form von-bis, z. B. 5-11 (5. bis 11. Stunde) oder 1-1 (nur die 1. Stunde). „Tage freie Stunden“ gibt an, an wie vielen Tagen pro Woche dieses Band komplett frei bleiben soll. „Gewicht freie Stunden“ steuert – wie bei den freien Tagen – die Strenge: −3 macht das Band zwingend (hartes Constraint), −2 verhängt nur eine Strafe, falls weniger solche Tage frei bleiben.</w:t>
       </w:r>
     </w:p>
     <w:p>
@@ -11173,6 +11424,7 @@
         <w:rPr>
           <w:lang w:val="de-DE"/>
         </w:rPr>
+        <w:lastRenderedPageBreak/>
         <w:t>Später Tag → späterer Beginn am Folgetag – die Spalte „Gewicht Spät-Früh“</w:t>
       </w:r>
       <w:bookmarkEnd w:id="20"/>
@@ -11203,14 +11455,7 @@
         <w:rPr>
           <w:lang w:val="de-DE"/>
         </w:rPr>
-        <w:t xml:space="preserve">Wann ein Tag als „spät“ und ein Beginn als „zu früh“ gilt, wird global im Sheet PM festgelegt: „Spätgrenze Vortag“ (ab welcher Stunde der Vortag – der Tag mit den späten Stunden – als spät zählt) und „Frühgrenze Folgetag“ (bis zu welcher Stunde ein Beginn am Folgetag als zu </w:t>
-      </w:r>
-      <w:r>
-        <w:rPr>
-          <w:lang w:val="de-DE"/>
-        </w:rPr>
-        <w:lastRenderedPageBreak/>
-        <w:t>früh gilt). Zusätzlich greift die Regel nur, wenn der Lehrer am Vortag mehr Stunden hat als „Schwelle Std./Tag Vortag“ (0 = kein Gating). Das Strafgewicht der −2-Verstöße steht in „Strafe Spät-Früh Folgetag“.</w:t>
+        <w:t>Wann ein Tag als „spät“ und ein Beginn als „zu früh“ gilt, wird global im Sheet PM festgelegt: „Spätgrenze Vortag“ (ab welcher Stunde der Vortag – der Tag mit den späten Stunden – als spät zählt) und „Frühgrenze Folgetag“ (bis zu welcher Stunde ein Beginn am Folgetag als zu früh gilt). Zusätzlich greift die Regel nur, wenn der Lehrer am Vortag mehr Stunden hat als „Schwelle Std./Tag Vortag“ (0 = kein Gating). Das Strafgewicht der −2-Verstöße steht in „Strafe Spät-Früh Folgetag“.</w:t>
       </w:r>
     </w:p>
     <w:p>
@@ -11481,7 +11726,21 @@
         <w:rPr>
           <w:lang w:val="de-DE"/>
         </w:rPr>
-        <w:t>2.6 Sheets „ZWL“ und „ZWK“ – Zeitwünsche (früher „ZeitWL“/„ZeitWK“)</w:t>
+        <w:t>2.6 Sheets „ZWL“ und „ZWK“ – Zeitwünsche (früher „ZeitWL“</w:t>
+      </w:r>
+      <w:proofErr w:type="gramStart"/>
+      <w:r>
+        <w:rPr>
+          <w:lang w:val="de-DE"/>
+        </w:rPr>
+        <w:t>/„</w:t>
+      </w:r>
+      <w:proofErr w:type="gramEnd"/>
+      <w:r>
+        <w:rPr>
+          <w:lang w:val="de-DE"/>
+        </w:rPr>
+        <w:t>ZeitWK“)</w:t>
       </w:r>
       <w:bookmarkEnd w:id="24"/>
     </w:p>
@@ -11528,6 +11787,7 @@
                 <w:b/>
                 <w:bCs/>
               </w:rPr>
+              <w:lastRenderedPageBreak/>
               <w:t>Wert</w:t>
             </w:r>
           </w:p>
@@ -11833,7 +12093,6 @@
               <w:rPr>
                 <w:lang w:val="de-DE"/>
               </w:rPr>
-              <w:lastRenderedPageBreak/>
               <w:t>ℹ Werte −1, +1, +2 und +3 sind in der aktuellen Version noch nicht implementiert und werden ignoriert. −2 kann wahlweise als hartes Verbot (Verbot -2 = ja) oder als weiche Strafe (Strafe -2) konfiguriert werden.</w:t>
             </w:r>
           </w:p>
@@ -11854,7 +12113,21 @@
         <w:rPr>
           <w:lang w:val="de-DE"/>
         </w:rPr>
-        <w:t>2.7 Sheet „Fix UNrn“ – Fixierte UNrn</w:t>
+        <w:t xml:space="preserve">2.7 Sheet „Fix </w:t>
+      </w:r>
+      <w:proofErr w:type="spellStart"/>
+      <w:r>
+        <w:rPr>
+          <w:lang w:val="de-DE"/>
+        </w:rPr>
+        <w:t>UNrn</w:t>
+      </w:r>
+      <w:proofErr w:type="spellEnd"/>
+      <w:r>
+        <w:rPr>
+          <w:lang w:val="de-DE"/>
+        </w:rPr>
+        <w:t>“ – Fixierte UNrn</w:t>
       </w:r>
       <w:bookmarkEnd w:id="26"/>
     </w:p>
@@ -12039,6 +12312,7 @@
         <w:rPr>
           <w:lang w:val="de-DE"/>
         </w:rPr>
+        <w:lastRenderedPageBreak/>
         <w:t>2.10 Prüf- und Diagnose-Blätter: ChkFix, Dstd-F, TR-F und FPK-F</w:t>
       </w:r>
       <w:bookmarkEnd w:id="32"/>
@@ -12114,7 +12388,6 @@
           <w:bCs/>
           <w:lang w:val="de-DE"/>
         </w:rPr>
-        <w:lastRenderedPageBreak/>
         <w:t xml:space="preserve">• Dstd-F, TR-F und FPK-F </w:t>
       </w:r>
       <w:r>
@@ -12301,6 +12574,7 @@
           <w:bCs/>
           <w:lang w:val="de-DE"/>
         </w:rPr>
+        <w:lastRenderedPageBreak/>
         <w:t xml:space="preserve">Plakativ: </w:t>
       </w:r>
       <w:r>
@@ -12344,10 +12618,236 @@
         <w:rPr>
           <w:lang w:val="de-DE"/>
         </w:rPr>
+        <w:t>2.11 Sheet „Klassengruppen“ – Klassengruppen, Differenzierungskurse und Teilgruppen (neu in V13)</w:t>
+      </w:r>
+      <w:bookmarkEnd w:id="37"/>
+    </w:p>
+    <w:p>
+      <w:pPr>
+        <w:pStyle w:val="Textkrper"/>
+        <w:rPr>
+          <w:lang w:val="de-DE"/>
+        </w:rPr>
+      </w:pPr>
+      <w:r>
+        <w:rPr>
+          <w:lang w:val="de-DE"/>
+        </w:rPr>
+        <w:t xml:space="preserve">Dieses optionale Blatt bildet Klassen ab, die in Gruppen aufgeteilt sind – auch teilweise überlappende oder klassenübergreifende Gruppen wie Differenzierungskurse. Der Kerngedanke: Jeder Eintrag in der UV-Spalte </w:t>
+      </w:r>
+      <w:r>
+        <w:rPr>
+          <w:b/>
+          <w:lang w:val="de-DE"/>
+        </w:rPr>
+        <w:t>„Klasse(n)“</w:t>
+      </w:r>
+      <w:r>
+        <w:rPr>
+          <w:lang w:val="de-DE"/>
+        </w:rPr>
+        <w:t xml:space="preserve"> – im Folgenden </w:t>
+      </w:r>
+      <w:r>
+        <w:rPr>
+          <w:b/>
+          <w:lang w:val="de-DE"/>
+        </w:rPr>
+        <w:t>Token</w:t>
+      </w:r>
+      <w:r>
+        <w:rPr>
+          <w:lang w:val="de-DE"/>
+        </w:rPr>
+        <w:t xml:space="preserve"> genannt – steht für eine Schülermenge. Intern wird jeder Token auf eine Menge atomarer </w:t>
+      </w:r>
+      <w:r>
+        <w:rPr>
+          <w:b/>
+          <w:lang w:val="de-DE"/>
+        </w:rPr>
+        <w:t>Bausteine</w:t>
+      </w:r>
+      <w:r>
+        <w:rPr>
+          <w:lang w:val="de-DE"/>
+        </w:rPr>
+        <w:t xml:space="preserve"> abgebildet (kleinste, nicht weiter teilbare Schülersegmente). Zwei Unterrichte kollidieren genau dann, wenn ihre Bausteinmengen sich schneiden, also gemeinsame Schüler haben.</w:t>
+      </w:r>
+    </w:p>
+    <w:p>
+      <w:pPr>
+        <w:pStyle w:val="Textkrper"/>
+        <w:rPr>
+          <w:lang w:val="de-DE"/>
+        </w:rPr>
+      </w:pPr>
+      <w:r>
+        <w:rPr>
+          <w:lang w:val="de-DE"/>
+        </w:rPr>
+        <w:t>Ein Token, der nicht in diesem Blatt vorkommt, ist automatisch sein eigener, einziger Baustein. Fehlt das Blatt ganz oder ist es leer, verhalten sich Solver, Prüfung und Plan-Editor deshalb exakt wie zuvor – das Feature ist rein additiv.</w:t>
+      </w:r>
+    </w:p>
+    <w:p>
+      <w:pPr>
+        <w:pStyle w:val="Textkrper"/>
+        <w:rPr>
+          <w:lang w:val="de-DE"/>
+        </w:rPr>
+      </w:pPr>
+      <w:r>
+        <w:rPr>
+          <w:b/>
+          <w:lang w:val="de-DE"/>
+        </w:rPr>
+        <w:t>Aufbau (Zeile 1 = Überschrift, wird übersprungen): Spalte A „Gruppe“</w:t>
+      </w:r>
+      <w:r>
+        <w:rPr>
+          <w:lang w:val="de-DE"/>
+        </w:rPr>
+        <w:t xml:space="preserve"> = der Token wie in der UV; </w:t>
+      </w:r>
+      <w:r>
+        <w:rPr>
+          <w:b/>
+          <w:lang w:val="de-DE"/>
+        </w:rPr>
+        <w:t>Spalte B „Klasse“</w:t>
+      </w:r>
+      <w:r>
+        <w:rPr>
+          <w:lang w:val="de-DE"/>
+        </w:rPr>
+        <w:t xml:space="preserve"> = die übergeordnete Klasse(n), mehrere kommagetrennt; </w:t>
+      </w:r>
+      <w:r>
+        <w:rPr>
+          <w:b/>
+          <w:lang w:val="de-DE"/>
+        </w:rPr>
+        <w:t>ab Spalte C „Bausteine“</w:t>
+      </w:r>
+      <w:r>
+        <w:rPr>
+          <w:lang w:val="de-DE"/>
+        </w:rPr>
+        <w:t xml:space="preserve"> = die atomaren Segmente (optional).</w:t>
+      </w:r>
+    </w:p>
+    <w:p>
+      <w:pPr>
+        <w:pStyle w:val="Textkrper"/>
+        <w:rPr>
+          <w:lang w:val="de-DE"/>
+        </w:rPr>
+      </w:pPr>
+      <w:r>
+        <w:rPr>
+          <w:lang w:val="de-DE"/>
+        </w:rPr>
+        <w:t xml:space="preserve">Es gibt zwei Wege, einer Gruppe ihre Bausteine zu geben. </w:t>
+      </w:r>
+      <w:r>
+        <w:rPr>
+          <w:b/>
+          <w:lang w:val="de-DE"/>
+        </w:rPr>
+        <w:t>Automatisch:</w:t>
+      </w:r>
+      <w:r>
+        <w:rPr>
+          <w:lang w:val="de-DE"/>
+        </w:rPr>
+        <w:t xml:space="preserve"> Spalte C leer lassen und in Spalte B die Elternklasse nennen – das Programm erzeugt dann selbst einen Baustein und lässt die Elternklasse ihn erben (genügt für saubere Splits innerhalb einer Klasse). </w:t>
+      </w:r>
+      <w:r>
+        <w:rPr>
+          <w:b/>
+          <w:lang w:val="de-DE"/>
+        </w:rPr>
+        <w:t>Explizit:</w:t>
+      </w:r>
+      <w:r>
+        <w:rPr>
+          <w:lang w:val="de-DE"/>
+        </w:rPr>
+        <w:t xml:space="preserve"> die Schnittmengen selbst benennen (nötig für überlappende oder klassenübergreifende Gruppen). Hat eine Gruppe eigene Bausteine, dient Spalte B nur der Anzeige und vererbt nichts – so bleibt die Kollisionsrechnung korrekt.</w:t>
+      </w:r>
+    </w:p>
+    <w:p>
+      <w:pPr>
+        <w:pStyle w:val="Textkrper"/>
+        <w:rPr>
+          <w:lang w:val="de-DE"/>
+        </w:rPr>
+      </w:pPr>
+      <w:r>
+        <w:rPr>
+          <w:i/>
+          <w:lang w:val="de-DE"/>
+        </w:rPr>
+        <w:t>ℹ  Der KKK-Mechanismus bleibt unverändert. Sollen zwei Unterrichte trotz gemeinsamer Schüler koexistieren (z. B. Religion/Ethik), setzt man weiterhin ein gemeinsames KKK. Klassengruppen und KKK wirken unabhängig nebeneinander.</w:t>
+      </w:r>
+    </w:p>
+    <w:p>
+      <w:pPr>
+        <w:pStyle w:val="Textkrper"/>
+        <w:rPr>
+          <w:lang w:val="de-DE"/>
+        </w:rPr>
+      </w:pPr>
+      <w:r>
+        <w:rPr>
+          <w:lang w:val="de-DE"/>
+        </w:rPr>
+        <w:t>Im Plan-Editor wirkt sich das Blatt zusätzlich auf die Anzeige aus: Im Klassen-Dropdown erscheinen Untergruppen eingerückt unter jeder ihrer Elternklassen. Wählt man eine Elternklasse, sieht man ihren eigenen Unterricht und den ihrer Untergruppen; wählt man eine Untergruppe (etwa einen Diff-Kurs), sieht man nur deren eigene Stunden, nicht den Unterricht der Mutterklasse.</w:t>
+      </w:r>
+    </w:p>
+    <w:p>
+      <w:pPr>
+        <w:pStyle w:val="Textkrper"/>
+        <w:rPr>
+          <w:lang w:val="de-DE"/>
+        </w:rPr>
+      </w:pPr>
+      <w:r>
+        <w:rPr>
+          <w:lang w:val="de-DE"/>
+        </w:rPr>
+        <w:t xml:space="preserve">Die folgenden drei Beispiele stammen aus der mitgelieferten Datei </w:t>
+      </w:r>
+      <w:r>
+        <w:rPr>
+          <w:i/>
+          <w:lang w:val="de-DE"/>
+        </w:rPr>
+        <w:t>Klassengruppen_Beispiele.xlsx</w:t>
+      </w:r>
+      <w:r>
+        <w:rPr>
+          <w:lang w:val="de-DE"/>
+        </w:rPr>
+        <w:t xml:space="preserve"> und zeigen jeweils das UV-Blatt und das zugehörige Klassengruppen-Blatt.</w:t>
+      </w:r>
+    </w:p>
+    <w:p>
+      <w:pPr>
+        <w:pStyle w:val="berschrift3"/>
+        <w:rPr>
+          <w:lang w:val="de-DE"/>
+        </w:rPr>
+      </w:pPr>
+      <w:bookmarkStart w:id="38" w:name="_Toc238020872"/>
+      <w:r>
+        <w:rPr>
+          <w:lang w:val="de-DE"/>
+        </w:rPr>
         <w:lastRenderedPageBreak/>
-        <w:t>2.11 Sheet „Klassengruppen“ – Klassengruppen, Differenzierungskurse und Teilgruppen (neu in V13)</w:t>
-      </w:r>
-      <w:bookmarkEnd w:id="37"/>
+        <w:t>Beispiel 1 – Einfacher Split (Sport getrennt nach m/w)</w:t>
+      </w:r>
+      <w:bookmarkEnd w:id="38"/>
     </w:p>
     <w:p>
       <w:pPr>
@@ -12360,265 +12860,39 @@
         <w:rPr>
           <w:lang w:val="de-DE"/>
         </w:rPr>
-        <w:t xml:space="preserve">Dieses optionale Blatt bildet Klassen ab, die in Gruppen aufgeteilt sind – auch teilweise überlappende oder klassenübergreifende Gruppen wie Differenzierungskurse. Der Kerngedanke: Jeder Eintrag in der UV-Spalte </w:t>
+        <w:t xml:space="preserve">Klasse 10a hat normalen Unterricht als </w:t>
       </w:r>
       <w:r>
         <w:rPr>
           <w:b/>
           <w:lang w:val="de-DE"/>
         </w:rPr>
-        <w:t>„Klasse(n)“</w:t>
-      </w:r>
-      <w:r>
-        <w:rPr>
-          <w:lang w:val="de-DE"/>
-        </w:rPr>
-        <w:t xml:space="preserve"> – im Folgenden </w:t>
+        <w:t>10a</w:t>
+      </w:r>
+      <w:r>
+        <w:rPr>
+          <w:lang w:val="de-DE"/>
+        </w:rPr>
+        <w:t xml:space="preserve">, Sport aber getrennt als </w:t>
       </w:r>
       <w:r>
         <w:rPr>
           <w:b/>
           <w:lang w:val="de-DE"/>
         </w:rPr>
-        <w:t>Token</w:t>
-      </w:r>
-      <w:r>
-        <w:rPr>
-          <w:lang w:val="de-DE"/>
-        </w:rPr>
-        <w:t xml:space="preserve"> genannt – steht für eine Schülermenge. Intern wird jeder Token auf eine Menge atomarer </w:t>
+        <w:t>10a_m</w:t>
+      </w:r>
+      <w:r>
+        <w:rPr>
+          <w:lang w:val="de-DE"/>
+        </w:rPr>
+        <w:t xml:space="preserve"> und </w:t>
       </w:r>
       <w:r>
         <w:rPr>
           <w:b/>
           <w:lang w:val="de-DE"/>
         </w:rPr>
-        <w:t>Bausteine</w:t>
-      </w:r>
-      <w:r>
-        <w:rPr>
-          <w:lang w:val="de-DE"/>
-        </w:rPr>
-        <w:t xml:space="preserve"> abgebildet (kleinste, nicht weiter teilbare Schülersegmente). Zwei Unterrichte kollidieren genau dann, wenn ihre Bausteinmengen sich schneiden, also gemeinsame Schüler haben.</w:t>
-      </w:r>
-    </w:p>
-    <w:p>
-      <w:pPr>
-        <w:pStyle w:val="Textkrper"/>
-        <w:rPr>
-          <w:lang w:val="de-DE"/>
-        </w:rPr>
-      </w:pPr>
-      <w:r>
-        <w:rPr>
-          <w:lang w:val="de-DE"/>
-        </w:rPr>
-        <w:t>Ein Token, der nicht in diesem Blatt vorkommt, ist automatisch sein eigener, einziger Baustein. Fehlt das Blatt ganz oder ist es leer, verhalten sich Solver, Prüfung und Plan-Editor deshalb exakt wie zuvor – das Feature ist rein additiv.</w:t>
-      </w:r>
-    </w:p>
-    <w:p>
-      <w:pPr>
-        <w:pStyle w:val="Textkrper"/>
-        <w:rPr>
-          <w:lang w:val="de-DE"/>
-        </w:rPr>
-      </w:pPr>
-      <w:r>
-        <w:rPr>
-          <w:b/>
-          <w:lang w:val="de-DE"/>
-        </w:rPr>
-        <w:t>Aufbau (Zeile 1 = Überschrift, wird übersprungen): Spalte A „Gruppe“</w:t>
-      </w:r>
-      <w:r>
-        <w:rPr>
-          <w:lang w:val="de-DE"/>
-        </w:rPr>
-        <w:t xml:space="preserve"> = der Token wie in der UV; </w:t>
-      </w:r>
-      <w:r>
-        <w:rPr>
-          <w:b/>
-          <w:lang w:val="de-DE"/>
-        </w:rPr>
-        <w:t>Spalte B „Klasse“</w:t>
-      </w:r>
-      <w:r>
-        <w:rPr>
-          <w:lang w:val="de-DE"/>
-        </w:rPr>
-        <w:t xml:space="preserve"> = die übergeordnete Klasse(n), mehrere kommagetrennt; </w:t>
-      </w:r>
-      <w:r>
-        <w:rPr>
-          <w:b/>
-          <w:lang w:val="de-DE"/>
-        </w:rPr>
-        <w:t>ab Spalte C „Bausteine“</w:t>
-      </w:r>
-      <w:r>
-        <w:rPr>
-          <w:lang w:val="de-DE"/>
-        </w:rPr>
-        <w:t xml:space="preserve"> = die atomaren Segmente (optional).</w:t>
-      </w:r>
-    </w:p>
-    <w:p>
-      <w:pPr>
-        <w:pStyle w:val="Textkrper"/>
-        <w:rPr>
-          <w:lang w:val="de-DE"/>
-        </w:rPr>
-      </w:pPr>
-      <w:r>
-        <w:rPr>
-          <w:lang w:val="de-DE"/>
-        </w:rPr>
-        <w:t xml:space="preserve">Es gibt zwei Wege, einer Gruppe ihre Bausteine zu geben. </w:t>
-      </w:r>
-      <w:r>
-        <w:rPr>
-          <w:b/>
-          <w:lang w:val="de-DE"/>
-        </w:rPr>
-        <w:t>Automatisch:</w:t>
-      </w:r>
-      <w:r>
-        <w:rPr>
-          <w:lang w:val="de-DE"/>
-        </w:rPr>
-        <w:t xml:space="preserve"> Spalte C leer lassen und in Spalte B die Elternklasse nennen – das Programm erzeugt dann selbst einen Baustein und lässt die Elternklasse ihn erben (genügt für saubere Splits innerhalb einer Klasse). </w:t>
-      </w:r>
-      <w:r>
-        <w:rPr>
-          <w:b/>
-          <w:lang w:val="de-DE"/>
-        </w:rPr>
-        <w:t>Explizit:</w:t>
-      </w:r>
-      <w:r>
-        <w:rPr>
-          <w:lang w:val="de-DE"/>
-        </w:rPr>
-        <w:t xml:space="preserve"> die Schnittmengen selbst benennen (nötig für überlappende oder klassenübergreifende Gruppen). Hat eine Gruppe eigene Bausteine, dient Spalte B nur der Anzeige und vererbt nichts – so bleibt die Kollisionsrechnung korrekt.</w:t>
-      </w:r>
-    </w:p>
-    <w:p>
-      <w:pPr>
-        <w:pStyle w:val="Textkrper"/>
-        <w:rPr>
-          <w:lang w:val="de-DE"/>
-        </w:rPr>
-      </w:pPr>
-      <w:r>
-        <w:rPr>
-          <w:i/>
-          <w:lang w:val="de-DE"/>
-        </w:rPr>
-        <w:t>ℹ  Der KKK-Mechanismus bleibt unverändert. Sollen zwei Unterrichte trotz gemeinsamer Schüler koexistieren (z. B. Religion/Ethik), setzt man weiterhin ein gemeinsames KKK. Klassengruppen und KKK wirken unabhängig nebeneinander.</w:t>
-      </w:r>
-    </w:p>
-    <w:p>
-      <w:pPr>
-        <w:pStyle w:val="Textkrper"/>
-        <w:rPr>
-          <w:lang w:val="de-DE"/>
-        </w:rPr>
-      </w:pPr>
-      <w:r>
-        <w:rPr>
-          <w:lang w:val="de-DE"/>
-        </w:rPr>
-        <w:t>Im Plan-Editor wirkt sich das Blatt zusätzlich auf die Anzeige aus: Im Klassen-Dropdown erscheinen Untergruppen eingerückt unter jeder ihrer Elternklassen. Wählt man eine Elternklasse, sieht man ihren eigenen Unterricht und den ihrer Untergruppen; wählt man eine Untergruppe (etwa einen Diff-Kurs), sieht man nur deren eigene Stunden, nicht den Unterricht der Mutterklasse.</w:t>
-      </w:r>
-    </w:p>
-    <w:p>
-      <w:pPr>
-        <w:pStyle w:val="Textkrper"/>
-        <w:rPr>
-          <w:lang w:val="de-DE"/>
-        </w:rPr>
-      </w:pPr>
-      <w:r>
-        <w:rPr>
-          <w:lang w:val="de-DE"/>
-        </w:rPr>
-        <w:t xml:space="preserve">Die folgenden drei Beispiele stammen aus der mitgelieferten Datei </w:t>
-      </w:r>
-      <w:r>
-        <w:rPr>
-          <w:i/>
-          <w:lang w:val="de-DE"/>
-        </w:rPr>
-        <w:t>Klassengruppen_Beispiele.xlsx</w:t>
-      </w:r>
-      <w:r>
-        <w:rPr>
-          <w:lang w:val="de-DE"/>
-        </w:rPr>
-        <w:t xml:space="preserve"> und zeigen jeweils das UV-Blatt und das zugehörige Klassengruppen-Blatt.</w:t>
-      </w:r>
-    </w:p>
-    <w:p>
-      <w:pPr>
-        <w:pStyle w:val="berschrift3"/>
-        <w:rPr>
-          <w:lang w:val="de-DE"/>
-        </w:rPr>
-      </w:pPr>
-      <w:bookmarkStart w:id="38" w:name="_Toc238020872"/>
-      <w:r>
-        <w:rPr>
-          <w:lang w:val="de-DE"/>
-        </w:rPr>
-        <w:t>Beispiel 1 – Einfacher Split (Sport getrennt nach m/w)</w:t>
-      </w:r>
-      <w:bookmarkEnd w:id="38"/>
-    </w:p>
-    <w:p>
-      <w:pPr>
-        <w:pStyle w:val="Textkrper"/>
-        <w:rPr>
-          <w:lang w:val="de-DE"/>
-        </w:rPr>
-      </w:pPr>
-      <w:r>
-        <w:rPr>
-          <w:lang w:val="de-DE"/>
-        </w:rPr>
-        <w:t xml:space="preserve">Klasse 10a hat normalen Unterricht als </w:t>
-      </w:r>
-      <w:r>
-        <w:rPr>
-          <w:b/>
-          <w:lang w:val="de-DE"/>
-        </w:rPr>
-        <w:t>10a</w:t>
-      </w:r>
-      <w:r>
-        <w:rPr>
-          <w:lang w:val="de-DE"/>
-        </w:rPr>
-        <w:t xml:space="preserve">, Sport aber getrennt als </w:t>
-      </w:r>
-      <w:r>
-        <w:rPr>
-          <w:b/>
-          <w:lang w:val="de-DE"/>
-        </w:rPr>
-        <w:t>10a_m</w:t>
-      </w:r>
-      <w:r>
-        <w:rPr>
-          <w:lang w:val="de-DE"/>
-        </w:rPr>
-        <w:t xml:space="preserve"> und </w:t>
-      </w:r>
-      <w:r>
-        <w:rPr>
-          <w:b/>
-          <w:lang w:val="de-DE"/>
-        </w:rPr>
         <w:t>10a_w</w:t>
       </w:r>
       <w:r>
@@ -12636,7 +12910,6 @@
         <w:rPr>
           <w:noProof/>
         </w:rPr>
-        <w:lastRenderedPageBreak/>
         <w:drawing>
           <wp:inline distT="0" distB="0" distL="0" distR="0" wp14:anchorId="2AAFCD8D" wp14:editId="356D770F">
             <wp:extent cx="5486400" cy="2376000"/>
@@ -15836,9 +16109,11 @@
             <w:pPr>
               <w:pStyle w:val="Compact"/>
             </w:pPr>
+            <w:proofErr w:type="spellStart"/>
             <w:r>
               <w:t>aus</w:t>
             </w:r>
+            <w:proofErr w:type="spellEnd"/>
           </w:p>
         </w:tc>
         <w:tc>
@@ -15914,11 +16189,19 @@
       <w:bookmarkStart w:id="97" w:name="_Toc238020903"/>
       <w:bookmarkStart w:id="98" w:name="diag-werte-lehrer-diagnose-anzeigen"/>
       <w:bookmarkEnd w:id="96"/>
-      <w:r>
-        <w:rPr>
-          <w:lang w:val="de-DE"/>
-        </w:rPr>
-        <w:t>Diag-Werte (Lehrer-Diagnose anzeigen)</w:t>
+      <w:proofErr w:type="spellStart"/>
+      <w:r>
+        <w:rPr>
+          <w:lang w:val="de-DE"/>
+        </w:rPr>
+        <w:t>Diag</w:t>
+      </w:r>
+      <w:proofErr w:type="spellEnd"/>
+      <w:r>
+        <w:rPr>
+          <w:lang w:val="de-DE"/>
+        </w:rPr>
+        <w:t>-Werte (Lehrer-Diagnose anzeigen)</w:t>
       </w:r>
       <w:bookmarkEnd w:id="97"/>
     </w:p>
@@ -16342,8 +16625,13 @@
             <w:pPr>
               <w:pStyle w:val="Compact"/>
             </w:pPr>
-            <w:r>
-              <w:t>nur Lehrer</w:t>
+            <w:proofErr w:type="spellStart"/>
+            <w:r>
+              <w:t>nur</w:t>
+            </w:r>
+            <w:proofErr w:type="spellEnd"/>
+            <w:r>
+              <w:t xml:space="preserve"> Lehrer</w:t>
             </w:r>
           </w:p>
         </w:tc>
@@ -16376,8 +16664,13 @@
             <w:pPr>
               <w:pStyle w:val="Compact"/>
             </w:pPr>
-            <w:r>
-              <w:t>nur Klasse</w:t>
+            <w:proofErr w:type="spellStart"/>
+            <w:r>
+              <w:t>nur</w:t>
+            </w:r>
+            <w:proofErr w:type="spellEnd"/>
+            <w:r>
+              <w:t xml:space="preserve"> Klasse</w:t>
             </w:r>
           </w:p>
         </w:tc>
@@ -16445,8 +16738,13 @@
               <w:pStyle w:val="Compact"/>
             </w:pPr>
             <w:r>
-              <w:t>alle Zeilen</w:t>
-            </w:r>
+              <w:t xml:space="preserve">alle </w:t>
+            </w:r>
+            <w:proofErr w:type="spellStart"/>
+            <w:r>
+              <w:t>Zeilen</w:t>
+            </w:r>
+            <w:proofErr w:type="spellEnd"/>
           </w:p>
         </w:tc>
         <w:tc>
@@ -16734,10 +17032,12 @@
       <w:bookmarkStart w:id="107" w:name="_Toc238020908"/>
       <w:bookmarkStart w:id="108" w:name="bearbeitungsmodi"/>
       <w:bookmarkEnd w:id="106"/>
+      <w:proofErr w:type="spellStart"/>
       <w:r>
         <w:t>Bearbeitungsmodi</w:t>
       </w:r>
       <w:bookmarkEnd w:id="107"/>
+      <w:proofErr w:type="spellEnd"/>
     </w:p>
     <w:tbl>
       <w:tblPr>
@@ -16833,7 +17133,15 @@
               <w:pStyle w:val="Compact"/>
             </w:pPr>
             <w:r>
-              <w:t>Block (ganzer Tag)</w:t>
+              <w:t>Block (</w:t>
+            </w:r>
+            <w:proofErr w:type="spellStart"/>
+            <w:r>
+              <w:t>ganzer</w:t>
+            </w:r>
+            <w:proofErr w:type="spellEnd"/>
+            <w:r>
+              <w:t xml:space="preserve"> Tag)</w:t>
             </w:r>
           </w:p>
         </w:tc>
@@ -17707,10 +18015,12 @@
             <w:pPr>
               <w:pStyle w:val="Compact"/>
             </w:pPr>
+            <w:proofErr w:type="spellStart"/>
             <w:r>
               <w:lastRenderedPageBreak/>
               <w:t>Übernehmen</w:t>
             </w:r>
+            <w:proofErr w:type="spellEnd"/>
           </w:p>
         </w:tc>
         <w:tc>
@@ -17742,9 +18052,11 @@
             <w:pPr>
               <w:pStyle w:val="Compact"/>
             </w:pPr>
+            <w:proofErr w:type="spellStart"/>
             <w:r>
               <w:t>Schließen</w:t>
             </w:r>
+            <w:proofErr w:type="spellEnd"/>
           </w:p>
         </w:tc>
         <w:tc>
@@ -18317,8 +18629,29 @@
             <w:pPr>
               <w:pStyle w:val="Compact"/>
             </w:pPr>
-            <w:r>
-              <w:t>Anzahl Lösungen ohne Tausch</w:t>
+            <w:proofErr w:type="spellStart"/>
+            <w:r>
+              <w:t>Anzahl</w:t>
+            </w:r>
+            <w:proofErr w:type="spellEnd"/>
+            <w:r>
+              <w:t xml:space="preserve"> </w:t>
+            </w:r>
+            <w:proofErr w:type="spellStart"/>
+            <w:r>
+              <w:t>Lösungen</w:t>
+            </w:r>
+            <w:proofErr w:type="spellEnd"/>
+            <w:r>
+              <w:t xml:space="preserve"> </w:t>
+            </w:r>
+            <w:proofErr w:type="spellStart"/>
+            <w:r>
+              <w:t>ohne</w:t>
+            </w:r>
+            <w:proofErr w:type="spellEnd"/>
+            <w:r>
+              <w:t xml:space="preserve"> Tausch</w:t>
             </w:r>
           </w:p>
         </w:tc>
@@ -18364,8 +18697,29 @@
             <w:pPr>
               <w:pStyle w:val="Compact"/>
             </w:pPr>
-            <w:r>
-              <w:t>Anzahl Lösungen mit Tausch</w:t>
+            <w:proofErr w:type="spellStart"/>
+            <w:r>
+              <w:t>Anzahl</w:t>
+            </w:r>
+            <w:proofErr w:type="spellEnd"/>
+            <w:r>
+              <w:t xml:space="preserve"> </w:t>
+            </w:r>
+            <w:proofErr w:type="spellStart"/>
+            <w:r>
+              <w:t>Lösungen</w:t>
+            </w:r>
+            <w:proofErr w:type="spellEnd"/>
+            <w:r>
+              <w:t xml:space="preserve"> </w:t>
+            </w:r>
+            <w:proofErr w:type="spellStart"/>
+            <w:r>
+              <w:t>mit</w:t>
+            </w:r>
+            <w:proofErr w:type="spellEnd"/>
+            <w:r>
+              <w:t xml:space="preserve"> Tausch</w:t>
             </w:r>
           </w:p>
         </w:tc>
@@ -18411,9 +18765,19 @@
             <w:pPr>
               <w:pStyle w:val="Compact"/>
             </w:pPr>
-            <w:r>
-              <w:t>Mindestabstand Lösungen</w:t>
-            </w:r>
+            <w:proofErr w:type="spellStart"/>
+            <w:r>
+              <w:t>Mindestabstand</w:t>
+            </w:r>
+            <w:proofErr w:type="spellEnd"/>
+            <w:r>
+              <w:t xml:space="preserve"> </w:t>
+            </w:r>
+            <w:proofErr w:type="spellStart"/>
+            <w:r>
+              <w:t>Lösungen</w:t>
+            </w:r>
+            <w:proofErr w:type="spellEnd"/>
           </w:p>
         </w:tc>
         <w:tc>
@@ -18634,8 +18998,21 @@
             <w:pPr>
               <w:pStyle w:val="Compact"/>
             </w:pPr>
-            <w:r>
-              <w:t>Gewicht späte Doppel</w:t>
+            <w:proofErr w:type="spellStart"/>
+            <w:r>
+              <w:t>Gewicht</w:t>
+            </w:r>
+            <w:proofErr w:type="spellEnd"/>
+            <w:r>
+              <w:t xml:space="preserve"> </w:t>
+            </w:r>
+            <w:proofErr w:type="spellStart"/>
+            <w:r>
+              <w:t>späte</w:t>
+            </w:r>
+            <w:proofErr w:type="spellEnd"/>
+            <w:r>
+              <w:t xml:space="preserve"> Doppel</w:t>
             </w:r>
           </w:p>
         </w:tc>
@@ -18681,8 +19058,29 @@
             <w:pPr>
               <w:pStyle w:val="Compact"/>
             </w:pPr>
-            <w:r>
-              <w:t>Gewicht späte päd. Einheiten</w:t>
+            <w:proofErr w:type="spellStart"/>
+            <w:r>
+              <w:t>Gewicht</w:t>
+            </w:r>
+            <w:proofErr w:type="spellEnd"/>
+            <w:r>
+              <w:t xml:space="preserve"> </w:t>
+            </w:r>
+            <w:proofErr w:type="spellStart"/>
+            <w:r>
+              <w:t>späte</w:t>
+            </w:r>
+            <w:proofErr w:type="spellEnd"/>
+            <w:r>
+              <w:t xml:space="preserve"> </w:t>
+            </w:r>
+            <w:proofErr w:type="spellStart"/>
+            <w:r>
+              <w:t>päd</w:t>
+            </w:r>
+            <w:proofErr w:type="spellEnd"/>
+            <w:r>
+              <w:t>. Einheiten</w:t>
             </w:r>
           </w:p>
         </w:tc>
@@ -18728,9 +19126,27 @@
             <w:pPr>
               <w:pStyle w:val="Compact"/>
             </w:pPr>
-            <w:r>
-              <w:t>Fächer ohne Spätzählung</w:t>
-            </w:r>
+            <w:proofErr w:type="spellStart"/>
+            <w:r>
+              <w:t>Fächer</w:t>
+            </w:r>
+            <w:proofErr w:type="spellEnd"/>
+            <w:r>
+              <w:t xml:space="preserve"> </w:t>
+            </w:r>
+            <w:proofErr w:type="spellStart"/>
+            <w:r>
+              <w:t>ohne</w:t>
+            </w:r>
+            <w:proofErr w:type="spellEnd"/>
+            <w:r>
+              <w:t xml:space="preserve"> </w:t>
+            </w:r>
+            <w:proofErr w:type="spellStart"/>
+            <w:r>
+              <w:t>Spätzählung</w:t>
+            </w:r>
+            <w:proofErr w:type="spellEnd"/>
           </w:p>
         </w:tc>
         <w:tc>
@@ -18776,8 +19192,13 @@
               <w:pStyle w:val="Compact"/>
             </w:pPr>
             <w:r>
-              <w:t>Strafe Hohlstunde</w:t>
-            </w:r>
+              <w:t xml:space="preserve">Strafe </w:t>
+            </w:r>
+            <w:proofErr w:type="spellStart"/>
+            <w:r>
+              <w:t>Hohlstunde</w:t>
+            </w:r>
+            <w:proofErr w:type="spellEnd"/>
           </w:p>
         </w:tc>
         <w:tc>
@@ -18823,8 +19244,21 @@
               <w:pStyle w:val="Compact"/>
             </w:pPr>
             <w:r>
-              <w:t>Strafe doppel Hohlstunde</w:t>
-            </w:r>
+              <w:t xml:space="preserve">Strafe </w:t>
+            </w:r>
+            <w:proofErr w:type="spellStart"/>
+            <w:r>
+              <w:t>doppel</w:t>
+            </w:r>
+            <w:proofErr w:type="spellEnd"/>
+            <w:r>
+              <w:t xml:space="preserve"> </w:t>
+            </w:r>
+            <w:proofErr w:type="spellStart"/>
+            <w:r>
+              <w:t>Hohlstunde</w:t>
+            </w:r>
+            <w:proofErr w:type="spellEnd"/>
           </w:p>
         </w:tc>
         <w:tc>
@@ -18870,8 +19304,21 @@
               <w:pStyle w:val="Compact"/>
             </w:pPr>
             <w:r>
-              <w:t>Strafe dreifach Hohlstunde</w:t>
-            </w:r>
+              <w:t xml:space="preserve">Strafe </w:t>
+            </w:r>
+            <w:proofErr w:type="spellStart"/>
+            <w:r>
+              <w:t>dreifach</w:t>
+            </w:r>
+            <w:proofErr w:type="spellEnd"/>
+            <w:r>
+              <w:t xml:space="preserve"> </w:t>
+            </w:r>
+            <w:proofErr w:type="spellStart"/>
+            <w:r>
+              <w:t>Hohlstunde</w:t>
+            </w:r>
+            <w:proofErr w:type="spellEnd"/>
           </w:p>
         </w:tc>
         <w:tc>
@@ -18965,8 +19412,21 @@
             </w:pPr>
             <w:r>
               <w:lastRenderedPageBreak/>
-              <w:t>Strafe späte LK-Stunden</w:t>
-            </w:r>
+              <w:t xml:space="preserve">Strafe </w:t>
+            </w:r>
+            <w:proofErr w:type="spellStart"/>
+            <w:r>
+              <w:t>späte</w:t>
+            </w:r>
+            <w:proofErr w:type="spellEnd"/>
+            <w:r>
+              <w:t xml:space="preserve"> LK-</w:t>
+            </w:r>
+            <w:proofErr w:type="spellStart"/>
+            <w:r>
+              <w:t>Stunden</w:t>
+            </w:r>
+            <w:proofErr w:type="spellEnd"/>
           </w:p>
         </w:tc>
         <w:tc>
@@ -19011,9 +19471,27 @@
             <w:pPr>
               <w:pStyle w:val="Compact"/>
             </w:pPr>
-            <w:r>
-              <w:t>Grenze späte LK-Stunden</w:t>
-            </w:r>
+            <w:proofErr w:type="spellStart"/>
+            <w:r>
+              <w:t>Grenze</w:t>
+            </w:r>
+            <w:proofErr w:type="spellEnd"/>
+            <w:r>
+              <w:t xml:space="preserve"> </w:t>
+            </w:r>
+            <w:proofErr w:type="spellStart"/>
+            <w:r>
+              <w:t>späte</w:t>
+            </w:r>
+            <w:proofErr w:type="spellEnd"/>
+            <w:r>
+              <w:t xml:space="preserve"> LK-</w:t>
+            </w:r>
+            <w:proofErr w:type="spellStart"/>
+            <w:r>
+              <w:t>Stunden</w:t>
+            </w:r>
+            <w:proofErr w:type="spellEnd"/>
           </w:p>
         </w:tc>
         <w:tc>
@@ -19295,8 +19773,21 @@
               <w:pStyle w:val="Compact"/>
             </w:pPr>
             <w:r>
-              <w:t>Strafe Hauptfach spät</w:t>
-            </w:r>
+              <w:t xml:space="preserve">Strafe </w:t>
+            </w:r>
+            <w:proofErr w:type="spellStart"/>
+            <w:r>
+              <w:t>Hauptfach</w:t>
+            </w:r>
+            <w:proofErr w:type="spellEnd"/>
+            <w:r>
+              <w:t xml:space="preserve"> </w:t>
+            </w:r>
+            <w:proofErr w:type="spellStart"/>
+            <w:r>
+              <w:t>spät</w:t>
+            </w:r>
+            <w:proofErr w:type="spellEnd"/>
           </w:p>
         </w:tc>
         <w:tc>
@@ -19341,9 +19832,27 @@
             <w:pPr>
               <w:pStyle w:val="Compact"/>
             </w:pPr>
-            <w:r>
-              <w:t>Hauptfach spät Anteil</w:t>
-            </w:r>
+            <w:proofErr w:type="spellStart"/>
+            <w:r>
+              <w:t>Hauptfach</w:t>
+            </w:r>
+            <w:proofErr w:type="spellEnd"/>
+            <w:r>
+              <w:t xml:space="preserve"> </w:t>
+            </w:r>
+            <w:proofErr w:type="spellStart"/>
+            <w:r>
+              <w:t>spät</w:t>
+            </w:r>
+            <w:proofErr w:type="spellEnd"/>
+            <w:r>
+              <w:t xml:space="preserve"> </w:t>
+            </w:r>
+            <w:proofErr w:type="spellStart"/>
+            <w:r>
+              <w:t>Anteil</w:t>
+            </w:r>
+            <w:proofErr w:type="spellEnd"/>
           </w:p>
         </w:tc>
         <w:tc>
@@ -19433,7 +19942,23 @@
           <w:b/>
           <w:lang w:val="de-DE"/>
         </w:rPr>
-        <w:t xml:space="preserve">Die Spätgrenze („Def spät ab Stunde“). </w:t>
+        <w:t>Die Spätgrenze („</w:t>
+      </w:r>
+      <w:proofErr w:type="spellStart"/>
+      <w:r>
+        <w:rPr>
+          <w:b/>
+          <w:lang w:val="de-DE"/>
+        </w:rPr>
+        <w:t>Def</w:t>
+      </w:r>
+      <w:proofErr w:type="spellEnd"/>
+      <w:r>
+        <w:rPr>
+          <w:b/>
+          <w:lang w:val="de-DE"/>
+        </w:rPr>
+        <w:t xml:space="preserve"> spät ab Stunde“). </w:t>
       </w:r>
       <w:r>
         <w:rPr>
@@ -19585,8 +20110,13 @@
               <w:pStyle w:val="Compact"/>
             </w:pPr>
             <w:r>
-              <w:t>Strafe Std.Folge</w:t>
-            </w:r>
+              <w:t xml:space="preserve">Strafe </w:t>
+            </w:r>
+            <w:proofErr w:type="spellStart"/>
+            <w:r>
+              <w:t>Std.Folge</w:t>
+            </w:r>
+            <w:proofErr w:type="spellEnd"/>
           </w:p>
         </w:tc>
         <w:tc>
@@ -19685,7 +20215,21 @@
               <w:rPr>
                 <w:lang w:val="de-DE"/>
               </w:rPr>
-              <w:t>Fächer-Doppelstd. nicht am selben Tag</w:t>
+              <w:t>Fächer-</w:t>
+            </w:r>
+            <w:proofErr w:type="spellStart"/>
+            <w:r>
+              <w:rPr>
+                <w:lang w:val="de-DE"/>
+              </w:rPr>
+              <w:t>Doppelstd</w:t>
+            </w:r>
+            <w:proofErr w:type="spellEnd"/>
+            <w:r>
+              <w:rPr>
+                <w:lang w:val="de-DE"/>
+              </w:rPr>
+              <w:t>. nicht am selben Tag</w:t>
             </w:r>
           </w:p>
         </w:tc>
@@ -19932,8 +20476,13 @@
             <w:pPr>
               <w:pStyle w:val="Compact"/>
             </w:pPr>
-            <w:r>
-              <w:t>Verbot -2</w:t>
+            <w:proofErr w:type="spellStart"/>
+            <w:r>
+              <w:t>Verbot</w:t>
+            </w:r>
+            <w:proofErr w:type="spellEnd"/>
+            <w:r>
+              <w:t xml:space="preserve"> -2</w:t>
             </w:r>
           </w:p>
         </w:tc>
@@ -19979,8 +20528,13 @@
             <w:pPr>
               <w:pStyle w:val="Compact"/>
             </w:pPr>
-            <w:r>
-              <w:t>Große Pause</w:t>
+            <w:proofErr w:type="spellStart"/>
+            <w:r>
+              <w:t>Große</w:t>
+            </w:r>
+            <w:proofErr w:type="spellEnd"/>
+            <w:r>
+              <w:t xml:space="preserve"> Pause</w:t>
             </w:r>
           </w:p>
         </w:tc>
@@ -20262,9 +20816,11 @@
             <w:pPr>
               <w:pStyle w:val="Compact"/>
             </w:pPr>
+            <w:proofErr w:type="spellStart"/>
             <w:r>
               <w:t>n_späte_Doppel</w:t>
             </w:r>
+            <w:proofErr w:type="spellEnd"/>
           </w:p>
         </w:tc>
         <w:tc>
@@ -20296,9 +20852,11 @@
             <w:pPr>
               <w:pStyle w:val="Compact"/>
             </w:pPr>
+            <w:proofErr w:type="spellStart"/>
             <w:r>
               <w:t>n_späte_päd_Einheiten</w:t>
             </w:r>
+            <w:proofErr w:type="spellEnd"/>
           </w:p>
         </w:tc>
         <w:tc>
@@ -20435,12 +20993,14 @@
                 <w:lang w:val="de-DE"/>
               </w:rPr>
             </w:pPr>
+            <w:proofErr w:type="spellStart"/>
             <w:r>
               <w:rPr>
                 <w:lang w:val="de-DE"/>
               </w:rPr>
               <w:t>n_späte_LK_über_Grenze</w:t>
             </w:r>
+            <w:proofErr w:type="spellEnd"/>
           </w:p>
         </w:tc>
         <w:tc>
@@ -20475,12 +21035,14 @@
                 <w:lang w:val="de-DE"/>
               </w:rPr>
             </w:pPr>
+            <w:proofErr w:type="spellStart"/>
             <w:r>
               <w:rPr>
                 <w:lang w:val="de-DE"/>
               </w:rPr>
               <w:t>n_Hauptfach_spät_über_Anteil</w:t>
             </w:r>
+            <w:proofErr w:type="spellEnd"/>
           </w:p>
         </w:tc>
         <w:tc>
@@ -21306,7 +21868,21 @@
               <w:rPr>
                 <w:lang w:val="de-DE"/>
               </w:rPr>
-              <w:t>„Tabelle ‚Fix UNrn‘ nicht gefunden“</w:t>
+              <w:t xml:space="preserve">„Tabelle ‚Fix </w:t>
+            </w:r>
+            <w:proofErr w:type="spellStart"/>
+            <w:r>
+              <w:rPr>
+                <w:lang w:val="de-DE"/>
+              </w:rPr>
+              <w:t>UNrn</w:t>
+            </w:r>
+            <w:proofErr w:type="spellEnd"/>
+            <w:r>
+              <w:rPr>
+                <w:lang w:val="de-DE"/>
+              </w:rPr>
+              <w:t>‘ nicht gefunden“</w:t>
             </w:r>
           </w:p>
         </w:tc>
@@ -21340,8 +21916,34 @@
               <w:pStyle w:val="Compact"/>
             </w:pPr>
             <w:r>
-              <w:t>„Spalte ‚X‘ nicht gefunden“</w:t>
-            </w:r>
+              <w:t>„</w:t>
+            </w:r>
+            <w:proofErr w:type="spellStart"/>
+            <w:r>
+              <w:t>Spalte</w:t>
+            </w:r>
+            <w:proofErr w:type="spellEnd"/>
+            <w:r>
+              <w:t xml:space="preserve"> ‚</w:t>
+            </w:r>
+            <w:proofErr w:type="gramStart"/>
+            <w:r>
+              <w:t>X‘ nicht</w:t>
+            </w:r>
+            <w:proofErr w:type="gramEnd"/>
+            <w:r>
+              <w:t xml:space="preserve"> </w:t>
+            </w:r>
+            <w:proofErr w:type="spellStart"/>
+            <w:proofErr w:type="gramStart"/>
+            <w:r>
+              <w:t>gefunden</w:t>
+            </w:r>
+            <w:proofErr w:type="spellEnd"/>
+            <w:r>
+              <w:t>“</w:t>
+            </w:r>
+            <w:proofErr w:type="gramEnd"/>
           </w:p>
         </w:tc>
         <w:tc>
@@ -21988,7 +22590,35 @@
         <w:rPr>
           <w:lang w:val="de-DE"/>
         </w:rPr>
-        <w:t>8.2 Voraussetzung: Vertretungsbereitschaft (Vber Wstd)</w:t>
+        <w:t>8.2 Voraussetzung: Vertretungsbereitschaft (</w:t>
+      </w:r>
+      <w:proofErr w:type="spellStart"/>
+      <w:r>
+        <w:rPr>
+          <w:lang w:val="de-DE"/>
+        </w:rPr>
+        <w:t>Vber</w:t>
+      </w:r>
+      <w:proofErr w:type="spellEnd"/>
+      <w:r>
+        <w:rPr>
+          <w:lang w:val="de-DE"/>
+        </w:rPr>
+        <w:t xml:space="preserve"> </w:t>
+      </w:r>
+      <w:proofErr w:type="spellStart"/>
+      <w:r>
+        <w:rPr>
+          <w:lang w:val="de-DE"/>
+        </w:rPr>
+        <w:t>Wstd</w:t>
+      </w:r>
+      <w:proofErr w:type="spellEnd"/>
+      <w:r>
+        <w:rPr>
+          <w:lang w:val="de-DE"/>
+        </w:rPr>
+        <w:t>)</w:t>
       </w:r>
       <w:bookmarkEnd w:id="172"/>
       <w:bookmarkEnd w:id="173"/>
@@ -22243,8 +22873,16 @@
               <w:rPr>
                 <w:lang w:val="de-DE"/>
               </w:rPr>
-              <w:t>Strafe zu wenig NuHo</w:t>
-            </w:r>
+              <w:t xml:space="preserve">Strafe zu wenig </w:t>
+            </w:r>
+            <w:proofErr w:type="spellStart"/>
+            <w:r>
+              <w:rPr>
+                <w:lang w:val="de-DE"/>
+              </w:rPr>
+              <w:t>NuHo</w:t>
+            </w:r>
+            <w:proofErr w:type="spellEnd"/>
           </w:p>
         </w:tc>
         <w:tc>
@@ -22482,7 +23120,21 @@
               <w:rPr>
                 <w:lang w:val="de-DE"/>
               </w:rPr>
-              <w:t>Sheets „NuHoKP_&lt;Label&gt;“</w:t>
+              <w:t>Sheets „</w:t>
+            </w:r>
+            <w:proofErr w:type="spellStart"/>
+            <w:r>
+              <w:rPr>
+                <w:lang w:val="de-DE"/>
+              </w:rPr>
+              <w:t>NuHoKP</w:t>
+            </w:r>
+            <w:proofErr w:type="spellEnd"/>
+            <w:r>
+              <w:rPr>
+                <w:lang w:val="de-DE"/>
+              </w:rPr>
+              <w:t>_&lt;Label&gt;“</w:t>
             </w:r>
           </w:p>
         </w:tc>
@@ -22522,7 +23174,21 @@
               <w:rPr>
                 <w:lang w:val="de-DE"/>
               </w:rPr>
-              <w:t>Rank-Spalte „zu wenig NuHos“</w:t>
+              <w:t xml:space="preserve">Rank-Spalte „zu wenig </w:t>
+            </w:r>
+            <w:proofErr w:type="spellStart"/>
+            <w:r>
+              <w:rPr>
+                <w:lang w:val="de-DE"/>
+              </w:rPr>
+              <w:t>NuHos</w:t>
+            </w:r>
+            <w:proofErr w:type="spellEnd"/>
+            <w:r>
+              <w:rPr>
+                <w:lang w:val="de-DE"/>
+              </w:rPr>
+              <w:t>“</w:t>
             </w:r>
           </w:p>
         </w:tc>
@@ -22607,7 +23273,21 @@
                 <w:lang w:val="de-DE"/>
               </w:rPr>
               <w:lastRenderedPageBreak/>
-              <w:t>ℹ Die NuHo-Auswertung ist robust gegen einzelne fehlerhafte Lösungen: Schlägt sie bei einer Lösung fehl, wird das im Log vermerkt und die Planerstellung normal fortgesetzt.</w:t>
+              <w:t xml:space="preserve">ℹ Die </w:t>
+            </w:r>
+            <w:proofErr w:type="spellStart"/>
+            <w:r>
+              <w:rPr>
+                <w:lang w:val="de-DE"/>
+              </w:rPr>
+              <w:t>NuHo</w:t>
+            </w:r>
+            <w:proofErr w:type="spellEnd"/>
+            <w:r>
+              <w:rPr>
+                <w:lang w:val="de-DE"/>
+              </w:rPr>
+              <w:t>-Auswertung ist robust gegen einzelne fehlerhafte Lösungen: Schlägt sie bei einer Lösung fehl, wird das im Log vermerkt und die Planerstellung normal fortgesetzt.</w:t>
             </w:r>
           </w:p>
         </w:tc>
@@ -22819,9 +23499,11 @@
             <w:pPr>
               <w:pStyle w:val="Compact"/>
             </w:pPr>
+            <w:proofErr w:type="spellStart"/>
             <w:r>
               <w:t>Doppelstunde</w:t>
             </w:r>
+            <w:proofErr w:type="spellEnd"/>
           </w:p>
         </w:tc>
         <w:tc>
@@ -22853,9 +23535,11 @@
             <w:pPr>
               <w:pStyle w:val="Compact"/>
             </w:pPr>
+            <w:proofErr w:type="spellStart"/>
             <w:r>
               <w:t>Hohlstunde</w:t>
             </w:r>
+            <w:proofErr w:type="spellEnd"/>
           </w:p>
         </w:tc>
         <w:tc>
@@ -22887,9 +23571,11 @@
             <w:pPr>
               <w:pStyle w:val="Compact"/>
             </w:pPr>
+            <w:proofErr w:type="spellStart"/>
             <w:r>
               <w:t>NuHo</w:t>
             </w:r>
+            <w:proofErr w:type="spellEnd"/>
           </w:p>
         </w:tc>
         <w:tc>
@@ -22921,9 +23607,19 @@
             <w:pPr>
               <w:pStyle w:val="Compact"/>
             </w:pPr>
-            <w:r>
-              <w:t>Vber Wstd</w:t>
-            </w:r>
+            <w:proofErr w:type="spellStart"/>
+            <w:r>
+              <w:t>Vber</w:t>
+            </w:r>
+            <w:proofErr w:type="spellEnd"/>
+            <w:r>
+              <w:t xml:space="preserve"> </w:t>
+            </w:r>
+            <w:proofErr w:type="spellStart"/>
+            <w:r>
+              <w:t>Wstd</w:t>
+            </w:r>
+            <w:proofErr w:type="spellEnd"/>
           </w:p>
         </w:tc>
         <w:tc>
@@ -23057,9 +23753,11 @@
             <w:pPr>
               <w:pStyle w:val="Compact"/>
             </w:pPr>
+            <w:proofErr w:type="spellStart"/>
             <w:r>
               <w:t>Tauschgruppe</w:t>
             </w:r>
+            <w:proofErr w:type="spellEnd"/>
           </w:p>
         </w:tc>
         <w:tc>
@@ -23167,9 +23865,11 @@
             <w:pPr>
               <w:pStyle w:val="Compact"/>
             </w:pPr>
+            <w:proofErr w:type="spellStart"/>
             <w:r>
               <w:t>Farbcode</w:t>
             </w:r>
+            <w:proofErr w:type="spellEnd"/>
           </w:p>
         </w:tc>
         <w:tc>
@@ -23201,9 +23901,11 @@
             <w:pPr>
               <w:pStyle w:val="Compact"/>
             </w:pPr>
+            <w:proofErr w:type="spellStart"/>
             <w:r>
               <w:t>Fachgruppenplan</w:t>
             </w:r>
+            <w:proofErr w:type="spellEnd"/>
           </w:p>
         </w:tc>
         <w:tc>
@@ -23235,9 +23937,19 @@
             <w:pPr>
               <w:pStyle w:val="Compact"/>
             </w:pPr>
-            <w:r>
-              <w:t>Angeheftete Pläne</w:t>
-            </w:r>
+            <w:proofErr w:type="spellStart"/>
+            <w:r>
+              <w:t>Angeheftete</w:t>
+            </w:r>
+            <w:proofErr w:type="spellEnd"/>
+            <w:r>
+              <w:t xml:space="preserve"> </w:t>
+            </w:r>
+            <w:proofErr w:type="spellStart"/>
+            <w:r>
+              <w:t>Pläne</w:t>
+            </w:r>
+            <w:proofErr w:type="spellEnd"/>
           </w:p>
         </w:tc>
         <w:tc>
@@ -23507,9 +24219,11 @@
             <w:pPr>
               <w:pStyle w:val="Compact"/>
             </w:pPr>
+            <w:proofErr w:type="spellStart"/>
             <w:r>
               <w:t>Qualität</w:t>
             </w:r>
+            <w:proofErr w:type="spellEnd"/>
           </w:p>
         </w:tc>
         <w:tc>
@@ -23677,8 +24391,13 @@
             <w:pPr>
               <w:pStyle w:val="Compact"/>
             </w:pPr>
-            <w:r>
-              <w:t>Dstd-F</w:t>
+            <w:proofErr w:type="spellStart"/>
+            <w:r>
+              <w:t>Dstd</w:t>
+            </w:r>
+            <w:proofErr w:type="spellEnd"/>
+            <w:r>
+              <w:t>-F</w:t>
             </w:r>
           </w:p>
         </w:tc>
@@ -23746,9 +24465,11 @@
             <w:pPr>
               <w:pStyle w:val="Compact"/>
             </w:pPr>
+            <w:proofErr w:type="spellStart"/>
             <w:r>
               <w:t>Tauschkette</w:t>
             </w:r>
+            <w:proofErr w:type="spellEnd"/>
           </w:p>
         </w:tc>
         <w:tc>
@@ -23780,9 +24501,11 @@
             <w:pPr>
               <w:pStyle w:val="Compact"/>
             </w:pPr>
+            <w:proofErr w:type="spellStart"/>
             <w:r>
               <w:t>Parkbereich</w:t>
             </w:r>
+            <w:proofErr w:type="spellEnd"/>
           </w:p>
         </w:tc>
         <w:tc>
@@ -23814,8 +24537,13 @@
             <w:pPr>
               <w:pStyle w:val="Compact"/>
             </w:pPr>
-            <w:r>
-              <w:t>Päd. Einheit</w:t>
+            <w:proofErr w:type="spellStart"/>
+            <w:r>
+              <w:t>Päd</w:t>
+            </w:r>
+            <w:proofErr w:type="spellEnd"/>
+            <w:r>
+              <w:t>. Einheit</w:t>
             </w:r>
           </w:p>
         </w:tc>
@@ -23848,9 +24576,27 @@
             <w:pPr>
               <w:pStyle w:val="Compact"/>
             </w:pPr>
-            <w:r>
-              <w:t>Verschiebung mit Ausweich</w:t>
-            </w:r>
+            <w:proofErr w:type="spellStart"/>
+            <w:r>
+              <w:t>Verschiebung</w:t>
+            </w:r>
+            <w:proofErr w:type="spellEnd"/>
+            <w:r>
+              <w:t xml:space="preserve"> </w:t>
+            </w:r>
+            <w:proofErr w:type="spellStart"/>
+            <w:r>
+              <w:t>mit</w:t>
+            </w:r>
+            <w:proofErr w:type="spellEnd"/>
+            <w:r>
+              <w:t xml:space="preserve"> </w:t>
+            </w:r>
+            <w:proofErr w:type="spellStart"/>
+            <w:r>
+              <w:t>Ausweich</w:t>
+            </w:r>
+            <w:proofErr w:type="spellEnd"/>
           </w:p>
         </w:tc>
         <w:tc>
@@ -23946,8 +24692,29 @@
       <w:pPr>
         <w:pStyle w:val="Textkrper"/>
       </w:pPr>
-      <w:r>
-        <w:t>Stundenplan V23 – Benutzerhandbuch Seite von</w:t>
+      <w:proofErr w:type="spellStart"/>
+      <w:r>
+        <w:t>Stundenplan</w:t>
+      </w:r>
+      <w:proofErr w:type="spellEnd"/>
+      <w:r>
+        <w:t xml:space="preserve"> V23 – </w:t>
+      </w:r>
+      <w:proofErr w:type="spellStart"/>
+      <w:r>
+        <w:t>Benutzerhandbuch</w:t>
+      </w:r>
+      <w:proofErr w:type="spellEnd"/>
+      <w:r>
+        <w:t xml:space="preserve"> </w:t>
+      </w:r>
+      <w:proofErr w:type="spellStart"/>
+      <w:r>
+        <w:t>Seite</w:t>
+      </w:r>
+      <w:proofErr w:type="spellEnd"/>
+      <w:r>
+        <w:t xml:space="preserve"> von</w:t>
       </w:r>
       <w:bookmarkEnd w:id="181"/>
     </w:p>
@@ -23963,7 +24730,7 @@
 </file>
 
 <file path=word/endnotes.xml><?xml version="1.0" encoding="utf-8"?>
-<w:endnotes xmlns:wpc="http://schemas.microsoft.com/office/word/2010/wordprocessingCanvas" xmlns:cx="http://schemas.microsoft.com/office/drawing/2014/chartex" xmlns:cx1="http://schemas.microsoft.com/office/drawing/2015/9/8/chartex" xmlns:cx2="http://schemas.microsoft.com/office/drawing/2015/10/21/chartex" xmlns:cx3="http://schemas.microsoft.com/office/drawing/2016/5/9/chartex" xmlns:cx4="http://schemas.microsoft.com/office/drawing/2016/5/10/chartex" xmlns:cx5="http://schemas.microsoft.com/office/drawing/2016/5/11/chartex" xmlns:cx6="http://schemas.microsoft.com/office/drawing/2016/5/12/chartex" xmlns:cx7="http://schemas.microsoft.com/office/drawing/2016/5/13/chartex" xmlns:cx8="http://schemas.microsoft.com/office/drawing/2016/5/14/chartex" xmlns:mc="http://schemas.openxmlformats.org/markup-compatibility/2006" xmlns:aink="http://schemas.microsoft.com/office/drawing/2016/ink" xmlns:am3d="http://schemas.microsoft.com/office/drawing/2017/model3d" xmlns:o="urn:schemas-microsoft-com:office:office" xmlns:oel="http://schemas.microsoft.com/office/2019/extlst" xmlns:r="http://schemas.openxmlformats.org/officeDocument/2006/relationships" xmlns:m="http://schemas.openxmlformats.org/officeDocument/2006/math" xmlns:v="urn:schemas-microsoft-com:vml" xmlns:wp14="http://schemas.microsoft.com/office/word/2010/wordprocessingDrawing" xmlns:wp="http://schemas.openxmlformats.org/drawingml/2006/wordprocessingDrawing" xmlns:w10="urn:schemas-microsoft-com:office:word" xmlns:w="http://schemas.openxmlformats.org/wordprocessingml/2006/main" xmlns:w14="http://schemas.microsoft.com/office/word/2010/wordml" xmlns:w15="http://schemas.microsoft.com/office/word/2012/wordml" xmlns:w16cei="http://schemas.microsoft.com/office/word/2026/wordml/cei" xmlns:w16cex="http://schemas.microsoft.com/office/word/2018/wordml/cex" xmlns:w16cid="http://schemas.microsoft.com/office/word/2016/wordml/cid" xmlns:w16="http://schemas.microsoft.com/office/word/2018/wordml" xmlns:w16du="http://schemas.microsoft.com/office/word/2023/wordml/word16du" xmlns:w16sdtdh="http://schemas.microsoft.com/office/word/2020/wordml/sdtdatahash" xmlns:w16sdtfl="http://schemas.microsoft.com/office/word/2024/wordml/sdtformatlock" xmlns:w16se="http://schemas.microsoft.com/office/word/2015/wordml/symex" xmlns:wpg="http://schemas.microsoft.com/office/word/2010/wordprocessingGroup" xmlns:wpi="http://schemas.microsoft.com/office/word/2010/wordprocessingInk" xmlns:wne="http://schemas.microsoft.com/office/word/2006/wordml" xmlns:wps="http://schemas.microsoft.com/office/word/2010/wordprocessingShape" mc:Ignorable="w14 w15 w16se w16cid w16 w16cex w16sdtdh w16sdtfl w16du wp14">
+<w:endnotes xmlns:wpc="http://schemas.microsoft.com/office/word/2010/wordprocessingCanvas" xmlns:cx="http://schemas.microsoft.com/office/drawing/2014/chartex" xmlns:cx1="http://schemas.microsoft.com/office/drawing/2015/9/8/chartex" xmlns:cx2="http://schemas.microsoft.com/office/drawing/2015/10/21/chartex" xmlns:cx3="http://schemas.microsoft.com/office/drawing/2016/5/9/chartex" xmlns:cx4="http://schemas.microsoft.com/office/drawing/2016/5/10/chartex" xmlns:cx5="http://schemas.microsoft.com/office/drawing/2016/5/11/chartex" xmlns:cx6="http://schemas.microsoft.com/office/drawing/2016/5/12/chartex" xmlns:cx7="http://schemas.microsoft.com/office/drawing/2016/5/13/chartex" xmlns:cx8="http://schemas.microsoft.com/office/drawing/2016/5/14/chartex" xmlns:mc="http://schemas.openxmlformats.org/markup-compatibility/2006" xmlns:aink="http://schemas.microsoft.com/office/drawing/2016/ink" xmlns:am3d="http://schemas.microsoft.com/office/drawing/2017/model3d" xmlns:o="urn:schemas-microsoft-com:office:office" xmlns:oel="http://schemas.microsoft.com/office/2019/extlst" xmlns:r="http://schemas.openxmlformats.org/officeDocument/2006/relationships" xmlns:m="http://schemas.openxmlformats.org/officeDocument/2006/math" xmlns:v="urn:schemas-microsoft-com:vml" xmlns:wp14="http://schemas.microsoft.com/office/word/2010/wordprocessingDrawing" xmlns:wp="http://schemas.openxmlformats.org/drawingml/2006/wordprocessingDrawing" xmlns:w10="urn:schemas-microsoft-com:office:word" xmlns:w="http://schemas.openxmlformats.org/wordprocessingml/2006/main" xmlns:w14="http://schemas.microsoft.com/office/word/2010/wordml" xmlns:w15="http://schemas.microsoft.com/office/word/2012/wordml" xmlns:w16cex="http://schemas.microsoft.com/office/word/2018/wordml/cex" xmlns:w16cid="http://schemas.microsoft.com/office/word/2016/wordml/cid" xmlns:w16="http://schemas.microsoft.com/office/word/2018/wordml" xmlns:w16du="http://schemas.microsoft.com/office/word/2023/wordml/word16du" xmlns:w16sdtdh="http://schemas.microsoft.com/office/word/2020/wordml/sdtdatahash" xmlns:w16sdtfl="http://schemas.microsoft.com/office/word/2024/wordml/sdtformatlock" xmlns:w16se="http://schemas.microsoft.com/office/word/2015/wordml/symex" xmlns:wpg="http://schemas.microsoft.com/office/word/2010/wordprocessingGroup" xmlns:wpi="http://schemas.microsoft.com/office/word/2010/wordprocessingInk" xmlns:wne="http://schemas.microsoft.com/office/word/2006/wordml" xmlns:wps="http://schemas.microsoft.com/office/word/2010/wordprocessingShape" mc:Ignorable="w14 w15 w16se w16cid w16 w16cex w16sdtdh w16sdtfl w16du wp14">
   <w:endnote w:type="separator" w:id="-1">
     <w:p>
       <w:pPr>
@@ -23988,7 +24755,7 @@
 </file>
 
 <file path=word/footer1.xml><?xml version="1.0" encoding="utf-8"?>
-<w:ftr xmlns:wpc="http://schemas.microsoft.com/office/word/2010/wordprocessingCanvas" xmlns:cx="http://schemas.microsoft.com/office/drawing/2014/chartex" xmlns:cx1="http://schemas.microsoft.com/office/drawing/2015/9/8/chartex" xmlns:cx2="http://schemas.microsoft.com/office/drawing/2015/10/21/chartex" xmlns:cx3="http://schemas.microsoft.com/office/drawing/2016/5/9/chartex" xmlns:cx4="http://schemas.microsoft.com/office/drawing/2016/5/10/chartex" xmlns:cx5="http://schemas.microsoft.com/office/drawing/2016/5/11/chartex" xmlns:cx6="http://schemas.microsoft.com/office/drawing/2016/5/12/chartex" xmlns:cx7="http://schemas.microsoft.com/office/drawing/2016/5/13/chartex" xmlns:cx8="http://schemas.microsoft.com/office/drawing/2016/5/14/chartex" xmlns:mc="http://schemas.openxmlformats.org/markup-compatibility/2006" xmlns:aink="http://schemas.microsoft.com/office/drawing/2016/ink" xmlns:am3d="http://schemas.microsoft.com/office/drawing/2017/model3d" xmlns:o="urn:schemas-microsoft-com:office:office" xmlns:oel="http://schemas.microsoft.com/office/2019/extlst" xmlns:r="http://schemas.openxmlformats.org/officeDocument/2006/relationships" xmlns:m="http://schemas.openxmlformats.org/officeDocument/2006/math" xmlns:v="urn:schemas-microsoft-com:vml" xmlns:wp14="http://schemas.microsoft.com/office/word/2010/wordprocessingDrawing" xmlns:wp="http://schemas.openxmlformats.org/drawingml/2006/wordprocessingDrawing" xmlns:w10="urn:schemas-microsoft-com:office:word" xmlns:w="http://schemas.openxmlformats.org/wordprocessingml/2006/main" xmlns:w14="http://schemas.microsoft.com/office/word/2010/wordml" xmlns:w15="http://schemas.microsoft.com/office/word/2012/wordml" xmlns:w16cei="http://schemas.microsoft.com/office/word/2026/wordml/cei" xmlns:w16cex="http://schemas.microsoft.com/office/word/2018/wordml/cex" xmlns:w16cid="http://schemas.microsoft.com/office/word/2016/wordml/cid" xmlns:w16="http://schemas.microsoft.com/office/word/2018/wordml" xmlns:w16du="http://schemas.microsoft.com/office/word/2023/wordml/word16du" xmlns:w16sdtdh="http://schemas.microsoft.com/office/word/2020/wordml/sdtdatahash" xmlns:w16sdtfl="http://schemas.microsoft.com/office/word/2024/wordml/sdtformatlock" xmlns:w16se="http://schemas.microsoft.com/office/word/2015/wordml/symex" xmlns:wpg="http://schemas.microsoft.com/office/word/2010/wordprocessingGroup" xmlns:wpi="http://schemas.microsoft.com/office/word/2010/wordprocessingInk" xmlns:wne="http://schemas.microsoft.com/office/word/2006/wordml" xmlns:wps="http://schemas.microsoft.com/office/word/2010/wordprocessingShape" mc:Ignorable="w14 w15 w16se w16cid w16 w16cex w16sdtdh w16sdtfl w16du wp14">
+<w:ftr xmlns:wpc="http://schemas.microsoft.com/office/word/2010/wordprocessingCanvas" xmlns:cx="http://schemas.microsoft.com/office/drawing/2014/chartex" xmlns:cx1="http://schemas.microsoft.com/office/drawing/2015/9/8/chartex" xmlns:cx2="http://schemas.microsoft.com/office/drawing/2015/10/21/chartex" xmlns:cx3="http://schemas.microsoft.com/office/drawing/2016/5/9/chartex" xmlns:cx4="http://schemas.microsoft.com/office/drawing/2016/5/10/chartex" xmlns:cx5="http://schemas.microsoft.com/office/drawing/2016/5/11/chartex" xmlns:cx6="http://schemas.microsoft.com/office/drawing/2016/5/12/chartex" xmlns:cx7="http://schemas.microsoft.com/office/drawing/2016/5/13/chartex" xmlns:cx8="http://schemas.microsoft.com/office/drawing/2016/5/14/chartex" xmlns:mc="http://schemas.openxmlformats.org/markup-compatibility/2006" xmlns:aink="http://schemas.microsoft.com/office/drawing/2016/ink" xmlns:am3d="http://schemas.microsoft.com/office/drawing/2017/model3d" xmlns:o="urn:schemas-microsoft-com:office:office" xmlns:oel="http://schemas.microsoft.com/office/2019/extlst" xmlns:r="http://schemas.openxmlformats.org/officeDocument/2006/relationships" xmlns:m="http://schemas.openxmlformats.org/officeDocument/2006/math" xmlns:v="urn:schemas-microsoft-com:vml" xmlns:wp14="http://schemas.microsoft.com/office/word/2010/wordprocessingDrawing" xmlns:wp="http://schemas.openxmlformats.org/drawingml/2006/wordprocessingDrawing" xmlns:w10="urn:schemas-microsoft-com:office:word" xmlns:w="http://schemas.openxmlformats.org/wordprocessingml/2006/main" xmlns:w14="http://schemas.microsoft.com/office/word/2010/wordml" xmlns:w15="http://schemas.microsoft.com/office/word/2012/wordml" xmlns:w16cex="http://schemas.microsoft.com/office/word/2018/wordml/cex" xmlns:w16cid="http://schemas.microsoft.com/office/word/2016/wordml/cid" xmlns:w16="http://schemas.microsoft.com/office/word/2018/wordml" xmlns:w16du="http://schemas.microsoft.com/office/word/2023/wordml/word16du" xmlns:w16sdtdh="http://schemas.microsoft.com/office/word/2020/wordml/sdtdatahash" xmlns:w16sdtfl="http://schemas.microsoft.com/office/word/2024/wordml/sdtformatlock" xmlns:w16se="http://schemas.microsoft.com/office/word/2015/wordml/symex" xmlns:wpg="http://schemas.microsoft.com/office/word/2010/wordprocessingGroup" xmlns:wpi="http://schemas.microsoft.com/office/word/2010/wordprocessingInk" xmlns:wne="http://schemas.microsoft.com/office/word/2006/wordml" xmlns:wps="http://schemas.microsoft.com/office/word/2010/wordprocessingShape" mc:Ignorable="w14 w15 w16se w16cid w16 w16cex w16sdtdh w16sdtfl w16du wp14">
   <w:sdt>
     <w:sdtPr>
       <w:id w:val="1574395764"/>
@@ -24146,7 +24913,7 @@
                 </wp:anchor>
               </w:drawing>
             </mc:Choice>
-            <mc:Fallback>
+            <mc:Fallback xmlns:w16cei="http://schemas.microsoft.com/office/word/2026/wordml/cei">
               <w:pict>
                 <v:rect w14:anchorId="4D1F7FC2" id="Rechteck 2" o:spid="_x0000_s1027" style="position:absolute;margin-left:0;margin-top:0;width:60pt;height:70.5pt;z-index:251661312;visibility:visible;mso-wrap-style:square;mso-width-percent:0;mso-height-percent:0;mso-wrap-distance-left:9pt;mso-wrap-distance-top:0;mso-wrap-distance-right:9pt;mso-wrap-distance-bottom:0;mso-position-horizontal:center;mso-position-horizontal-relative:right-margin-area;mso-position-vertical:top;mso-position-vertical-relative:bottom-margin-area;mso-width-percent:0;mso-height-percent:0;mso-width-relative:page;mso-height-relative:page;v-text-anchor:top" o:gfxdata="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" stroked="f">
                   <v:textbox>
@@ -24236,7 +25003,7 @@
 </file>
 
 <file path=word/footnotes.xml><?xml version="1.0" encoding="utf-8"?>
-<w:footnotes xmlns:wpc="http://schemas.microsoft.com/office/word/2010/wordprocessingCanvas" xmlns:cx="http://schemas.microsoft.com/office/drawing/2014/chartex" xmlns:cx1="http://schemas.microsoft.com/office/drawing/2015/9/8/chartex" xmlns:cx2="http://schemas.microsoft.com/office/drawing/2015/10/21/chartex" xmlns:cx3="http://schemas.microsoft.com/office/drawing/2016/5/9/chartex" xmlns:cx4="http://schemas.microsoft.com/office/drawing/2016/5/10/chartex" xmlns:cx5="http://schemas.microsoft.com/office/drawing/2016/5/11/chartex" xmlns:cx6="http://schemas.microsoft.com/office/drawing/2016/5/12/chartex" xmlns:cx7="http://schemas.microsoft.com/office/drawing/2016/5/13/chartex" xmlns:cx8="http://schemas.microsoft.com/office/drawing/2016/5/14/chartex" xmlns:mc="http://schemas.openxmlformats.org/markup-compatibility/2006" xmlns:aink="http://schemas.microsoft.com/office/drawing/2016/ink" xmlns:am3d="http://schemas.microsoft.com/office/drawing/2017/model3d" xmlns:o="urn:schemas-microsoft-com:office:office" xmlns:oel="http://schemas.microsoft.com/office/2019/extlst" xmlns:r="http://schemas.openxmlformats.org/officeDocument/2006/relationships" xmlns:m="http://schemas.openxmlformats.org/officeDocument/2006/math" xmlns:v="urn:schemas-microsoft-com:vml" xmlns:wp14="http://schemas.microsoft.com/office/word/2010/wordprocessingDrawing" xmlns:wp="http://schemas.openxmlformats.org/drawingml/2006/wordprocessingDrawing" xmlns:w10="urn:schemas-microsoft-com:office:word" xmlns:w="http://schemas.openxmlformats.org/wordprocessingml/2006/main" xmlns:w14="http://schemas.microsoft.com/office/word/2010/wordml" xmlns:w15="http://schemas.microsoft.com/office/word/2012/wordml" xmlns:w16cei="http://schemas.microsoft.com/office/word/2026/wordml/cei" xmlns:w16cex="http://schemas.microsoft.com/office/word/2018/wordml/cex" xmlns:w16cid="http://schemas.microsoft.com/office/word/2016/wordml/cid" xmlns:w16="http://schemas.microsoft.com/office/word/2018/wordml" xmlns:w16du="http://schemas.microsoft.com/office/word/2023/wordml/word16du" xmlns:w16sdtdh="http://schemas.microsoft.com/office/word/2020/wordml/sdtdatahash" xmlns:w16sdtfl="http://schemas.microsoft.com/office/word/2024/wordml/sdtformatlock" xmlns:w16se="http://schemas.microsoft.com/office/word/2015/wordml/symex" xmlns:wpg="http://schemas.microsoft.com/office/word/2010/wordprocessingGroup" xmlns:wpi="http://schemas.microsoft.com/office/word/2010/wordprocessingInk" xmlns:wne="http://schemas.microsoft.com/office/word/2006/wordml" xmlns:wps="http://schemas.microsoft.com/office/word/2010/wordprocessingShape" mc:Ignorable="w14 w15 w16se w16cid w16 w16cex w16sdtdh w16sdtfl w16du wp14">
+<w:footnotes xmlns:wpc="http://schemas.microsoft.com/office/word/2010/wordprocessingCanvas" xmlns:cx="http://schemas.microsoft.com/office/drawing/2014/chartex" xmlns:cx1="http://schemas.microsoft.com/office/drawing/2015/9/8/chartex" xmlns:cx2="http://schemas.microsoft.com/office/drawing/2015/10/21/chartex" xmlns:cx3="http://schemas.microsoft.com/office/drawing/2016/5/9/chartex" xmlns:cx4="http://schemas.microsoft.com/office/drawing/2016/5/10/chartex" xmlns:cx5="http://schemas.microsoft.com/office/drawing/2016/5/11/chartex" xmlns:cx6="http://schemas.microsoft.com/office/drawing/2016/5/12/chartex" xmlns:cx7="http://schemas.microsoft.com/office/drawing/2016/5/13/chartex" xmlns:cx8="http://schemas.microsoft.com/office/drawing/2016/5/14/chartex" xmlns:mc="http://schemas.openxmlformats.org/markup-compatibility/2006" xmlns:aink="http://schemas.microsoft.com/office/drawing/2016/ink" xmlns:am3d="http://schemas.microsoft.com/office/drawing/2017/model3d" xmlns:o="urn:schemas-microsoft-com:office:office" xmlns:oel="http://schemas.microsoft.com/office/2019/extlst" xmlns:r="http://schemas.openxmlformats.org/officeDocument/2006/relationships" xmlns:m="http://schemas.openxmlformats.org/officeDocument/2006/math" xmlns:v="urn:schemas-microsoft-com:vml" xmlns:wp14="http://schemas.microsoft.com/office/word/2010/wordprocessingDrawing" xmlns:wp="http://schemas.openxmlformats.org/drawingml/2006/wordprocessingDrawing" xmlns:w10="urn:schemas-microsoft-com:office:word" xmlns:w="http://schemas.openxmlformats.org/wordprocessingml/2006/main" xmlns:w14="http://schemas.microsoft.com/office/word/2010/wordml" xmlns:w15="http://schemas.microsoft.com/office/word/2012/wordml" xmlns:w16cex="http://schemas.microsoft.com/office/word/2018/wordml/cex" xmlns:w16cid="http://schemas.microsoft.com/office/word/2016/wordml/cid" xmlns:w16="http://schemas.microsoft.com/office/word/2018/wordml" xmlns:w16du="http://schemas.microsoft.com/office/word/2023/wordml/word16du" xmlns:w16sdtdh="http://schemas.microsoft.com/office/word/2020/wordml/sdtdatahash" xmlns:w16sdtfl="http://schemas.microsoft.com/office/word/2024/wordml/sdtformatlock" xmlns:w16se="http://schemas.microsoft.com/office/word/2015/wordml/symex" xmlns:wpg="http://schemas.microsoft.com/office/word/2010/wordprocessingGroup" xmlns:wpi="http://schemas.microsoft.com/office/word/2010/wordprocessingInk" xmlns:wne="http://schemas.microsoft.com/office/word/2006/wordml" xmlns:wps="http://schemas.microsoft.com/office/word/2010/wordprocessingShape" mc:Ignorable="w14 w15 w16se w16cid w16 w16cex w16sdtdh w16sdtfl w16du wp14">
   <w:footnote w:type="separator" w:id="-1">
     <w:p>
       <w:r>
@@ -24255,7 +25022,7 @@
 </file>
 
 <file path=word/header1.xml><?xml version="1.0" encoding="utf-8"?>
-<w:hdr xmlns:wpc="http://schemas.microsoft.com/office/word/2010/wordprocessingCanvas" xmlns:cx="http://schemas.microsoft.com/office/drawing/2014/chartex" xmlns:cx1="http://schemas.microsoft.com/office/drawing/2015/9/8/chartex" xmlns:cx2="http://schemas.microsoft.com/office/drawing/2015/10/21/chartex" xmlns:cx3="http://schemas.microsoft.com/office/drawing/2016/5/9/chartex" xmlns:cx4="http://schemas.microsoft.com/office/drawing/2016/5/10/chartex" xmlns:cx5="http://schemas.microsoft.com/office/drawing/2016/5/11/chartex" xmlns:cx6="http://schemas.microsoft.com/office/drawing/2016/5/12/chartex" xmlns:cx7="http://schemas.microsoft.com/office/drawing/2016/5/13/chartex" xmlns:cx8="http://schemas.microsoft.com/office/drawing/2016/5/14/chartex" xmlns:mc="http://schemas.openxmlformats.org/markup-compatibility/2006" xmlns:aink="http://schemas.microsoft.com/office/drawing/2016/ink" xmlns:am3d="http://schemas.microsoft.com/office/drawing/2017/model3d" xmlns:o="urn:schemas-microsoft-com:office:office" xmlns:oel="http://schemas.microsoft.com/office/2019/extlst" xmlns:r="http://schemas.openxmlformats.org/officeDocument/2006/relationships" xmlns:m="http://schemas.openxmlformats.org/officeDocument/2006/math" xmlns:v="urn:schemas-microsoft-com:vml" xmlns:wp14="http://schemas.microsoft.com/office/word/2010/wordprocessingDrawing" xmlns:wp="http://schemas.openxmlformats.org/drawingml/2006/wordprocessingDrawing" xmlns:w10="urn:schemas-microsoft-com:office:word" xmlns:w="http://schemas.openxmlformats.org/wordprocessingml/2006/main" xmlns:w14="http://schemas.microsoft.com/office/word/2010/wordml" xmlns:w15="http://schemas.microsoft.com/office/word/2012/wordml" xmlns:w16cei="http://schemas.microsoft.com/office/word/2026/wordml/cei" xmlns:w16cex="http://schemas.microsoft.com/office/word/2018/wordml/cex" xmlns:w16cid="http://schemas.microsoft.com/office/word/2016/wordml/cid" xmlns:w16="http://schemas.microsoft.com/office/word/2018/wordml" xmlns:w16du="http://schemas.microsoft.com/office/word/2023/wordml/word16du" xmlns:w16sdtdh="http://schemas.microsoft.com/office/word/2020/wordml/sdtdatahash" xmlns:w16sdtfl="http://schemas.microsoft.com/office/word/2024/wordml/sdtformatlock" xmlns:w16se="http://schemas.microsoft.com/office/word/2015/wordml/symex" xmlns:wpg="http://schemas.microsoft.com/office/word/2010/wordprocessingGroup" xmlns:wpi="http://schemas.microsoft.com/office/word/2010/wordprocessingInk" xmlns:wne="http://schemas.microsoft.com/office/word/2006/wordml" xmlns:wps="http://schemas.microsoft.com/office/word/2010/wordprocessingShape" mc:Ignorable="w14 w15 w16se w16cid w16 w16cex w16sdtdh w16sdtfl w16du wp14">
+<w:hdr xmlns:wpc="http://schemas.microsoft.com/office/word/2010/wordprocessingCanvas" xmlns:cx="http://schemas.microsoft.com/office/drawing/2014/chartex" xmlns:cx1="http://schemas.microsoft.com/office/drawing/2015/9/8/chartex" xmlns:cx2="http://schemas.microsoft.com/office/drawing/2015/10/21/chartex" xmlns:cx3="http://schemas.microsoft.com/office/drawing/2016/5/9/chartex" xmlns:cx4="http://schemas.microsoft.com/office/drawing/2016/5/10/chartex" xmlns:cx5="http://schemas.microsoft.com/office/drawing/2016/5/11/chartex" xmlns:cx6="http://schemas.microsoft.com/office/drawing/2016/5/12/chartex" xmlns:cx7="http://schemas.microsoft.com/office/drawing/2016/5/13/chartex" xmlns:cx8="http://schemas.microsoft.com/office/drawing/2016/5/14/chartex" xmlns:mc="http://schemas.openxmlformats.org/markup-compatibility/2006" xmlns:aink="http://schemas.microsoft.com/office/drawing/2016/ink" xmlns:am3d="http://schemas.microsoft.com/office/drawing/2017/model3d" xmlns:o="urn:schemas-microsoft-com:office:office" xmlns:oel="http://schemas.microsoft.com/office/2019/extlst" xmlns:r="http://schemas.openxmlformats.org/officeDocument/2006/relationships" xmlns:m="http://schemas.openxmlformats.org/officeDocument/2006/math" xmlns:v="urn:schemas-microsoft-com:vml" xmlns:wp14="http://schemas.microsoft.com/office/word/2010/wordprocessingDrawing" xmlns:wp="http://schemas.openxmlformats.org/drawingml/2006/wordprocessingDrawing" xmlns:w10="urn:schemas-microsoft-com:office:word" xmlns:w="http://schemas.openxmlformats.org/wordprocessingml/2006/main" xmlns:w14="http://schemas.microsoft.com/office/word/2010/wordml" xmlns:w15="http://schemas.microsoft.com/office/word/2012/wordml" xmlns:w16cex="http://schemas.microsoft.com/office/word/2018/wordml/cex" xmlns:w16cid="http://schemas.microsoft.com/office/word/2016/wordml/cid" xmlns:w16="http://schemas.microsoft.com/office/word/2018/wordml" xmlns:w16du="http://schemas.microsoft.com/office/word/2023/wordml/word16du" xmlns:w16sdtdh="http://schemas.microsoft.com/office/word/2020/wordml/sdtdatahash" xmlns:w16sdtfl="http://schemas.microsoft.com/office/word/2024/wordml/sdtformatlock" xmlns:w16se="http://schemas.microsoft.com/office/word/2015/wordml/symex" xmlns:wpg="http://schemas.microsoft.com/office/word/2010/wordprocessingGroup" xmlns:wpi="http://schemas.microsoft.com/office/word/2010/wordprocessingInk" xmlns:wne="http://schemas.microsoft.com/office/word/2006/wordml" xmlns:wps="http://schemas.microsoft.com/office/word/2010/wordprocessingShape" mc:Ignorable="w14 w15 w16se w16cid w16 w16cex w16sdtdh w16sdtfl w16du wp14">
   <w:p>
     <w:pPr>
       <w:pStyle w:val="Kopfzeile"/>
@@ -24265,7 +25032,7 @@
 </file>
 
 <file path=word/numbering.xml><?xml version="1.0" encoding="utf-8"?>
-<w:numbering xmlns:wpc="http://schemas.microsoft.com/office/word/2010/wordprocessingCanvas" xmlns:cx="http://schemas.microsoft.com/office/drawing/2014/chartex" xmlns:cx1="http://schemas.microsoft.com/office/drawing/2015/9/8/chartex" xmlns:cx2="http://schemas.microsoft.com/office/drawing/2015/10/21/chartex" xmlns:cx3="http://schemas.microsoft.com/office/drawing/2016/5/9/chartex" xmlns:cx4="http://schemas.microsoft.com/office/drawing/2016/5/10/chartex" xmlns:cx5="http://schemas.microsoft.com/office/drawing/2016/5/11/chartex" xmlns:cx6="http://schemas.microsoft.com/office/drawing/2016/5/12/chartex" xmlns:cx7="http://schemas.microsoft.com/office/drawing/2016/5/13/chartex" xmlns:cx8="http://schemas.microsoft.com/office/drawing/2016/5/14/chartex" xmlns:mc="http://schemas.openxmlformats.org/markup-compatibility/2006" xmlns:aink="http://schemas.microsoft.com/office/drawing/2016/ink" xmlns:am3d="http://schemas.microsoft.com/office/drawing/2017/model3d" xmlns:o="urn:schemas-microsoft-com:office:office" xmlns:oel="http://schemas.microsoft.com/office/2019/extlst" xmlns:r="http://schemas.openxmlformats.org/officeDocument/2006/relationships" xmlns:m="http://schemas.openxmlformats.org/officeDocument/2006/math" xmlns:v="urn:schemas-microsoft-com:vml" xmlns:wp14="http://schemas.microsoft.com/office/word/2010/wordprocessingDrawing" xmlns:wp="http://schemas.openxmlformats.org/drawingml/2006/wordprocessingDrawing" xmlns:w10="urn:schemas-microsoft-com:office:word" xmlns:w="http://schemas.openxmlformats.org/wordprocessingml/2006/main" xmlns:w14="http://schemas.microsoft.com/office/word/2010/wordml" xmlns:w15="http://schemas.microsoft.com/office/word/2012/wordml" xmlns:w16cei="http://schemas.microsoft.com/office/word/2026/wordml/cei" xmlns:w16cex="http://schemas.microsoft.com/office/word/2018/wordml/cex" xmlns:w16cid="http://schemas.microsoft.com/office/word/2016/wordml/cid" xmlns:w16="http://schemas.microsoft.com/office/word/2018/wordml" xmlns:w16du="http://schemas.microsoft.com/office/word/2023/wordml/word16du" xmlns:w16sdtdh="http://schemas.microsoft.com/office/word/2020/wordml/sdtdatahash" xmlns:w16sdtfl="http://schemas.microsoft.com/office/word/2024/wordml/sdtformatlock" xmlns:w16se="http://schemas.microsoft.com/office/word/2015/wordml/symex" xmlns:wpg="http://schemas.microsoft.com/office/word/2010/wordprocessingGroup" xmlns:wpi="http://schemas.microsoft.com/office/word/2010/wordprocessingInk" xmlns:wne="http://schemas.microsoft.com/office/word/2006/wordml" xmlns:wps="http://schemas.microsoft.com/office/word/2010/wordprocessingShape" mc:Ignorable="w14 w15 w16se w16cid w16 w16cex w16sdtdh w16sdtfl w16du wp14">
+<w:numbering xmlns:wpc="http://schemas.microsoft.com/office/word/2010/wordprocessingCanvas" xmlns:cx="http://schemas.microsoft.com/office/drawing/2014/chartex" xmlns:cx1="http://schemas.microsoft.com/office/drawing/2015/9/8/chartex" xmlns:cx2="http://schemas.microsoft.com/office/drawing/2015/10/21/chartex" xmlns:cx3="http://schemas.microsoft.com/office/drawing/2016/5/9/chartex" xmlns:cx4="http://schemas.microsoft.com/office/drawing/2016/5/10/chartex" xmlns:cx5="http://schemas.microsoft.com/office/drawing/2016/5/11/chartex" xmlns:cx6="http://schemas.microsoft.com/office/drawing/2016/5/12/chartex" xmlns:cx7="http://schemas.microsoft.com/office/drawing/2016/5/13/chartex" xmlns:cx8="http://schemas.microsoft.com/office/drawing/2016/5/14/chartex" xmlns:mc="http://schemas.openxmlformats.org/markup-compatibility/2006" xmlns:aink="http://schemas.microsoft.com/office/drawing/2016/ink" xmlns:am3d="http://schemas.microsoft.com/office/drawing/2017/model3d" xmlns:o="urn:schemas-microsoft-com:office:office" xmlns:oel="http://schemas.microsoft.com/office/2019/extlst" xmlns:r="http://schemas.openxmlformats.org/officeDocument/2006/relationships" xmlns:m="http://schemas.openxmlformats.org/officeDocument/2006/math" xmlns:v="urn:schemas-microsoft-com:vml" xmlns:wp14="http://schemas.microsoft.com/office/word/2010/wordprocessingDrawing" xmlns:wp="http://schemas.openxmlformats.org/drawingml/2006/wordprocessingDrawing" xmlns:w10="urn:schemas-microsoft-com:office:word" xmlns:w="http://schemas.openxmlformats.org/wordprocessingml/2006/main" xmlns:w14="http://schemas.microsoft.com/office/word/2010/wordml" xmlns:w15="http://schemas.microsoft.com/office/word/2012/wordml" xmlns:w16cex="http://schemas.microsoft.com/office/word/2018/wordml/cex" xmlns:w16cid="http://schemas.microsoft.com/office/word/2016/wordml/cid" xmlns:w16="http://schemas.microsoft.com/office/word/2018/wordml" xmlns:w16du="http://schemas.microsoft.com/office/word/2023/wordml/word16du" xmlns:w16sdtdh="http://schemas.microsoft.com/office/word/2020/wordml/sdtdatahash" xmlns:w16sdtfl="http://schemas.microsoft.com/office/word/2024/wordml/sdtformatlock" xmlns:w16se="http://schemas.microsoft.com/office/word/2015/wordml/symex" xmlns:wpg="http://schemas.microsoft.com/office/word/2010/wordprocessingGroup" xmlns:wpi="http://schemas.microsoft.com/office/word/2010/wordprocessingInk" xmlns:wne="http://schemas.microsoft.com/office/word/2006/wordml" xmlns:wps="http://schemas.microsoft.com/office/word/2010/wordprocessingShape" mc:Ignorable="w14 w15 w16se w16cid w16 w16cex w16sdtdh w16sdtfl w16du wp14">
   <w:abstractNum w:abstractNumId="0" w15:restartNumberingAfterBreak="0">
     <w:nsid w:val="0000A990"/>
     <w:multiLevelType w:val="multilevel"/>
